--- a/db/seed-assets/contract-templates/NVS/NVS-HD-02_Hop_dong_cho_thue_gian_giao_kem_BB_giao_nhan_thu_hoi.docx
+++ b/db/seed-assets/contract-templates/NVS/NVS-HD-02_Hop_dong_cho_thue_gian_giao_kem_BB_giao_nhan_thu_hoi.docx
@@ -143,7 +143,7 @@
                 <w:sz w:val="24"/>
                 <w:szCs w:val="24"/>
               </w:rPr>
-              <w:t xml:space="preserve">……………, ngày {ngay_ky_ngay} tháng {ngay_ky_thang} năm {ngay_ky_nam}</w:t>
+              <w:t xml:space="preserve">{o_1}, ngày {ngay_ky_ngay} tháng {ngay_ky_thang} năm {ngay_ky_nam}</w:t>
             </w:r>
           </w:p>
         </w:tc>
@@ -193,7 +193,7 @@
           <w:sz w:val="26"/>
           <w:szCs w:val="26"/>
         </w:rPr>
-        <w:t xml:space="preserve">Công trình sử dụng: …………………………… – Địa điểm: {dia_diem}</w:t>
+        <w:t xml:space="preserve">Công trình sử dụng: {o_2} – Địa điểm: {dia_diem}</w:t>
       </w:r>
     </w:p>
     <w:p>
@@ -299,7 +299,7 @@
           <w:sz w:val="26"/>
           <w:szCs w:val="26"/>
         </w:rPr>
-        <w:t xml:space="preserve">Hôm nay, ngày {ngay_ky_ngay} tháng {ngay_ky_thang} năm {ngay_ky_nam}, tại ……………………………………, chúng tôi gồm:</w:t>
+        <w:t xml:space="preserve">Hôm nay, ngày {ngay_ky_ngay} tháng {ngay_ky_thang} năm {ngay_ky_nam}, tại {o_3}, chúng tôi gồm:</w:t>
       </w:r>
     </w:p>
     <w:p>
@@ -393,7 +393,7 @@
           <w:sz w:val="26"/>
           <w:szCs w:val="26"/>
         </w:rPr>
-        <w:t xml:space="preserve">(Theo Giấy ủy quyền số ……… ngày ……/……/……… – nếu người ký không phải đại diện theo pháp luật)</w:t>
+        <w:t xml:space="preserve">(Theo Giấy ủy quyền số {o_4} ngày {o_5} – nếu người ký không phải đại diện theo pháp luật)</w:t>
       </w:r>
     </w:p>
     <w:p>
@@ -517,7 +517,7 @@
           <w:sz w:val="26"/>
           <w:szCs w:val="26"/>
         </w:rPr>
-        <w:t xml:space="preserve">(Hoặc người được ủy quyền: ……………………… – Chức vụ: ……………… – theo Giấy ủy quyền số ……… ngày ……/……/………)</w:t>
+        <w:t xml:space="preserve">(Hoặc người được ủy quyền: {o_6} – Chức vụ: {o_7} – theo Giấy ủy quyền số {o_8} ngày {o_9})</w:t>
       </w:r>
     </w:p>
     <w:p>
@@ -688,7 +688,7 @@
           <w:sz w:val="26"/>
           <w:szCs w:val="26"/>
         </w:rPr>
-        <w:t xml:space="preserve">2.1. Thời gian thuê dự kiến: …… ngày/tháng, từ ngày …… /…… /20…… đến ngày …… /…… /20……</w:t>
+        <w:t xml:space="preserve">2.1. Thời gian thuê dự kiến: {o_10} ngày/tháng, từ ngày {o_11} /20{o_12} đến ngày {o_13} /20{o_14}</w:t>
       </w:r>
     </w:p>
     <w:p>
@@ -748,30 +748,7 @@
         <w:jc w:val="both"/>
       </w:pPr>
       <w:r>
-        <w:rPr>
-          <w:rFonts w:ascii="Times New Roman" w:cs="Times New Roman" w:eastAsia="Times New Roman" w:hAnsi="Times New Roman"/>
-          <w:sz w:val="26"/>
-          <w:szCs w:val="26"/>
-        </w:rPr>
-        <w:t xml:space="preserve">☐ </w:t>
-      </w:r>
-      <w:r>
-        <w:rPr>
-          <w:rFonts w:ascii="Times New Roman" w:cs="Times New Roman" w:eastAsia="Times New Roman" w:hAnsi="Times New Roman"/>
-          <w:b/>
-          <w:bCs/>
-          <w:sz w:val="26"/>
-          <w:szCs w:val="26"/>
-        </w:rPr>
-        <w:t xml:space="preserve">Phương án A:</w:t>
-      </w:r>
-      <w:r>
-        <w:rPr>
-          <w:rFonts w:ascii="Times New Roman" w:cs="Times New Roman" w:eastAsia="Times New Roman" w:hAnsi="Times New Roman"/>
-          <w:sz w:val="26"/>
-          <w:szCs w:val="26"/>
-        </w:rPr>
-        <w:t xml:space="preserve"> …… ngày (mặc định: 30 ngày) cho mỗi đợt giao. Trả trước thời hạn tối thiểu vẫn tính đủ tiền thuê của thời hạn tối thiểu.</w:t>
+        <w:t xml:space="preserve">{#pa_1_a}</w:t>
       </w:r>
     </w:p>
     <w:p>
@@ -790,7 +767,7 @@
           <w:sz w:val="26"/>
           <w:szCs w:val="26"/>
         </w:rPr>
-        <w:t xml:space="preserve">☐ </w:t>
+        <w:t xml:space="preserve">{pa_1_a_o} </w:t>
       </w:r>
       <w:r>
         <w:rPr>
@@ -800,61 +777,15 @@
           <w:sz w:val="26"/>
           <w:szCs w:val="26"/>
         </w:rPr>
-        <w:t xml:space="preserve">Phương án B:</w:t>
-      </w:r>
-      <w:r>
-        <w:rPr>
-          <w:rFonts w:ascii="Times New Roman" w:cs="Times New Roman" w:eastAsia="Times New Roman" w:hAnsi="Times New Roman"/>
-          <w:sz w:val="26"/>
-          <w:szCs w:val="26"/>
-        </w:rPr>
-        <w:t xml:space="preserve"> Không áp dụng thời gian thuê tối thiểu; tính theo số ngày thực tế, tối thiểu 07 ngày.</w:t>
-      </w:r>
-    </w:p>
-    <w:p>
-      <w:pPr>
-        <w:spacing w:after="80" w:before="40" w:line="288"/>
-        <w:jc w:val="both"/>
-      </w:pPr>
-      <w:r>
-        <w:rPr>
-          <w:rFonts w:ascii="Times New Roman" w:cs="Times New Roman" w:eastAsia="Times New Roman" w:hAnsi="Times New Roman"/>
-          <w:sz w:val="26"/>
-          <w:szCs w:val="26"/>
-        </w:rPr>
-        <w:t xml:space="preserve">2.4. Gia hạn: Bên A thông báo trước …… ngày khi hết hạn. Nếu Bên A tiếp tục sử dụng mà không thông báo, hợp đồng được tự động gia hạn theo đơn giá hiện hành, tối đa …… tháng.</w:t>
-      </w:r>
-    </w:p>
-    <w:p>
-      <w:pPr>
-        <w:pStyle w:val="Heading2"/>
-        <w:keepNext/>
-        <w:spacing w:after="80" w:before="200" w:line="288"/>
-        <w:jc w:val="both"/>
-      </w:pPr>
-      <w:r>
-        <w:rPr>
-          <w:rFonts w:ascii="Times New Roman" w:cs="Times New Roman" w:eastAsia="Times New Roman" w:hAnsi="Times New Roman"/>
-          <w:b/>
-          <w:bCs/>
-          <w:sz w:val="26"/>
-          <w:szCs w:val="26"/>
-        </w:rPr>
-        <w:t xml:space="preserve">Điều 3. Giá thuê</w:t>
-      </w:r>
-    </w:p>
-    <w:p>
-      <w:pPr>
-        <w:spacing w:after="80" w:before="40" w:line="288"/>
-        <w:jc w:val="both"/>
-      </w:pPr>
-      <w:r>
-        <w:rPr>
-          <w:rFonts w:ascii="Times New Roman" w:cs="Times New Roman" w:eastAsia="Times New Roman" w:hAnsi="Times New Roman"/>
-          <w:sz w:val="26"/>
-          <w:szCs w:val="26"/>
-        </w:rPr>
-        <w:t xml:space="preserve">3.1. Đơn giá thuê theo Phụ lục 01:</w:t>
+        <w:t xml:space="preserve">Phương án A:</w:t>
+      </w:r>
+      <w:r>
+        <w:rPr>
+          <w:rFonts w:ascii="Times New Roman" w:cs="Times New Roman" w:eastAsia="Times New Roman" w:hAnsi="Times New Roman"/>
+          <w:sz w:val="26"/>
+          <w:szCs w:val="26"/>
+        </w:rPr>
+        <w:t xml:space="preserve"> {o_15} ngày (mặc định: 30 ngày) cho mỗi đợt giao. Trả trước thời hạn tối thiểu vẫn tính đủ tiền thuê của thời hạn tối thiểu.</w:t>
       </w:r>
     </w:p>
     <w:p>
@@ -868,48 +799,7 @@
         <w:jc w:val="both"/>
       </w:pPr>
       <w:r>
-        <w:rPr>
-          <w:rFonts w:ascii="Times New Roman" w:cs="Times New Roman" w:eastAsia="Times New Roman" w:hAnsi="Times New Roman"/>
-          <w:sz w:val="26"/>
-          <w:szCs w:val="26"/>
-        </w:rPr>
-        <w:t xml:space="preserve">☐ </w:t>
-      </w:r>
-      <w:r>
-        <w:rPr>
-          <w:rFonts w:ascii="Times New Roman" w:cs="Times New Roman" w:eastAsia="Times New Roman" w:hAnsi="Times New Roman"/>
-          <w:b/>
-          <w:bCs/>
-          <w:sz w:val="26"/>
-          <w:szCs w:val="26"/>
-        </w:rPr>
-        <w:t xml:space="preserve">Phương án A:</w:t>
-      </w:r>
-      <w:r>
-        <w:rPr>
-          <w:rFonts w:ascii="Times New Roman" w:cs="Times New Roman" w:eastAsia="Times New Roman" w:hAnsi="Times New Roman"/>
-          <w:sz w:val="26"/>
-          <w:szCs w:val="26"/>
-        </w:rPr>
-        <w:t xml:space="preserve"> Tính theo </w:t>
-      </w:r>
-      <w:r>
-        <w:rPr>
-          <w:rFonts w:ascii="Times New Roman" w:cs="Times New Roman" w:eastAsia="Times New Roman" w:hAnsi="Times New Roman"/>
-          <w:b/>
-          <w:bCs/>
-          <w:sz w:val="26"/>
-          <w:szCs w:val="26"/>
-        </w:rPr>
-        <w:t xml:space="preserve">ngày</w:t>
-      </w:r>
-      <w:r>
-        <w:rPr>
-          <w:rFonts w:ascii="Times New Roman" w:cs="Times New Roman" w:eastAsia="Times New Roman" w:hAnsi="Times New Roman"/>
-          <w:sz w:val="26"/>
-          <w:szCs w:val="26"/>
-        </w:rPr>
-        <w:t xml:space="preserve"> (đồng/bộ/ngày; đồng/cái/ngày; đồng/m²/ngày).</w:t>
+        <w:t xml:space="preserve">{/pa_1_a}</w:t>
       </w:r>
     </w:p>
     <w:p>
@@ -923,90 +813,7 @@
         <w:jc w:val="both"/>
       </w:pPr>
       <w:r>
-        <w:rPr>
-          <w:rFonts w:ascii="Times New Roman" w:cs="Times New Roman" w:eastAsia="Times New Roman" w:hAnsi="Times New Roman"/>
-          <w:sz w:val="26"/>
-          <w:szCs w:val="26"/>
-        </w:rPr>
-        <w:t xml:space="preserve">☐ </w:t>
-      </w:r>
-      <w:r>
-        <w:rPr>
-          <w:rFonts w:ascii="Times New Roman" w:cs="Times New Roman" w:eastAsia="Times New Roman" w:hAnsi="Times New Roman"/>
-          <w:b/>
-          <w:bCs/>
-          <w:sz w:val="26"/>
-          <w:szCs w:val="26"/>
-        </w:rPr>
-        <w:t xml:space="preserve">Phương án B:</w:t>
-      </w:r>
-      <w:r>
-        <w:rPr>
-          <w:rFonts w:ascii="Times New Roman" w:cs="Times New Roman" w:eastAsia="Times New Roman" w:hAnsi="Times New Roman"/>
-          <w:sz w:val="26"/>
-          <w:szCs w:val="26"/>
-        </w:rPr>
-        <w:t xml:space="preserve"> Tính theo </w:t>
-      </w:r>
-      <w:r>
-        <w:rPr>
-          <w:rFonts w:ascii="Times New Roman" w:cs="Times New Roman" w:eastAsia="Times New Roman" w:hAnsi="Times New Roman"/>
-          <w:b/>
-          <w:bCs/>
-          <w:sz w:val="26"/>
-          <w:szCs w:val="26"/>
-        </w:rPr>
-        <w:t xml:space="preserve">tháng</w:t>
-      </w:r>
-      <w:r>
-        <w:rPr>
-          <w:rFonts w:ascii="Times New Roman" w:cs="Times New Roman" w:eastAsia="Times New Roman" w:hAnsi="Times New Roman"/>
-          <w:sz w:val="26"/>
-          <w:szCs w:val="26"/>
-        </w:rPr>
-        <w:t xml:space="preserve"> (đồng/bộ/tháng); tháng lẻ tính theo ngày bằng đơn giá tháng chia 30.</w:t>
-      </w:r>
-    </w:p>
-    <w:p>
-      <w:pPr>
-        <w:spacing w:after="80" w:before="40" w:line="288"/>
-        <w:jc w:val="both"/>
-      </w:pPr>
-      <w:r>
-        <w:rPr>
-          <w:rFonts w:ascii="Times New Roman" w:cs="Times New Roman" w:eastAsia="Times New Roman" w:hAnsi="Times New Roman"/>
-          <w:sz w:val="26"/>
-          <w:szCs w:val="26"/>
-        </w:rPr>
-        <w:t xml:space="preserve">3.2. Đơn giá thuê [đã bao gồm/chưa bao gồm] thuế GTGT; chưa bao gồm chi phí vận chuyển, bốc xếp, lắp dựng, vệ sinh, sửa chữa (trừ khi Phụ lục 01 ghi khác).</w:t>
-      </w:r>
-    </w:p>
-    <w:p>
-      <w:pPr>
-        <w:spacing w:after="80" w:before="40" w:line="288"/>
-        <w:jc w:val="both"/>
-      </w:pPr>
-      <w:r>
-        <w:rPr>
-          <w:rFonts w:ascii="Times New Roman" w:cs="Times New Roman" w:eastAsia="Times New Roman" w:hAnsi="Times New Roman"/>
-          <w:sz w:val="26"/>
-          <w:szCs w:val="26"/>
-        </w:rPr>
-        <w:t xml:space="preserve">3.3. Đơn giá thuê cố định trong thời gian thuê dự kiến. Thời gian gia hạn quá …… tháng, Bên B được điều chỉnh đơn giá với thông báo trước …… ngày.</w:t>
-      </w:r>
-    </w:p>
-    <w:p>
-      <w:pPr>
-        <w:spacing w:after="80" w:before="40" w:line="288"/>
-        <w:jc w:val="both"/>
-      </w:pPr>
-      <w:r>
-        <w:rPr>
-          <w:rFonts w:ascii="Times New Roman" w:cs="Times New Roman" w:eastAsia="Times New Roman" w:hAnsi="Times New Roman"/>
-          <w:sz w:val="26"/>
-          <w:szCs w:val="26"/>
-        </w:rPr>
-        <w:t xml:space="preserve">3.4. Chi phí vận chuyển:</w:t>
+        <w:t xml:space="preserve">{#pa_1_b}</w:t>
       </w:r>
     </w:p>
     <w:p>
@@ -1025,7 +832,7 @@
           <w:sz w:val="26"/>
           <w:szCs w:val="26"/>
         </w:rPr>
-        <w:t xml:space="preserve">☐ </w:t>
+        <w:t xml:space="preserve">{pa_1_b_o} </w:t>
       </w:r>
       <w:r>
         <w:rPr>
@@ -1035,15 +842,15 @@
           <w:sz w:val="26"/>
           <w:szCs w:val="26"/>
         </w:rPr>
-        <w:t xml:space="preserve">Phương án A:</w:t>
-      </w:r>
-      <w:r>
-        <w:rPr>
-          <w:rFonts w:ascii="Times New Roman" w:cs="Times New Roman" w:eastAsia="Times New Roman" w:hAnsi="Times New Roman"/>
-          <w:sz w:val="26"/>
-          <w:szCs w:val="26"/>
-        </w:rPr>
-        <w:t xml:space="preserve"> Bên B vận chuyển hai chiều; cước …… đồng/chuyến (xe …… tấn) hoặc đã bao gồm trong giá thuê.</w:t>
+        <w:t xml:space="preserve">Phương án B:</w:t>
+      </w:r>
+      <w:r>
+        <w:rPr>
+          <w:rFonts w:ascii="Times New Roman" w:cs="Times New Roman" w:eastAsia="Times New Roman" w:hAnsi="Times New Roman"/>
+          <w:sz w:val="26"/>
+          <w:szCs w:val="26"/>
+        </w:rPr>
+        <w:t xml:space="preserve"> Không áp dụng thời gian thuê tối thiểu; tính theo số ngày thực tế, tối thiểu 07 ngày.</w:t>
       </w:r>
     </w:p>
     <w:p>
@@ -1057,30 +864,21 @@
         <w:jc w:val="both"/>
       </w:pPr>
       <w:r>
-        <w:rPr>
-          <w:rFonts w:ascii="Times New Roman" w:cs="Times New Roman" w:eastAsia="Times New Roman" w:hAnsi="Times New Roman"/>
-          <w:sz w:val="26"/>
-          <w:szCs w:val="26"/>
-        </w:rPr>
-        <w:t xml:space="preserve">☐ </w:t>
-      </w:r>
-      <w:r>
-        <w:rPr>
-          <w:rFonts w:ascii="Times New Roman" w:cs="Times New Roman" w:eastAsia="Times New Roman" w:hAnsi="Times New Roman"/>
-          <w:b/>
-          <w:bCs/>
-          <w:sz w:val="26"/>
-          <w:szCs w:val="26"/>
-        </w:rPr>
-        <w:t xml:space="preserve">Phương án B:</w:t>
-      </w:r>
-      <w:r>
-        <w:rPr>
-          <w:rFonts w:ascii="Times New Roman" w:cs="Times New Roman" w:eastAsia="Times New Roman" w:hAnsi="Times New Roman"/>
-          <w:sz w:val="26"/>
-          <w:szCs w:val="26"/>
-        </w:rPr>
-        <w:t xml:space="preserve"> Bên A tự vận chuyển, bốc xếp tại kho Bên B: ……………………</w:t>
+        <w:t xml:space="preserve">{/pa_1_b}</w:t>
+      </w:r>
+    </w:p>
+    <w:p>
+      <w:pPr>
+        <w:spacing w:after="80" w:before="40" w:line="288"/>
+        <w:jc w:val="both"/>
+      </w:pPr>
+      <w:r>
+        <w:rPr>
+          <w:rFonts w:ascii="Times New Roman" w:cs="Times New Roman" w:eastAsia="Times New Roman" w:hAnsi="Times New Roman"/>
+          <w:sz w:val="26"/>
+          <w:szCs w:val="26"/>
+        </w:rPr>
+        <w:t xml:space="preserve">2.4. Gia hạn: Bên A thông báo trước {o_16} ngày khi hết hạn. Nếu Bên A tiếp tục sử dụng mà không thông báo, hợp đồng được tự động gia hạn theo đơn giá hiện hành, tối đa {o_17} tháng.</w:t>
       </w:r>
     </w:p>
     <w:p>
@@ -1098,7 +896,7 @@
           <w:sz w:val="26"/>
           <w:szCs w:val="26"/>
         </w:rPr>
-        <w:t xml:space="preserve">Điều 4. Tiền đặt cọc</w:t>
+        <w:t xml:space="preserve">Điều 3. Giá thuê</w:t>
       </w:r>
     </w:p>
     <w:p>
@@ -1112,7 +910,7 @@
           <w:sz w:val="26"/>
           <w:szCs w:val="26"/>
         </w:rPr>
-        <w:t xml:space="preserve">4.1. Để bảo đảm việc trả tài sản và thanh toán, Bên A đặt cọc cho Bên B:</w:t>
+        <w:t xml:space="preserve">3.1. Đơn giá thuê theo Phụ lục 01:</w:t>
       </w:r>
     </w:p>
     <w:p>
@@ -1126,30 +924,7 @@
         <w:jc w:val="both"/>
       </w:pPr>
       <w:r>
-        <w:rPr>
-          <w:rFonts w:ascii="Times New Roman" w:cs="Times New Roman" w:eastAsia="Times New Roman" w:hAnsi="Times New Roman"/>
-          <w:sz w:val="26"/>
-          <w:szCs w:val="26"/>
-        </w:rPr>
-        <w:t xml:space="preserve">☐ </w:t>
-      </w:r>
-      <w:r>
-        <w:rPr>
-          <w:rFonts w:ascii="Times New Roman" w:cs="Times New Roman" w:eastAsia="Times New Roman" w:hAnsi="Times New Roman"/>
-          <w:b/>
-          <w:bCs/>
-          <w:sz w:val="26"/>
-          <w:szCs w:val="26"/>
-        </w:rPr>
-        <w:t xml:space="preserve">Phương án A:</w:t>
-      </w:r>
-      <w:r>
-        <w:rPr>
-          <w:rFonts w:ascii="Times New Roman" w:cs="Times New Roman" w:eastAsia="Times New Roman" w:hAnsi="Times New Roman"/>
-          <w:sz w:val="26"/>
-          <w:szCs w:val="26"/>
-        </w:rPr>
-        <w:t xml:space="preserve"> …… % (mặc định: 30%) giá trị bồi thường tài sản thuê (theo đơn giá bồi thường tại Phụ lục 01) của từng đợt giao, nộp trước khi giao hàng.</w:t>
+        <w:t xml:space="preserve">{#pa_2_a}</w:t>
       </w:r>
     </w:p>
     <w:p>
@@ -1168,7 +943,7 @@
           <w:sz w:val="26"/>
           <w:szCs w:val="26"/>
         </w:rPr>
-        <w:t xml:space="preserve">☐ </w:t>
+        <w:t xml:space="preserve">{pa_2_a_o} </w:t>
       </w:r>
       <w:r>
         <w:rPr>
@@ -1178,15 +953,33 @@
           <w:sz w:val="26"/>
           <w:szCs w:val="26"/>
         </w:rPr>
-        <w:t xml:space="preserve">Phương án B:</w:t>
-      </w:r>
-      <w:r>
-        <w:rPr>
-          <w:rFonts w:ascii="Times New Roman" w:cs="Times New Roman" w:eastAsia="Times New Roman" w:hAnsi="Times New Roman"/>
-          <w:sz w:val="26"/>
-          <w:szCs w:val="26"/>
-        </w:rPr>
-        <w:t xml:space="preserve"> Số tiền cố định: ……………… đồng, nộp trong vòng …… ngày kể từ ngày ký.</w:t>
+        <w:t xml:space="preserve">Phương án A:</w:t>
+      </w:r>
+      <w:r>
+        <w:rPr>
+          <w:rFonts w:ascii="Times New Roman" w:cs="Times New Roman" w:eastAsia="Times New Roman" w:hAnsi="Times New Roman"/>
+          <w:sz w:val="26"/>
+          <w:szCs w:val="26"/>
+        </w:rPr>
+        <w:t xml:space="preserve"> Tính theo </w:t>
+      </w:r>
+      <w:r>
+        <w:rPr>
+          <w:rFonts w:ascii="Times New Roman" w:cs="Times New Roman" w:eastAsia="Times New Roman" w:hAnsi="Times New Roman"/>
+          <w:b/>
+          <w:bCs/>
+          <w:sz w:val="26"/>
+          <w:szCs w:val="26"/>
+        </w:rPr>
+        <w:t xml:space="preserve">ngày</w:t>
+      </w:r>
+      <w:r>
+        <w:rPr>
+          <w:rFonts w:ascii="Times New Roman" w:cs="Times New Roman" w:eastAsia="Times New Roman" w:hAnsi="Times New Roman"/>
+          <w:sz w:val="26"/>
+          <w:szCs w:val="26"/>
+        </w:rPr>
+        <w:t xml:space="preserve"> (đồng/bộ/ngày; đồng/cái/ngày; đồng/m²/ngày).</w:t>
       </w:r>
     </w:p>
     <w:p>
@@ -1200,150 +993,7 @@
         <w:jc w:val="both"/>
       </w:pPr>
       <w:r>
-        <w:rPr>
-          <w:rFonts w:ascii="Times New Roman" w:cs="Times New Roman" w:eastAsia="Times New Roman" w:hAnsi="Times New Roman"/>
-          <w:sz w:val="26"/>
-          <w:szCs w:val="26"/>
-        </w:rPr>
-        <w:t xml:space="preserve">☐ </w:t>
-      </w:r>
-      <w:r>
-        <w:rPr>
-          <w:rFonts w:ascii="Times New Roman" w:cs="Times New Roman" w:eastAsia="Times New Roman" w:hAnsi="Times New Roman"/>
-          <w:b/>
-          <w:bCs/>
-          <w:sz w:val="26"/>
-          <w:szCs w:val="26"/>
-        </w:rPr>
-        <w:t xml:space="preserve">Phương án C:</w:t>
-      </w:r>
-      <w:r>
-        <w:rPr>
-          <w:rFonts w:ascii="Times New Roman" w:cs="Times New Roman" w:eastAsia="Times New Roman" w:hAnsi="Times New Roman"/>
-          <w:sz w:val="26"/>
-          <w:szCs w:val="26"/>
-        </w:rPr>
-        <w:t xml:space="preserve"> Không đặt cọc (khách hàng có hợp đồng nguyên tắc/hạn mức công nợ được duyệt).</w:t>
-      </w:r>
-    </w:p>
-    <w:p>
-      <w:pPr>
-        <w:spacing w:after="80" w:before="40" w:line="288"/>
-        <w:jc w:val="both"/>
-      </w:pPr>
-      <w:r>
-        <w:rPr>
-          <w:rFonts w:ascii="Times New Roman" w:cs="Times New Roman" w:eastAsia="Times New Roman" w:hAnsi="Times New Roman"/>
-          <w:sz w:val="26"/>
-          <w:szCs w:val="26"/>
-        </w:rPr>
-        <w:t xml:space="preserve">4.2. Tiền đặt cọc không tính lãi; được hoàn trả hoặc bù trừ vào tiền thuê, tiền bồi thường còn nợ trong vòng …… ngày kể từ ngày ký Biên bản thu hồi cuối cùng và đối chiếu công nợ.</w:t>
-      </w:r>
-    </w:p>
-    <w:p>
-      <w:pPr>
-        <w:spacing w:after="80" w:before="40" w:line="288"/>
-        <w:jc w:val="both"/>
-      </w:pPr>
-      <w:r>
-        <w:rPr>
-          <w:rFonts w:ascii="Times New Roman" w:cs="Times New Roman" w:eastAsia="Times New Roman" w:hAnsi="Times New Roman"/>
-          <w:sz w:val="26"/>
-          <w:szCs w:val="26"/>
-        </w:rPr>
-        <w:t xml:space="preserve">4.3. Khi Bên A chậm thanh toán quá …… ngày hoặc không trả tài sản thuê theo Điều 9, Bên B được khấu trừ tiền đặt cọc để bù đắp tiền thuê, tiền bồi thường; Bên A phải nộp bổ sung để khôi phục mức đặt cọc.</w:t>
-      </w:r>
-    </w:p>
-    <w:p>
-      <w:pPr>
-        <w:pStyle w:val="Heading2"/>
-        <w:keepNext/>
-        <w:spacing w:after="80" w:before="200" w:line="288"/>
-        <w:jc w:val="both"/>
-      </w:pPr>
-      <w:r>
-        <w:rPr>
-          <w:rFonts w:ascii="Times New Roman" w:cs="Times New Roman" w:eastAsia="Times New Roman" w:hAnsi="Times New Roman"/>
-          <w:b/>
-          <w:bCs/>
-          <w:sz w:val="26"/>
-          <w:szCs w:val="26"/>
-        </w:rPr>
-        <w:t xml:space="preserve">Điều 5. Giao nhận và thu hồi tài sản</w:t>
-      </w:r>
-    </w:p>
-    <w:p>
-      <w:pPr>
-        <w:spacing w:after="80" w:before="40" w:line="288"/>
-        <w:jc w:val="both"/>
-      </w:pPr>
-      <w:r>
-        <w:rPr>
-          <w:rFonts w:ascii="Times New Roman" w:cs="Times New Roman" w:eastAsia="Times New Roman" w:hAnsi="Times New Roman"/>
-          <w:sz w:val="26"/>
-          <w:szCs w:val="26"/>
-        </w:rPr>
-        <w:t xml:space="preserve">5.1. Mỗi lần giao/thu hồi, hai bên lập Biên bản giao nhận (Phụ lục 02) hoặc Biên bản thu hồi (Phụ lục 03), ghi rõ số lượng, chủng loại, tình trạng, biển số xe, kèm hình ảnh. Biên bản do người được ủy quyền của Bên A ký có giá trị ràng buộc Bên A.</w:t>
-      </w:r>
-    </w:p>
-    <w:p>
-      <w:pPr>
-        <w:spacing w:after="80" w:before="40" w:line="288"/>
-        <w:jc w:val="both"/>
-      </w:pPr>
-      <w:r>
-        <w:rPr>
-          <w:rFonts w:ascii="Times New Roman" w:cs="Times New Roman" w:eastAsia="Times New Roman" w:hAnsi="Times New Roman"/>
-          <w:sz w:val="26"/>
-          <w:szCs w:val="26"/>
-        </w:rPr>
-        <w:t xml:space="preserve">5.2. Khi thu hồi, tài sản được kiểm đếm và phân loại tại [công trình/kho Bên B]: (a) tốt; (b) hỏng sửa được; (c) hỏng không sửa được; (d) thiếu. Nếu Bên A không cử người tham gia kiểm đếm tại kho Bên B sau khi được thông báo …… giờ, kết quả kiểm đếm của Bên B (có video/hình ảnh) là căn cứ thanh toán.</w:t>
-      </w:r>
-    </w:p>
-    <w:p>
-      <w:pPr>
-        <w:spacing w:after="80" w:before="40" w:line="288"/>
-        <w:jc w:val="both"/>
-      </w:pPr>
-      <w:r>
-        <w:rPr>
-          <w:rFonts w:ascii="Times New Roman" w:cs="Times New Roman" w:eastAsia="Times New Roman" w:hAnsi="Times New Roman"/>
-          <w:sz w:val="26"/>
-          <w:szCs w:val="26"/>
-        </w:rPr>
-        <w:t xml:space="preserve">5.3. Tài sản trả lại phải được tháo dỡ, phân loại theo chủng loại, làm sạch vữa, bê tông bám dính. Tài sản không được làm sạch, Bên A chịu phí vệ sinh theo Phụ lục 01.</w:t>
-      </w:r>
-    </w:p>
-    <w:p>
-      <w:pPr>
-        <w:pStyle w:val="Heading2"/>
-        <w:keepNext/>
-        <w:spacing w:after="80" w:before="200" w:line="288"/>
-        <w:jc w:val="both"/>
-      </w:pPr>
-      <w:r>
-        <w:rPr>
-          <w:rFonts w:ascii="Times New Roman" w:cs="Times New Roman" w:eastAsia="Times New Roman" w:hAnsi="Times New Roman"/>
-          <w:b/>
-          <w:bCs/>
-          <w:sz w:val="26"/>
-          <w:szCs w:val="26"/>
-        </w:rPr>
-        <w:t xml:space="preserve">Điều 6. Lắp dựng và an toàn sử dụng</w:t>
-      </w:r>
-    </w:p>
-    <w:p>
-      <w:pPr>
-        <w:spacing w:after="80" w:before="40" w:line="288"/>
-        <w:jc w:val="both"/>
-      </w:pPr>
-      <w:r>
-        <w:rPr>
-          <w:rFonts w:ascii="Times New Roman" w:cs="Times New Roman" w:eastAsia="Times New Roman" w:hAnsi="Times New Roman"/>
-          <w:sz w:val="26"/>
-          <w:szCs w:val="26"/>
-        </w:rPr>
-        <w:t xml:space="preserve">6.1. Trách nhiệm lắp dựng, tháo dỡ:</w:t>
+        <w:t xml:space="preserve">{/pa_2_a}</w:t>
       </w:r>
     </w:p>
     <w:p>
@@ -1357,48 +1007,7 @@
         <w:jc w:val="both"/>
       </w:pPr>
       <w:r>
-        <w:rPr>
-          <w:rFonts w:ascii="Times New Roman" w:cs="Times New Roman" w:eastAsia="Times New Roman" w:hAnsi="Times New Roman"/>
-          <w:sz w:val="26"/>
-          <w:szCs w:val="26"/>
-        </w:rPr>
-        <w:t xml:space="preserve">☐ </w:t>
-      </w:r>
-      <w:r>
-        <w:rPr>
-          <w:rFonts w:ascii="Times New Roman" w:cs="Times New Roman" w:eastAsia="Times New Roman" w:hAnsi="Times New Roman"/>
-          <w:b/>
-          <w:bCs/>
-          <w:sz w:val="26"/>
-          <w:szCs w:val="26"/>
-        </w:rPr>
-        <w:t xml:space="preserve">Phương án A:</w:t>
-      </w:r>
-      <w:r>
-        <w:rPr>
-          <w:rFonts w:ascii="Times New Roman" w:cs="Times New Roman" w:eastAsia="Times New Roman" w:hAnsi="Times New Roman"/>
-          <w:sz w:val="26"/>
-          <w:szCs w:val="26"/>
-        </w:rPr>
-        <w:t xml:space="preserve"> </w:t>
-      </w:r>
-      <w:r>
-        <w:rPr>
-          <w:rFonts w:ascii="Times New Roman" w:cs="Times New Roman" w:eastAsia="Times New Roman" w:hAnsi="Times New Roman"/>
-          <w:b/>
-          <w:bCs/>
-          <w:sz w:val="26"/>
-          <w:szCs w:val="26"/>
-        </w:rPr>
-        <w:t xml:space="preserve">Bên A tự lắp dựng, tháo dỡ.</w:t>
-      </w:r>
-      <w:r>
-        <w:rPr>
-          <w:rFonts w:ascii="Times New Roman" w:cs="Times New Roman" w:eastAsia="Times New Roman" w:hAnsi="Times New Roman"/>
-          <w:sz w:val="26"/>
-          <w:szCs w:val="26"/>
-        </w:rPr>
-        <w:t xml:space="preserve"> Bên A chịu toàn bộ trách nhiệm về thiết kế, tính toán tải trọng, biện pháp lắp dựng, kiểm tra trước khi sử dụng và an toàn lao động; tuân thủ hướng dẫn tải trọng cho phép do Bên B cung cấp.</w:t>
+        <w:t xml:space="preserve">{#pa_2_b}</w:t>
       </w:r>
     </w:p>
     <w:p>
@@ -1417,7 +1026,7 @@
           <w:sz w:val="26"/>
           <w:szCs w:val="26"/>
         </w:rPr>
-        <w:t xml:space="preserve">☐ </w:t>
+        <w:t xml:space="preserve">{pa_2_b_o} </w:t>
       </w:r>
       <w:r>
         <w:rPr>
@@ -1435,7 +1044,7 @@
           <w:sz w:val="26"/>
           <w:szCs w:val="26"/>
         </w:rPr>
-        <w:t xml:space="preserve"> </w:t>
+        <w:t xml:space="preserve"> Tính theo </w:t>
       </w:r>
       <w:r>
         <w:rPr>
@@ -1445,251 +1054,15 @@
           <w:sz w:val="26"/>
           <w:szCs w:val="26"/>
         </w:rPr>
-        <w:t xml:space="preserve">Bên B lắp dựng, tháo dỡ</w:t>
-      </w:r>
-      <w:r>
-        <w:rPr>
-          <w:rFonts w:ascii="Times New Roman" w:cs="Times New Roman" w:eastAsia="Times New Roman" w:hAnsi="Times New Roman"/>
-          <w:sz w:val="26"/>
-          <w:szCs w:val="26"/>
-        </w:rPr>
-        <w:t xml:space="preserve"> theo hồ sơ biện pháp được Bên A duyệt, đơn giá lắp dựng/tháo dỡ …… đồng/…… Bên B chịu trách nhiệm an toàn trong thời gian lắp dựng, tháo dỡ; trách nhiệm trong thời gian sử dụng thuộc về Bên A.</w:t>
-      </w:r>
-    </w:p>
-    <w:p>
-      <w:pPr>
-        <w:spacing w:after="80" w:before="40" w:line="288"/>
-        <w:jc w:val="both"/>
-      </w:pPr>
-      <w:r>
-        <w:rPr>
-          <w:rFonts w:ascii="Times New Roman" w:cs="Times New Roman" w:eastAsia="Times New Roman" w:hAnsi="Times New Roman"/>
-          <w:sz w:val="26"/>
-          <w:szCs w:val="26"/>
-        </w:rPr>
-        <w:t xml:space="preserve">6.2. Bên A không được cắt, hàn, khoan, uốn hoặc sử dụng tài sản thuê sai công năng (làm cột chống chịu tải vượt quá thiết kế, kê đỡ vật nặng, làm cọc tiếp địa…).</w:t>
-      </w:r>
-    </w:p>
-    <w:p>
-      <w:pPr>
-        <w:spacing w:after="80" w:before="40" w:line="288"/>
-        <w:jc w:val="both"/>
-      </w:pPr>
-      <w:r>
-        <w:rPr>
-          <w:rFonts w:ascii="Times New Roman" w:cs="Times New Roman" w:eastAsia="Times New Roman" w:hAnsi="Times New Roman"/>
-          <w:sz w:val="26"/>
-          <w:szCs w:val="26"/>
-        </w:rPr>
-        <w:t xml:space="preserve">6.3. Bên A tự chịu trách nhiệm đối với tai nạn, sự cố xảy ra trong quá trình sử dụng tài sản thuê tại công trình, trừ trường hợp chứng minh được nguyên nhân do khuyết tật của tài sản đã tồn tại khi giao.</w:t>
-      </w:r>
-    </w:p>
-    <w:p>
-      <w:pPr>
-        <w:pStyle w:val="Heading2"/>
-        <w:keepNext/>
-        <w:spacing w:after="80" w:before="200" w:line="288"/>
-        <w:jc w:val="both"/>
-      </w:pPr>
-      <w:r>
-        <w:rPr>
-          <w:rFonts w:ascii="Times New Roman" w:cs="Times New Roman" w:eastAsia="Times New Roman" w:hAnsi="Times New Roman"/>
-          <w:b/>
-          <w:bCs/>
-          <w:sz w:val="26"/>
-          <w:szCs w:val="26"/>
-        </w:rPr>
-        <w:t xml:space="preserve">Điều 7. Quyền và nghĩa vụ của Bên A</w:t>
-      </w:r>
-    </w:p>
-    <w:p>
-      <w:pPr>
-        <w:spacing w:after="80" w:before="40" w:line="288"/>
-        <w:jc w:val="both"/>
-      </w:pPr>
-      <w:r>
-        <w:rPr>
-          <w:rFonts w:ascii="Times New Roman" w:cs="Times New Roman" w:eastAsia="Times New Roman" w:hAnsi="Times New Roman"/>
-          <w:sz w:val="26"/>
-          <w:szCs w:val="26"/>
-        </w:rPr>
-        <w:t xml:space="preserve">7.1. Sử dụng, bảo quản tài sản thuê như tài sản của mình; chịu rủi ro mất mát, hư hỏng kể từ khi nhận đến khi Bên B nhận lại.</w:t>
-      </w:r>
-    </w:p>
-    <w:p>
-      <w:pPr>
-        <w:spacing w:after="80" w:before="40" w:line="288"/>
-        <w:jc w:val="both"/>
-      </w:pPr>
-      <w:r>
-        <w:rPr>
-          <w:rFonts w:ascii="Times New Roman" w:cs="Times New Roman" w:eastAsia="Times New Roman" w:hAnsi="Times New Roman"/>
-          <w:sz w:val="26"/>
-          <w:szCs w:val="26"/>
-        </w:rPr>
-        <w:t xml:space="preserve">7.2. Không cho thuê lại, cho mượn, cầm cố, thế chấp tài sản thuê.</w:t>
-      </w:r>
-    </w:p>
-    <w:p>
-      <w:pPr>
-        <w:spacing w:after="80" w:before="40" w:line="288"/>
-        <w:jc w:val="both"/>
-      </w:pPr>
-      <w:r>
-        <w:rPr>
-          <w:rFonts w:ascii="Times New Roman" w:cs="Times New Roman" w:eastAsia="Times New Roman" w:hAnsi="Times New Roman"/>
-          <w:sz w:val="26"/>
-          <w:szCs w:val="26"/>
-        </w:rPr>
-        <w:t xml:space="preserve">7.3. Tạo điều kiện để Bên B kiểm tra định kỳ (tối đa 01 lần/tháng) số lượng, tình trạng tài sản thuê tại công trình.</w:t>
-      </w:r>
-    </w:p>
-    <w:p>
-      <w:pPr>
-        <w:spacing w:after="80" w:before="40" w:line="288"/>
-        <w:jc w:val="both"/>
-      </w:pPr>
-      <w:r>
-        <w:rPr>
-          <w:rFonts w:ascii="Times New Roman" w:cs="Times New Roman" w:eastAsia="Times New Roman" w:hAnsi="Times New Roman"/>
-          <w:sz w:val="26"/>
-          <w:szCs w:val="26"/>
-        </w:rPr>
-        <w:t xml:space="preserve">7.4. Thông báo ngay cho Bên B khi tài sản bị mất, bị tạm giữ hoặc công trình bị đình chỉ.</w:t>
-      </w:r>
-    </w:p>
-    <w:p>
-      <w:pPr>
-        <w:spacing w:after="80" w:before="40" w:line="288"/>
-        <w:jc w:val="both"/>
-      </w:pPr>
-      <w:r>
-        <w:rPr>
-          <w:rFonts w:ascii="Times New Roman" w:cs="Times New Roman" w:eastAsia="Times New Roman" w:hAnsi="Times New Roman"/>
-          <w:sz w:val="26"/>
-          <w:szCs w:val="26"/>
-        </w:rPr>
-        <w:t xml:space="preserve">7.5. Thanh toán tiền thuê, chi phí và tiền bồi thường đầy đủ, đúng hạn.</w:t>
-      </w:r>
-    </w:p>
-    <w:p>
-      <w:pPr>
-        <w:pStyle w:val="Heading2"/>
-        <w:keepNext/>
-        <w:spacing w:after="80" w:before="200" w:line="288"/>
-        <w:jc w:val="both"/>
-      </w:pPr>
-      <w:r>
-        <w:rPr>
-          <w:rFonts w:ascii="Times New Roman" w:cs="Times New Roman" w:eastAsia="Times New Roman" w:hAnsi="Times New Roman"/>
-          <w:b/>
-          <w:bCs/>
-          <w:sz w:val="26"/>
-          <w:szCs w:val="26"/>
-        </w:rPr>
-        <w:t xml:space="preserve">Điều 8. Quyền và nghĩa vụ của Bên B</w:t>
-      </w:r>
-    </w:p>
-    <w:p>
-      <w:pPr>
-        <w:spacing w:after="80" w:before="40" w:line="288"/>
-        <w:jc w:val="both"/>
-      </w:pPr>
-      <w:r>
-        <w:rPr>
-          <w:rFonts w:ascii="Times New Roman" w:cs="Times New Roman" w:eastAsia="Times New Roman" w:hAnsi="Times New Roman"/>
-          <w:sz w:val="26"/>
-          <w:szCs w:val="26"/>
-        </w:rPr>
-        <w:t xml:space="preserve">8.1. Giao tài sản đúng số lượng, chủng loại, thời gian; cung cấp hướng dẫn tải trọng và lắp dựng.</w:t>
-      </w:r>
-    </w:p>
-    <w:p>
-      <w:pPr>
-        <w:spacing w:after="80" w:before="40" w:line="288"/>
-        <w:jc w:val="both"/>
-      </w:pPr>
-      <w:r>
-        <w:rPr>
-          <w:rFonts w:ascii="Times New Roman" w:cs="Times New Roman" w:eastAsia="Times New Roman" w:hAnsi="Times New Roman"/>
-          <w:sz w:val="26"/>
-          <w:szCs w:val="26"/>
-        </w:rPr>
-        <w:t xml:space="preserve">8.2. Đổi tài sản bị lỗi khi giao trong vòng …… ngày kể từ khi nhận thông báo kèm hình ảnh.</w:t>
-      </w:r>
-    </w:p>
-    <w:p>
-      <w:pPr>
-        <w:spacing w:after="80" w:before="40" w:line="288"/>
-        <w:jc w:val="both"/>
-      </w:pPr>
-      <w:r>
-        <w:rPr>
-          <w:rFonts w:ascii="Times New Roman" w:cs="Times New Roman" w:eastAsia="Times New Roman" w:hAnsi="Times New Roman"/>
-          <w:sz w:val="26"/>
-          <w:szCs w:val="26"/>
-        </w:rPr>
-        <w:t xml:space="preserve">8.3. Được kiểm tra tài sản tại công trình; thu hồi tài sản trước hạn khi Bên A vi phạm Điều 7.2 hoặc chậm thanh toán quá …… ngày.</w:t>
-      </w:r>
-    </w:p>
-    <w:p>
-      <w:pPr>
-        <w:spacing w:after="80" w:before="40" w:line="288"/>
-        <w:jc w:val="both"/>
-      </w:pPr>
-      <w:r>
-        <w:rPr>
-          <w:rFonts w:ascii="Times New Roman" w:cs="Times New Roman" w:eastAsia="Times New Roman" w:hAnsi="Times New Roman"/>
-          <w:sz w:val="26"/>
-          <w:szCs w:val="26"/>
-        </w:rPr>
-        <w:t xml:space="preserve">8.4. Xuất hóa đơn tiền thuê theo kỳ chốt công nợ.</w:t>
-      </w:r>
-    </w:p>
-    <w:p>
-      <w:pPr>
-        <w:pStyle w:val="Heading2"/>
-        <w:keepNext/>
-        <w:spacing w:after="80" w:before="200" w:line="288"/>
-        <w:jc w:val="both"/>
-      </w:pPr>
-      <w:r>
-        <w:rPr>
-          <w:rFonts w:ascii="Times New Roman" w:cs="Times New Roman" w:eastAsia="Times New Roman" w:hAnsi="Times New Roman"/>
-          <w:b/>
-          <w:bCs/>
-          <w:sz w:val="26"/>
-          <w:szCs w:val="26"/>
-        </w:rPr>
-        <w:t xml:space="preserve">Điều 9. Thanh toán, chốt công nợ và tài sản không trả lại</w:t>
-      </w:r>
-    </w:p>
-    <w:p>
-      <w:pPr>
-        <w:spacing w:after="80" w:before="40" w:line="288"/>
-        <w:jc w:val="both"/>
-      </w:pPr>
-      <w:r>
-        <w:rPr>
-          <w:rFonts w:ascii="Times New Roman" w:cs="Times New Roman" w:eastAsia="Times New Roman" w:hAnsi="Times New Roman"/>
-          <w:sz w:val="26"/>
-          <w:szCs w:val="26"/>
-        </w:rPr>
-        <w:t xml:space="preserve">9.1. Chốt công nợ hằng tháng: ngày …… hằng tháng, Bên B gửi Bảng tính tiền thuê (số lượng × số ngày × đơn giá theo từng đợt giao/thu hồi). Bên A xác nhận hoặc phản hồi trong vòng …… ngày; quá hạn không phản hồi, bảng tính được coi là đã được chấp nhận.</w:t>
-      </w:r>
-    </w:p>
-    <w:p>
-      <w:pPr>
-        <w:spacing w:after="80" w:before="40" w:line="288"/>
-        <w:jc w:val="both"/>
-      </w:pPr>
-      <w:r>
-        <w:rPr>
-          <w:rFonts w:ascii="Times New Roman" w:cs="Times New Roman" w:eastAsia="Times New Roman" w:hAnsi="Times New Roman"/>
-          <w:sz w:val="26"/>
-          <w:szCs w:val="26"/>
-        </w:rPr>
-        <w:t xml:space="preserve">9.2. Bên A thanh toán trong vòng …… ngày kể từ ngày nhận hóa đơn.</w:t>
+        <w:t xml:space="preserve">tháng</w:t>
+      </w:r>
+      <w:r>
+        <w:rPr>
+          <w:rFonts w:ascii="Times New Roman" w:cs="Times New Roman" w:eastAsia="Times New Roman" w:hAnsi="Times New Roman"/>
+          <w:sz w:val="26"/>
+          <w:szCs w:val="26"/>
+        </w:rPr>
+        <w:t xml:space="preserve"> (đồng/bộ/tháng); tháng lẻ tính theo ngày bằng đơn giá tháng chia 30.</w:t>
       </w:r>
     </w:p>
     <w:p>
@@ -1703,30 +1076,49 @@
         <w:jc w:val="both"/>
       </w:pPr>
       <w:r>
-        <w:rPr>
-          <w:rFonts w:ascii="Times New Roman" w:cs="Times New Roman" w:eastAsia="Times New Roman" w:hAnsi="Times New Roman"/>
-          <w:sz w:val="26"/>
-          <w:szCs w:val="26"/>
-        </w:rPr>
-        <w:t xml:space="preserve">☐ </w:t>
-      </w:r>
-      <w:r>
-        <w:rPr>
-          <w:rFonts w:ascii="Times New Roman" w:cs="Times New Roman" w:eastAsia="Times New Roman" w:hAnsi="Times New Roman"/>
-          <w:b/>
-          <w:bCs/>
-          <w:sz w:val="26"/>
-          <w:szCs w:val="26"/>
-        </w:rPr>
-        <w:t xml:space="preserve">Phương án A:</w:t>
-      </w:r>
-      <w:r>
-        <w:rPr>
-          <w:rFonts w:ascii="Times New Roman" w:cs="Times New Roman" w:eastAsia="Times New Roman" w:hAnsi="Times New Roman"/>
-          <w:sz w:val="26"/>
-          <w:szCs w:val="26"/>
-        </w:rPr>
-        <w:t xml:space="preserve"> Thanh toán trước tiền thuê tháng đầu (hoặc thời gian thuê tối thiểu) khi nhận hàng; các tháng sau thanh toán theo kỳ chốt công nợ.</w:t>
+        <w:t xml:space="preserve">{/pa_2_b}</w:t>
+      </w:r>
+    </w:p>
+    <w:p>
+      <w:pPr>
+        <w:spacing w:after="80" w:before="40" w:line="288"/>
+        <w:jc w:val="both"/>
+      </w:pPr>
+      <w:r>
+        <w:rPr>
+          <w:rFonts w:ascii="Times New Roman" w:cs="Times New Roman" w:eastAsia="Times New Roman" w:hAnsi="Times New Roman"/>
+          <w:sz w:val="26"/>
+          <w:szCs w:val="26"/>
+        </w:rPr>
+        <w:t xml:space="preserve">3.2. Đơn giá thuê {c_1} thuế GTGT; chưa bao gồm chi phí vận chuyển, bốc xếp, lắp dựng, vệ sinh, sửa chữa (trừ khi Phụ lục 01 ghi khác).</w:t>
+      </w:r>
+    </w:p>
+    <w:p>
+      <w:pPr>
+        <w:spacing w:after="80" w:before="40" w:line="288"/>
+        <w:jc w:val="both"/>
+      </w:pPr>
+      <w:r>
+        <w:rPr>
+          <w:rFonts w:ascii="Times New Roman" w:cs="Times New Roman" w:eastAsia="Times New Roman" w:hAnsi="Times New Roman"/>
+          <w:sz w:val="26"/>
+          <w:szCs w:val="26"/>
+        </w:rPr>
+        <w:t xml:space="preserve">3.3. Đơn giá thuê cố định trong thời gian thuê dự kiến. Thời gian gia hạn quá {o_18} tháng, Bên B được điều chỉnh đơn giá với thông báo trước {o_19} ngày.</w:t>
+      </w:r>
+    </w:p>
+    <w:p>
+      <w:pPr>
+        <w:spacing w:after="80" w:before="40" w:line="288"/>
+        <w:jc w:val="both"/>
+      </w:pPr>
+      <w:r>
+        <w:rPr>
+          <w:rFonts w:ascii="Times New Roman" w:cs="Times New Roman" w:eastAsia="Times New Roman" w:hAnsi="Times New Roman"/>
+          <w:sz w:val="26"/>
+          <w:szCs w:val="26"/>
+        </w:rPr>
+        <w:t xml:space="preserve">3.4. Chi phí vận chuyển:</w:t>
       </w:r>
     </w:p>
     <w:p>
@@ -1740,330 +1132,7 @@
         <w:jc w:val="both"/>
       </w:pPr>
       <w:r>
-        <w:rPr>
-          <w:rFonts w:ascii="Times New Roman" w:cs="Times New Roman" w:eastAsia="Times New Roman" w:hAnsi="Times New Roman"/>
-          <w:sz w:val="26"/>
-          <w:szCs w:val="26"/>
-        </w:rPr>
-        <w:t xml:space="preserve">☐ </w:t>
-      </w:r>
-      <w:r>
-        <w:rPr>
-          <w:rFonts w:ascii="Times New Roman" w:cs="Times New Roman" w:eastAsia="Times New Roman" w:hAnsi="Times New Roman"/>
-          <w:b/>
-          <w:bCs/>
-          <w:sz w:val="26"/>
-          <w:szCs w:val="26"/>
-        </w:rPr>
-        <w:t xml:space="preserve">Phương án B:</w:t>
-      </w:r>
-      <w:r>
-        <w:rPr>
-          <w:rFonts w:ascii="Times New Roman" w:cs="Times New Roman" w:eastAsia="Times New Roman" w:hAnsi="Times New Roman"/>
-          <w:sz w:val="26"/>
-          <w:szCs w:val="26"/>
-        </w:rPr>
-        <w:t xml:space="preserve"> Thanh toán toàn bộ theo kỳ chốt công nợ hằng tháng.</w:t>
-      </w:r>
-    </w:p>
-    <w:p>
-      <w:pPr>
-        <w:spacing w:after="80" w:before="40" w:line="288"/>
-        <w:jc w:val="both"/>
-      </w:pPr>
-      <w:r>
-        <w:rPr>
-          <w:rFonts w:ascii="Times New Roman" w:cs="Times New Roman" w:eastAsia="Times New Roman" w:hAnsi="Times New Roman"/>
-          <w:sz w:val="26"/>
-          <w:szCs w:val="26"/>
-        </w:rPr>
-        <w:t xml:space="preserve">9.3. Bồi thường hư hỏng, mất mát theo đơn giá tại Phụ lục 01: (a) hỏng sửa được: thu phí sửa chữa theo đơn giá; (b) hỏng không sửa được và thiếu: bồi thường bằng đơn giá bồi thường; tiền thuê tính đến ngày ký Biên bản thu hồi xác nhận thiếu/hỏng.</w:t>
-      </w:r>
-    </w:p>
-    <w:p>
-      <w:pPr>
-        <w:spacing w:after="80" w:before="40" w:line="288"/>
-        <w:jc w:val="both"/>
-      </w:pPr>
-      <w:r>
-        <w:rPr>
-          <w:rFonts w:ascii="Times New Roman" w:cs="Times New Roman" w:eastAsia="Times New Roman" w:hAnsi="Times New Roman"/>
-          <w:sz w:val="26"/>
-          <w:szCs w:val="26"/>
-        </w:rPr>
-        <w:t xml:space="preserve">9.4. Quá …… ngày (mặc định: 30 ngày) kể từ ngày hết hạn thuê (kể cả gia hạn) hoặc kể từ ngày Bên B yêu cầu thu hồi theo khoản 8.3 mà Bên A không trả tài sản, </w:t>
-      </w:r>
-      <w:r>
-        <w:rPr>
-          <w:rFonts w:ascii="Times New Roman" w:cs="Times New Roman" w:eastAsia="Times New Roman" w:hAnsi="Times New Roman"/>
-          <w:b/>
-          <w:bCs/>
-          <w:sz w:val="26"/>
-          <w:szCs w:val="26"/>
-        </w:rPr>
-        <w:t xml:space="preserve">tài sản chưa trả được coi như Bên A mua lại</w:t>
-      </w:r>
-      <w:r>
-        <w:rPr>
-          <w:rFonts w:ascii="Times New Roman" w:cs="Times New Roman" w:eastAsia="Times New Roman" w:hAnsi="Times New Roman"/>
-          <w:sz w:val="26"/>
-          <w:szCs w:val="26"/>
-        </w:rPr>
-        <w:t xml:space="preserve"> theo đơn giá bồi thường tại Phụ lục 01; tiền thuê tiếp tục được tính đến ngày Bên A thanh toán đủ tiền mua lại.</w:t>
-      </w:r>
-    </w:p>
-    <w:p>
-      <w:pPr>
-        <w:spacing w:after="80" w:before="40" w:line="288"/>
-        <w:jc w:val="both"/>
-      </w:pPr>
-      <w:r>
-        <w:rPr>
-          <w:rFonts w:ascii="Times New Roman" w:cs="Times New Roman" w:eastAsia="Times New Roman" w:hAnsi="Times New Roman"/>
-          <w:sz w:val="26"/>
-          <w:szCs w:val="26"/>
-        </w:rPr>
-        <w:t xml:space="preserve">9.5. Chậm thanh toán, Bên A chịu lãi chậm trả …… %/tháng trên số tiền chậm trả.</w:t>
-      </w:r>
-    </w:p>
-    <w:p>
-      <w:pPr>
-        <w:pStyle w:val="Heading2"/>
-        <w:keepNext/>
-        <w:spacing w:after="80" w:before="200" w:line="288"/>
-        <w:jc w:val="both"/>
-      </w:pPr>
-      <w:r>
-        <w:rPr>
-          <w:rFonts w:ascii="Times New Roman" w:cs="Times New Roman" w:eastAsia="Times New Roman" w:hAnsi="Times New Roman"/>
-          <w:b/>
-          <w:bCs/>
-          <w:sz w:val="26"/>
-          <w:szCs w:val="26"/>
-        </w:rPr>
-        <w:t xml:space="preserve">Điều 10. Phạt vi phạm</w:t>
-      </w:r>
-    </w:p>
-    <w:p>
-      <w:pPr>
-        <w:spacing w:after="80" w:before="40" w:line="288"/>
-        <w:jc w:val="both"/>
-      </w:pPr>
-      <w:r>
-        <w:rPr>
-          <w:rFonts w:ascii="Times New Roman" w:cs="Times New Roman" w:eastAsia="Times New Roman" w:hAnsi="Times New Roman"/>
-          <w:sz w:val="26"/>
-          <w:szCs w:val="26"/>
-        </w:rPr>
-        <w:t xml:space="preserve">10.1. Bên A sử dụng tài sản sai mục đích, cho thuê lại hoặc di chuyển sang công trình khác khi chưa có chấp thuận: phạt …… % giá trị bồi thường của tài sản liên quan.</w:t>
-      </w:r>
-    </w:p>
-    <w:p>
-      <w:pPr>
-        <w:spacing w:after="80" w:before="40" w:line="288"/>
-        <w:jc w:val="both"/>
-      </w:pPr>
-      <w:r>
-        <w:rPr>
-          <w:rFonts w:ascii="Times New Roman" w:cs="Times New Roman" w:eastAsia="Times New Roman" w:hAnsi="Times New Roman"/>
-          <w:sz w:val="26"/>
-          <w:szCs w:val="26"/>
-        </w:rPr>
-        <w:t xml:space="preserve">10.2. Bên B giao hàng chậm quá …… ngày so với đơn đặt hàng đã xác nhận: phạt …… % giá trị tiền thuê dự kiến của đợt hàng chậm cho mỗi ngày chậm.</w:t>
-      </w:r>
-    </w:p>
-    <w:p>
-      <w:pPr>
-        <w:spacing w:after="80" w:before="40" w:line="288"/>
-        <w:jc w:val="both"/>
-      </w:pPr>
-      <w:r>
-        <w:rPr>
-          <w:rFonts w:ascii="Times New Roman" w:cs="Times New Roman" w:eastAsia="Times New Roman" w:hAnsi="Times New Roman"/>
-          <w:sz w:val="26"/>
-          <w:szCs w:val="26"/>
-        </w:rPr>
-        <w:t xml:space="preserve">10.3. Tổng mức phạt không vượt quá 8% giá trị phần nghĩa vụ hợp đồng bị vi phạm (Điều 301 Luật Thương mại). Bên vi phạm bồi thường thiệt hại thực tế theo quy định.</w:t>
-      </w:r>
-    </w:p>
-    <w:p>
-      <w:pPr>
-        <w:pStyle w:val="Heading2"/>
-        <w:keepNext/>
-        <w:spacing w:after="80" w:before="200" w:line="288"/>
-        <w:jc w:val="both"/>
-      </w:pPr>
-      <w:r>
-        <w:rPr>
-          <w:rFonts w:ascii="Times New Roman" w:cs="Times New Roman" w:eastAsia="Times New Roman" w:hAnsi="Times New Roman"/>
-          <w:b/>
-          <w:bCs/>
-          <w:sz w:val="26"/>
-          <w:szCs w:val="26"/>
-        </w:rPr>
-        <w:t xml:space="preserve">Điều 11. Chấm dứt hợp đồng</w:t>
-      </w:r>
-    </w:p>
-    <w:p>
-      <w:pPr>
-        <w:spacing w:after="80" w:before="40" w:line="288"/>
-        <w:jc w:val="both"/>
-      </w:pPr>
-      <w:r>
-        <w:rPr>
-          <w:rFonts w:ascii="Times New Roman" w:cs="Times New Roman" w:eastAsia="Times New Roman" w:hAnsi="Times New Roman"/>
-          <w:sz w:val="26"/>
-          <w:szCs w:val="26"/>
-        </w:rPr>
-        <w:t xml:space="preserve">11.1. Hợp đồng chấm dứt khi hết thời gian thuê, Bên A đã trả đủ tài sản và hai bên đã thanh toán xong.</w:t>
-      </w:r>
-    </w:p>
-    <w:p>
-      <w:pPr>
-        <w:spacing w:after="80" w:before="40" w:line="288"/>
-        <w:jc w:val="both"/>
-      </w:pPr>
-      <w:r>
-        <w:rPr>
-          <w:rFonts w:ascii="Times New Roman" w:cs="Times New Roman" w:eastAsia="Times New Roman" w:hAnsi="Times New Roman"/>
-          <w:sz w:val="26"/>
-          <w:szCs w:val="26"/>
-        </w:rPr>
-        <w:t xml:space="preserve">11.2. Bên B được đơn phương chấm dứt và thu hồi tài sản nếu Bên A chậm thanh toán quá …… ngày, cho thuê lại, sử dụng sai mục đích. Bên A tạo điều kiện cho Bên B vào công trình thu hồi; chi phí tháo dỡ, vận chuyển do Bên A chịu.</w:t>
-      </w:r>
-    </w:p>
-    <w:p>
-      <w:pPr>
-        <w:pStyle w:val="Heading2"/>
-        <w:keepNext/>
-        <w:spacing w:after="80" w:before="200" w:line="288"/>
-        <w:jc w:val="both"/>
-      </w:pPr>
-      <w:r>
-        <w:rPr>
-          <w:rFonts w:ascii="Times New Roman" w:cs="Times New Roman" w:eastAsia="Times New Roman" w:hAnsi="Times New Roman"/>
-          <w:b/>
-          <w:bCs/>
-          <w:sz w:val="26"/>
-          <w:szCs w:val="26"/>
-        </w:rPr>
-        <w:t xml:space="preserve">Điều 12. Sự kiện bất khả kháng và hoàn cảnh thay đổi cơ bản</w:t>
-      </w:r>
-    </w:p>
-    <w:p>
-      <w:pPr>
-        <w:spacing w:after="80" w:before="40" w:line="288"/>
-        <w:jc w:val="both"/>
-      </w:pPr>
-      <w:r>
-        <w:rPr>
-          <w:rFonts w:ascii="Times New Roman" w:cs="Times New Roman" w:eastAsia="Times New Roman" w:hAnsi="Times New Roman"/>
-          <w:sz w:val="26"/>
-          <w:szCs w:val="26"/>
-        </w:rPr>
-        <w:t xml:space="preserve">12.1. Sự kiện bất khả kháng là sự kiện xảy ra khách quan, không thể lường trước và không thể khắc phục được mặc dù đã áp dụng mọi biện pháp cần thiết trong khả năng cho phép, gồm: thiên tai, hỏa hoạn không do lỗi của các bên, dịch bệnh được cơ quan có thẩm quyền công bố, chiến tranh, bạo loạn, quyết định của cơ quan nhà nước có thẩm quyền làm ngưng trệ việc thực hiện hợp đồng và các trường hợp khác theo quy định của pháp luật.</w:t>
-      </w:r>
-    </w:p>
-    <w:p>
-      <w:pPr>
-        <w:spacing w:after="80" w:before="40" w:line="288"/>
-        <w:jc w:val="both"/>
-      </w:pPr>
-      <w:r>
-        <w:rPr>
-          <w:rFonts w:ascii="Times New Roman" w:cs="Times New Roman" w:eastAsia="Times New Roman" w:hAnsi="Times New Roman"/>
-          <w:sz w:val="26"/>
-          <w:szCs w:val="26"/>
-        </w:rPr>
-        <w:t xml:space="preserve">12.2. Bên gặp sự kiện bất khả kháng phải thông báo bằng văn bản cho bên kia trong vòng 03 (ba) ngày làm việc kể từ khi sự kiện xảy ra, kèm bằng chứng hợp lý, và áp dụng mọi biện pháp để hạn chế thiệt hại.</w:t>
-      </w:r>
-    </w:p>
-    <w:p>
-      <w:pPr>
-        <w:spacing w:after="80" w:before="40" w:line="288"/>
-        <w:jc w:val="both"/>
-      </w:pPr>
-      <w:r>
-        <w:rPr>
-          <w:rFonts w:ascii="Times New Roman" w:cs="Times New Roman" w:eastAsia="Times New Roman" w:hAnsi="Times New Roman"/>
-          <w:sz w:val="26"/>
-          <w:szCs w:val="26"/>
-        </w:rPr>
-        <w:t xml:space="preserve">12.3. Thời gian bị ảnh hưởng bởi sự kiện bất khả kháng không tính vào thời hạn thực hiện hợp đồng. Không bên nào bị phạt hoặc phải bồi thường do không thực hiện nghĩa vụ vì sự kiện bất khả kháng.</w:t>
-      </w:r>
-    </w:p>
-    <w:p>
-      <w:pPr>
-        <w:spacing w:after="80" w:before="40" w:line="288"/>
-        <w:jc w:val="both"/>
-      </w:pPr>
-      <w:r>
-        <w:rPr>
-          <w:rFonts w:ascii="Times New Roman" w:cs="Times New Roman" w:eastAsia="Times New Roman" w:hAnsi="Times New Roman"/>
-          <w:sz w:val="26"/>
-          <w:szCs w:val="26"/>
-        </w:rPr>
-        <w:t xml:space="preserve">12.4. Nếu sự kiện bất khả kháng kéo dài quá …… (mặc định: 60) ngày liên tục, mỗi bên có quyền chấm dứt hợp đồng bằng văn bản; các bên thanh toán cho nhau phần công việc, hàng hóa đã thực hiện và được nghiệm thu đến thời điểm chấm dứt.</w:t>
-      </w:r>
-    </w:p>
-    <w:p>
-      <w:pPr>
-        <w:spacing w:after="80" w:before="40" w:line="288"/>
-        <w:jc w:val="both"/>
-      </w:pPr>
-      <w:r>
-        <w:rPr>
-          <w:rFonts w:ascii="Times New Roman" w:cs="Times New Roman" w:eastAsia="Times New Roman" w:hAnsi="Times New Roman"/>
-          <w:sz w:val="26"/>
-          <w:szCs w:val="26"/>
-        </w:rPr>
-        <w:t xml:space="preserve">12.5. Khi hoàn cảnh thay đổi cơ bản theo Điều 420 Bộ luật Dân sự (ví dụ: giá vật liệu chính biến động bất thường vượt quá …… % so với thời điểm ký), bên bị ảnh hưởng có quyền đề nghị đàm phán lại phần giá và tiến độ liên quan trong thời hạn hợp lý.</w:t>
-      </w:r>
-    </w:p>
-    <w:p>
-      <w:pPr>
-        <w:pStyle w:val="Heading2"/>
-        <w:keepNext/>
-        <w:spacing w:after="80" w:before="200" w:line="288"/>
-        <w:jc w:val="both"/>
-      </w:pPr>
-      <w:r>
-        <w:rPr>
-          <w:rFonts w:ascii="Times New Roman" w:cs="Times New Roman" w:eastAsia="Times New Roman" w:hAnsi="Times New Roman"/>
-          <w:b/>
-          <w:bCs/>
-          <w:sz w:val="26"/>
-          <w:szCs w:val="26"/>
-        </w:rPr>
-        <w:t xml:space="preserve">Điều 13. Giải quyết tranh chấp</w:t>
-      </w:r>
-    </w:p>
-    <w:p>
-      <w:pPr>
-        <w:spacing w:after="80" w:before="40" w:line="288"/>
-        <w:jc w:val="both"/>
-      </w:pPr>
-      <w:r>
-        <w:rPr>
-          <w:rFonts w:ascii="Times New Roman" w:cs="Times New Roman" w:eastAsia="Times New Roman" w:hAnsi="Times New Roman"/>
-          <w:sz w:val="26"/>
-          <w:szCs w:val="26"/>
-        </w:rPr>
-        <w:t xml:space="preserve">13.1. Khi phát sinh tranh chấp, các bên ưu tiên thương lượng, hòa giải trên tinh thần thiện chí. Bên nhận được yêu cầu giải quyết phải trả lời bằng văn bản trong vòng 07 (bảy) ngày làm việc.</w:t>
-      </w:r>
-    </w:p>
-    <w:p>
-      <w:pPr>
-        <w:spacing w:after="80" w:before="40" w:line="288"/>
-        <w:jc w:val="both"/>
-      </w:pPr>
-      <w:r>
-        <w:rPr>
-          <w:rFonts w:ascii="Times New Roman" w:cs="Times New Roman" w:eastAsia="Times New Roman" w:hAnsi="Times New Roman"/>
-          <w:sz w:val="26"/>
-          <w:szCs w:val="26"/>
-        </w:rPr>
-        <w:t xml:space="preserve">13.2. Trường hợp thương lượng không thành trong vòng 30 (ba mươi) ngày kể từ ngày một bên gửi yêu cầu, tranh chấp được giải quyết theo phương án sau:</w:t>
+        <w:t xml:space="preserve">{#pa_3_a}</w:t>
       </w:r>
     </w:p>
     <w:p>
@@ -2082,7 +1151,7 @@
           <w:sz w:val="26"/>
           <w:szCs w:val="26"/>
         </w:rPr>
-        <w:t xml:space="preserve">☐ </w:t>
+        <w:t xml:space="preserve">{pa_3_a_o} </w:t>
       </w:r>
       <w:r>
         <w:rPr>
@@ -2100,7 +1169,7 @@
           <w:sz w:val="26"/>
           <w:szCs w:val="26"/>
         </w:rPr>
-        <w:t xml:space="preserve"> Tòa án nhân dân có thẩm quyền theo quy định của pháp luật tố tụng dân sự giải quyết theo quy định của pháp luật Việt Nam.</w:t>
+        <w:t xml:space="preserve"> Bên B vận chuyển hai chiều; cước {o_20} đồng/chuyến (xe {o_21} tấn) hoặc đã bao gồm trong giá thuê.</w:t>
       </w:r>
     </w:p>
     <w:p>
@@ -2114,12 +1183,40 @@
         <w:jc w:val="both"/>
       </w:pPr>
       <w:r>
-        <w:rPr>
-          <w:rFonts w:ascii="Times New Roman" w:cs="Times New Roman" w:eastAsia="Times New Roman" w:hAnsi="Times New Roman"/>
-          <w:sz w:val="26"/>
-          <w:szCs w:val="26"/>
-        </w:rPr>
-        <w:t xml:space="preserve">☐ </w:t>
+        <w:t xml:space="preserve">{/pa_3_a}</w:t>
+      </w:r>
+    </w:p>
+    <w:p>
+      <w:pPr>
+        <w:pBdr>
+          <w:left w:val="single" w:color="4F81BD" w:sz="18" w:space="6"/>
+        </w:pBdr>
+        <w:shd w:fill="EAF1FB" w:color="auto" w:val="clear"/>
+        <w:spacing w:after="40" w:before="20" w:line="288"/>
+        <w:ind w:left="360"/>
+        <w:jc w:val="both"/>
+      </w:pPr>
+      <w:r>
+        <w:t xml:space="preserve">{#pa_3_b}</w:t>
+      </w:r>
+    </w:p>
+    <w:p>
+      <w:pPr>
+        <w:pBdr>
+          <w:left w:val="single" w:color="4F81BD" w:sz="18" w:space="6"/>
+        </w:pBdr>
+        <w:shd w:fill="EAF1FB" w:color="auto" w:val="clear"/>
+        <w:spacing w:after="40" w:before="20" w:line="288"/>
+        <w:ind w:left="360"/>
+        <w:jc w:val="both"/>
+      </w:pPr>
+      <w:r>
+        <w:rPr>
+          <w:rFonts w:ascii="Times New Roman" w:cs="Times New Roman" w:eastAsia="Times New Roman" w:hAnsi="Times New Roman"/>
+          <w:sz w:val="26"/>
+          <w:szCs w:val="26"/>
+        </w:rPr>
+        <w:t xml:space="preserve">{pa_3_b_o} </w:t>
       </w:r>
       <w:r>
         <w:rPr>
@@ -2137,21 +1234,21 @@
           <w:sz w:val="26"/>
           <w:szCs w:val="26"/>
         </w:rPr>
-        <w:t xml:space="preserve"> Trung tâm Trọng tài Quốc tế Việt Nam (VIAC) giải quyết theo Quy tắc tố tụng trọng tài của Trung tâm này; phán quyết trọng tài là chung thẩm. Số trọng tài viên: 01; địa điểm: Hà Nội; ngôn ngữ: tiếng Việt.</w:t>
-      </w:r>
-    </w:p>
-    <w:p>
-      <w:pPr>
-        <w:spacing w:after="80" w:before="40" w:line="288"/>
-        <w:jc w:val="both"/>
-      </w:pPr>
-      <w:r>
-        <w:rPr>
-          <w:rFonts w:ascii="Times New Roman" w:cs="Times New Roman" w:eastAsia="Times New Roman" w:hAnsi="Times New Roman"/>
-          <w:sz w:val="26"/>
-          <w:szCs w:val="26"/>
-        </w:rPr>
-        <w:t xml:space="preserve">13.3. Trong thời gian giải quyết tranh chấp, các bên tiếp tục thực hiện các nghĩa vụ không bị tranh chấp, trừ khi hợp đồng đã chấm dứt.</w:t>
+        <w:t xml:space="preserve"> Bên A tự vận chuyển, bốc xếp tại kho Bên B: {o_22}</w:t>
+      </w:r>
+    </w:p>
+    <w:p>
+      <w:pPr>
+        <w:pBdr>
+          <w:left w:val="single" w:color="4F81BD" w:sz="18" w:space="6"/>
+        </w:pBdr>
+        <w:shd w:fill="EAF1FB" w:color="auto" w:val="clear"/>
+        <w:spacing w:after="40" w:before="20" w:line="288"/>
+        <w:ind w:left="360"/>
+        <w:jc w:val="both"/>
+      </w:pPr>
+      <w:r>
+        <w:t xml:space="preserve">{/pa_3_b}</w:t>
       </w:r>
     </w:p>
     <w:p>
@@ -2169,7 +1266,7 @@
           <w:sz w:val="26"/>
           <w:szCs w:val="26"/>
         </w:rPr>
-        <w:t xml:space="preserve">Điều 14. Thông báo và đại diện liên lạc</w:t>
+        <w:t xml:space="preserve">Điều 4. Tiền đặt cọc</w:t>
       </w:r>
     </w:p>
     <w:p>
@@ -2183,7 +1280,202 @@
           <w:sz w:val="26"/>
           <w:szCs w:val="26"/>
         </w:rPr>
-        <w:t xml:space="preserve">14.1. Mọi thông báo, yêu cầu, chấp thuận theo hợp đồng phải lập bằng văn bản và gửi trực tiếp, qua bưu điện hoặc thư điện tử tới địa chỉ nêu tại phần thông tin các bên. Thông báo qua thư điện tử có giá trị khi gửi từ/tới địa chỉ đã đăng ký dưới đây.</w:t>
+        <w:t xml:space="preserve">4.1. Để bảo đảm việc trả tài sản và thanh toán, Bên A đặt cọc cho Bên B:</w:t>
+      </w:r>
+    </w:p>
+    <w:p>
+      <w:pPr>
+        <w:pBdr>
+          <w:left w:val="single" w:color="4F81BD" w:sz="18" w:space="6"/>
+        </w:pBdr>
+        <w:shd w:fill="EAF1FB" w:color="auto" w:val="clear"/>
+        <w:spacing w:after="40" w:before="20" w:line="288"/>
+        <w:ind w:left="360"/>
+        <w:jc w:val="both"/>
+      </w:pPr>
+      <w:r>
+        <w:t xml:space="preserve">{#pa_4_a}</w:t>
+      </w:r>
+    </w:p>
+    <w:p>
+      <w:pPr>
+        <w:pBdr>
+          <w:left w:val="single" w:color="4F81BD" w:sz="18" w:space="6"/>
+        </w:pBdr>
+        <w:shd w:fill="EAF1FB" w:color="auto" w:val="clear"/>
+        <w:spacing w:after="40" w:before="20" w:line="288"/>
+        <w:ind w:left="360"/>
+        <w:jc w:val="both"/>
+      </w:pPr>
+      <w:r>
+        <w:rPr>
+          <w:rFonts w:ascii="Times New Roman" w:cs="Times New Roman" w:eastAsia="Times New Roman" w:hAnsi="Times New Roman"/>
+          <w:sz w:val="26"/>
+          <w:szCs w:val="26"/>
+        </w:rPr>
+        <w:t xml:space="preserve">{pa_4_a_o} </w:t>
+      </w:r>
+      <w:r>
+        <w:rPr>
+          <w:rFonts w:ascii="Times New Roman" w:cs="Times New Roman" w:eastAsia="Times New Roman" w:hAnsi="Times New Roman"/>
+          <w:b/>
+          <w:bCs/>
+          <w:sz w:val="26"/>
+          <w:szCs w:val="26"/>
+        </w:rPr>
+        <w:t xml:space="preserve">Phương án A:</w:t>
+      </w:r>
+      <w:r>
+        <w:rPr>
+          <w:rFonts w:ascii="Times New Roman" w:cs="Times New Roman" w:eastAsia="Times New Roman" w:hAnsi="Times New Roman"/>
+          <w:sz w:val="26"/>
+          <w:szCs w:val="26"/>
+        </w:rPr>
+        <w:t xml:space="preserve"> {o_23} % giá trị bồi thường tài sản thuê (theo đơn giá bồi thường tại Phụ lục 01) của từng đợt giao, nộp trước khi giao hàng.</w:t>
+      </w:r>
+    </w:p>
+    <w:p>
+      <w:pPr>
+        <w:pBdr>
+          <w:left w:val="single" w:color="4F81BD" w:sz="18" w:space="6"/>
+        </w:pBdr>
+        <w:shd w:fill="EAF1FB" w:color="auto" w:val="clear"/>
+        <w:spacing w:after="40" w:before="20" w:line="288"/>
+        <w:ind w:left="360"/>
+        <w:jc w:val="both"/>
+      </w:pPr>
+      <w:r>
+        <w:t xml:space="preserve">{/pa_4_a}</w:t>
+      </w:r>
+    </w:p>
+    <w:p>
+      <w:pPr>
+        <w:pBdr>
+          <w:left w:val="single" w:color="4F81BD" w:sz="18" w:space="6"/>
+        </w:pBdr>
+        <w:shd w:fill="EAF1FB" w:color="auto" w:val="clear"/>
+        <w:spacing w:after="40" w:before="20" w:line="288"/>
+        <w:ind w:left="360"/>
+        <w:jc w:val="both"/>
+      </w:pPr>
+      <w:r>
+        <w:t xml:space="preserve">{#pa_4_b}</w:t>
+      </w:r>
+    </w:p>
+    <w:p>
+      <w:pPr>
+        <w:pBdr>
+          <w:left w:val="single" w:color="4F81BD" w:sz="18" w:space="6"/>
+        </w:pBdr>
+        <w:shd w:fill="EAF1FB" w:color="auto" w:val="clear"/>
+        <w:spacing w:after="40" w:before="20" w:line="288"/>
+        <w:ind w:left="360"/>
+        <w:jc w:val="both"/>
+      </w:pPr>
+      <w:r>
+        <w:rPr>
+          <w:rFonts w:ascii="Times New Roman" w:cs="Times New Roman" w:eastAsia="Times New Roman" w:hAnsi="Times New Roman"/>
+          <w:sz w:val="26"/>
+          <w:szCs w:val="26"/>
+        </w:rPr>
+        <w:t xml:space="preserve">{pa_4_b_o} </w:t>
+      </w:r>
+      <w:r>
+        <w:rPr>
+          <w:rFonts w:ascii="Times New Roman" w:cs="Times New Roman" w:eastAsia="Times New Roman" w:hAnsi="Times New Roman"/>
+          <w:b/>
+          <w:bCs/>
+          <w:sz w:val="26"/>
+          <w:szCs w:val="26"/>
+        </w:rPr>
+        <w:t xml:space="preserve">Phương án B:</w:t>
+      </w:r>
+      <w:r>
+        <w:rPr>
+          <w:rFonts w:ascii="Times New Roman" w:cs="Times New Roman" w:eastAsia="Times New Roman" w:hAnsi="Times New Roman"/>
+          <w:sz w:val="26"/>
+          <w:szCs w:val="26"/>
+        </w:rPr>
+        <w:t xml:space="preserve"> Số tiền cố định: {o_24} đồng, nộp trong vòng {o_25} ngày kể từ ngày ký.</w:t>
+      </w:r>
+    </w:p>
+    <w:p>
+      <w:pPr>
+        <w:pBdr>
+          <w:left w:val="single" w:color="4F81BD" w:sz="18" w:space="6"/>
+        </w:pBdr>
+        <w:shd w:fill="EAF1FB" w:color="auto" w:val="clear"/>
+        <w:spacing w:after="40" w:before="20" w:line="288"/>
+        <w:ind w:left="360"/>
+        <w:jc w:val="both"/>
+      </w:pPr>
+      <w:r>
+        <w:t xml:space="preserve">{/pa_4_b}</w:t>
+      </w:r>
+    </w:p>
+    <w:p>
+      <w:pPr>
+        <w:pBdr>
+          <w:left w:val="single" w:color="4F81BD" w:sz="18" w:space="6"/>
+        </w:pBdr>
+        <w:shd w:fill="EAF1FB" w:color="auto" w:val="clear"/>
+        <w:spacing w:after="40" w:before="20" w:line="288"/>
+        <w:ind w:left="360"/>
+        <w:jc w:val="both"/>
+      </w:pPr>
+      <w:r>
+        <w:t xml:space="preserve">{#pa_4_c}</w:t>
+      </w:r>
+    </w:p>
+    <w:p>
+      <w:pPr>
+        <w:pBdr>
+          <w:left w:val="single" w:color="4F81BD" w:sz="18" w:space="6"/>
+        </w:pBdr>
+        <w:shd w:fill="EAF1FB" w:color="auto" w:val="clear"/>
+        <w:spacing w:after="40" w:before="20" w:line="288"/>
+        <w:ind w:left="360"/>
+        <w:jc w:val="both"/>
+      </w:pPr>
+      <w:r>
+        <w:rPr>
+          <w:rFonts w:ascii="Times New Roman" w:cs="Times New Roman" w:eastAsia="Times New Roman" w:hAnsi="Times New Roman"/>
+          <w:sz w:val="26"/>
+          <w:szCs w:val="26"/>
+        </w:rPr>
+        <w:t xml:space="preserve">{pa_4_c_o} </w:t>
+      </w:r>
+      <w:r>
+        <w:rPr>
+          <w:rFonts w:ascii="Times New Roman" w:cs="Times New Roman" w:eastAsia="Times New Roman" w:hAnsi="Times New Roman"/>
+          <w:b/>
+          <w:bCs/>
+          <w:sz w:val="26"/>
+          <w:szCs w:val="26"/>
+        </w:rPr>
+        <w:t xml:space="preserve">Phương án C:</w:t>
+      </w:r>
+      <w:r>
+        <w:rPr>
+          <w:rFonts w:ascii="Times New Roman" w:cs="Times New Roman" w:eastAsia="Times New Roman" w:hAnsi="Times New Roman"/>
+          <w:sz w:val="26"/>
+          <w:szCs w:val="26"/>
+        </w:rPr>
+        <w:t xml:space="preserve"> Không đặt cọc (khách hàng có hợp đồng nguyên tắc/hạn mức công nợ được duyệt).</w:t>
+      </w:r>
+    </w:p>
+    <w:p>
+      <w:pPr>
+        <w:pBdr>
+          <w:left w:val="single" w:color="4F81BD" w:sz="18" w:space="6"/>
+        </w:pBdr>
+        <w:shd w:fill="EAF1FB" w:color="auto" w:val="clear"/>
+        <w:spacing w:after="40" w:before="20" w:line="288"/>
+        <w:ind w:left="360"/>
+        <w:jc w:val="both"/>
+      </w:pPr>
+      <w:r>
+        <w:t xml:space="preserve">{/pa_4_c}</w:t>
       </w:r>
     </w:p>
     <w:p>
@@ -2197,7 +1489,7 @@
           <w:sz w:val="26"/>
           <w:szCs w:val="26"/>
         </w:rPr>
-        <w:t xml:space="preserve">14.2. Đại diện liên lạc: Bên A: ………………… – ĐT: ………… – Email: …………; Bên B: ………………… – ĐT: ………… – Email: …………</w:t>
+        <w:t xml:space="preserve">4.2. Tiền đặt cọc không tính lãi; được hoàn trả hoặc bù trừ vào tiền thuê, tiền bồi thường còn nợ trong vòng {o_26} ngày kể từ ngày ký Biên bản thu hồi cuối cùng và đối chiếu công nợ.</w:t>
       </w:r>
     </w:p>
     <w:p>
@@ -2211,7 +1503,7 @@
           <w:sz w:val="26"/>
           <w:szCs w:val="26"/>
         </w:rPr>
-        <w:t xml:space="preserve">14.3. Tin nhắn qua ứng dụng (Zalo, …) chỉ dùng để trao đổi điều hành, không thay thế văn bản đối với các nội dung về giá, khối lượng phát sinh, tiến độ và chấm dứt hợp đồng.</w:t>
+        <w:t xml:space="preserve">4.3. Khi Bên A chậm thanh toán quá {o_27} ngày hoặc không trả tài sản thuê theo Điều 9, Bên B được khấu trừ tiền đặt cọc để bù đắp tiền thuê, tiền bồi thường; Bên A phải nộp bổ sung để khôi phục mức đặt cọc.</w:t>
       </w:r>
     </w:p>
     <w:p>
@@ -2229,6 +1521,1134 @@
           <w:sz w:val="26"/>
           <w:szCs w:val="26"/>
         </w:rPr>
+        <w:t xml:space="preserve">Điều 5. Giao nhận và thu hồi tài sản</w:t>
+      </w:r>
+    </w:p>
+    <w:p>
+      <w:pPr>
+        <w:spacing w:after="80" w:before="40" w:line="288"/>
+        <w:jc w:val="both"/>
+      </w:pPr>
+      <w:r>
+        <w:rPr>
+          <w:rFonts w:ascii="Times New Roman" w:cs="Times New Roman" w:eastAsia="Times New Roman" w:hAnsi="Times New Roman"/>
+          <w:sz w:val="26"/>
+          <w:szCs w:val="26"/>
+        </w:rPr>
+        <w:t xml:space="preserve">5.1. Mỗi lần giao/thu hồi, hai bên lập Biên bản giao nhận (Phụ lục 02) hoặc Biên bản thu hồi (Phụ lục 03), ghi rõ số lượng, chủng loại, tình trạng, biển số xe, kèm hình ảnh. Biên bản do người được ủy quyền của Bên A ký có giá trị ràng buộc Bên A.</w:t>
+      </w:r>
+    </w:p>
+    <w:p>
+      <w:pPr>
+        <w:spacing w:after="80" w:before="40" w:line="288"/>
+        <w:jc w:val="both"/>
+      </w:pPr>
+      <w:r>
+        <w:rPr>
+          <w:rFonts w:ascii="Times New Roman" w:cs="Times New Roman" w:eastAsia="Times New Roman" w:hAnsi="Times New Roman"/>
+          <w:sz w:val="26"/>
+          <w:szCs w:val="26"/>
+        </w:rPr>
+        <w:t xml:space="preserve">5.2. Khi thu hồi, tài sản được kiểm đếm và phân loại tại {c_2}: (a) tốt; (b) hỏng sửa được; (c) hỏng không sửa được; (d) thiếu. Nếu Bên A không cử người tham gia kiểm đếm tại kho Bên B sau khi được thông báo {o_28} giờ, kết quả kiểm đếm của Bên B (có video/hình ảnh) là căn cứ thanh toán.</w:t>
+      </w:r>
+    </w:p>
+    <w:p>
+      <w:pPr>
+        <w:spacing w:after="80" w:before="40" w:line="288"/>
+        <w:jc w:val="both"/>
+      </w:pPr>
+      <w:r>
+        <w:rPr>
+          <w:rFonts w:ascii="Times New Roman" w:cs="Times New Roman" w:eastAsia="Times New Roman" w:hAnsi="Times New Roman"/>
+          <w:sz w:val="26"/>
+          <w:szCs w:val="26"/>
+        </w:rPr>
+        <w:t xml:space="preserve">5.3. Tài sản trả lại phải được tháo dỡ, phân loại theo chủng loại, làm sạch vữa, bê tông bám dính. Tài sản không được làm sạch, Bên A chịu phí vệ sinh theo Phụ lục 01.</w:t>
+      </w:r>
+    </w:p>
+    <w:p>
+      <w:pPr>
+        <w:pStyle w:val="Heading2"/>
+        <w:keepNext/>
+        <w:spacing w:after="80" w:before="200" w:line="288"/>
+        <w:jc w:val="both"/>
+      </w:pPr>
+      <w:r>
+        <w:rPr>
+          <w:rFonts w:ascii="Times New Roman" w:cs="Times New Roman" w:eastAsia="Times New Roman" w:hAnsi="Times New Roman"/>
+          <w:b/>
+          <w:bCs/>
+          <w:sz w:val="26"/>
+          <w:szCs w:val="26"/>
+        </w:rPr>
+        <w:t xml:space="preserve">Điều 6. Lắp dựng và an toàn sử dụng</w:t>
+      </w:r>
+    </w:p>
+    <w:p>
+      <w:pPr>
+        <w:spacing w:after="80" w:before="40" w:line="288"/>
+        <w:jc w:val="both"/>
+      </w:pPr>
+      <w:r>
+        <w:rPr>
+          <w:rFonts w:ascii="Times New Roman" w:cs="Times New Roman" w:eastAsia="Times New Roman" w:hAnsi="Times New Roman"/>
+          <w:sz w:val="26"/>
+          <w:szCs w:val="26"/>
+        </w:rPr>
+        <w:t xml:space="preserve">6.1. Trách nhiệm lắp dựng, tháo dỡ:</w:t>
+      </w:r>
+    </w:p>
+    <w:p>
+      <w:pPr>
+        <w:pBdr>
+          <w:left w:val="single" w:color="4F81BD" w:sz="18" w:space="6"/>
+        </w:pBdr>
+        <w:shd w:fill="EAF1FB" w:color="auto" w:val="clear"/>
+        <w:spacing w:after="40" w:before="20" w:line="288"/>
+        <w:ind w:left="360"/>
+        <w:jc w:val="both"/>
+      </w:pPr>
+      <w:r>
+        <w:t xml:space="preserve">{#pa_5_a}</w:t>
+      </w:r>
+    </w:p>
+    <w:p>
+      <w:pPr>
+        <w:pBdr>
+          <w:left w:val="single" w:color="4F81BD" w:sz="18" w:space="6"/>
+        </w:pBdr>
+        <w:shd w:fill="EAF1FB" w:color="auto" w:val="clear"/>
+        <w:spacing w:after="40" w:before="20" w:line="288"/>
+        <w:ind w:left="360"/>
+        <w:jc w:val="both"/>
+      </w:pPr>
+      <w:r>
+        <w:rPr>
+          <w:rFonts w:ascii="Times New Roman" w:cs="Times New Roman" w:eastAsia="Times New Roman" w:hAnsi="Times New Roman"/>
+          <w:sz w:val="26"/>
+          <w:szCs w:val="26"/>
+        </w:rPr>
+        <w:t xml:space="preserve">{pa_5_a_o} </w:t>
+      </w:r>
+      <w:r>
+        <w:rPr>
+          <w:rFonts w:ascii="Times New Roman" w:cs="Times New Roman" w:eastAsia="Times New Roman" w:hAnsi="Times New Roman"/>
+          <w:b/>
+          <w:bCs/>
+          <w:sz w:val="26"/>
+          <w:szCs w:val="26"/>
+        </w:rPr>
+        <w:t xml:space="preserve">Phương án A:</w:t>
+      </w:r>
+      <w:r>
+        <w:rPr>
+          <w:rFonts w:ascii="Times New Roman" w:cs="Times New Roman" w:eastAsia="Times New Roman" w:hAnsi="Times New Roman"/>
+          <w:sz w:val="26"/>
+          <w:szCs w:val="26"/>
+        </w:rPr>
+        <w:t xml:space="preserve"> </w:t>
+      </w:r>
+      <w:r>
+        <w:rPr>
+          <w:rFonts w:ascii="Times New Roman" w:cs="Times New Roman" w:eastAsia="Times New Roman" w:hAnsi="Times New Roman"/>
+          <w:b/>
+          <w:bCs/>
+          <w:sz w:val="26"/>
+          <w:szCs w:val="26"/>
+        </w:rPr>
+        <w:t xml:space="preserve">Bên A tự lắp dựng, tháo dỡ.</w:t>
+      </w:r>
+      <w:r>
+        <w:rPr>
+          <w:rFonts w:ascii="Times New Roman" w:cs="Times New Roman" w:eastAsia="Times New Roman" w:hAnsi="Times New Roman"/>
+          <w:sz w:val="26"/>
+          <w:szCs w:val="26"/>
+        </w:rPr>
+        <w:t xml:space="preserve"> Bên A chịu toàn bộ trách nhiệm về thiết kế, tính toán tải trọng, biện pháp lắp dựng, kiểm tra trước khi sử dụng và an toàn lao động; tuân thủ hướng dẫn tải trọng cho phép do Bên B cung cấp.</w:t>
+      </w:r>
+    </w:p>
+    <w:p>
+      <w:pPr>
+        <w:pBdr>
+          <w:left w:val="single" w:color="4F81BD" w:sz="18" w:space="6"/>
+        </w:pBdr>
+        <w:shd w:fill="EAF1FB" w:color="auto" w:val="clear"/>
+        <w:spacing w:after="40" w:before="20" w:line="288"/>
+        <w:ind w:left="360"/>
+        <w:jc w:val="both"/>
+      </w:pPr>
+      <w:r>
+        <w:t xml:space="preserve">{/pa_5_a}</w:t>
+      </w:r>
+    </w:p>
+    <w:p>
+      <w:pPr>
+        <w:pBdr>
+          <w:left w:val="single" w:color="4F81BD" w:sz="18" w:space="6"/>
+        </w:pBdr>
+        <w:shd w:fill="EAF1FB" w:color="auto" w:val="clear"/>
+        <w:spacing w:after="40" w:before="20" w:line="288"/>
+        <w:ind w:left="360"/>
+        <w:jc w:val="both"/>
+      </w:pPr>
+      <w:r>
+        <w:t xml:space="preserve">{#pa_5_b}</w:t>
+      </w:r>
+    </w:p>
+    <w:p>
+      <w:pPr>
+        <w:pBdr>
+          <w:left w:val="single" w:color="4F81BD" w:sz="18" w:space="6"/>
+        </w:pBdr>
+        <w:shd w:fill="EAF1FB" w:color="auto" w:val="clear"/>
+        <w:spacing w:after="40" w:before="20" w:line="288"/>
+        <w:ind w:left="360"/>
+        <w:jc w:val="both"/>
+      </w:pPr>
+      <w:r>
+        <w:rPr>
+          <w:rFonts w:ascii="Times New Roman" w:cs="Times New Roman" w:eastAsia="Times New Roman" w:hAnsi="Times New Roman"/>
+          <w:sz w:val="26"/>
+          <w:szCs w:val="26"/>
+        </w:rPr>
+        <w:t xml:space="preserve">{pa_5_b_o} </w:t>
+      </w:r>
+      <w:r>
+        <w:rPr>
+          <w:rFonts w:ascii="Times New Roman" w:cs="Times New Roman" w:eastAsia="Times New Roman" w:hAnsi="Times New Roman"/>
+          <w:b/>
+          <w:bCs/>
+          <w:sz w:val="26"/>
+          <w:szCs w:val="26"/>
+        </w:rPr>
+        <w:t xml:space="preserve">Phương án B:</w:t>
+      </w:r>
+      <w:r>
+        <w:rPr>
+          <w:rFonts w:ascii="Times New Roman" w:cs="Times New Roman" w:eastAsia="Times New Roman" w:hAnsi="Times New Roman"/>
+          <w:sz w:val="26"/>
+          <w:szCs w:val="26"/>
+        </w:rPr>
+        <w:t xml:space="preserve"> </w:t>
+      </w:r>
+      <w:r>
+        <w:rPr>
+          <w:rFonts w:ascii="Times New Roman" w:cs="Times New Roman" w:eastAsia="Times New Roman" w:hAnsi="Times New Roman"/>
+          <w:b/>
+          <w:bCs/>
+          <w:sz w:val="26"/>
+          <w:szCs w:val="26"/>
+        </w:rPr>
+        <w:t xml:space="preserve">Bên B lắp dựng, tháo dỡ</w:t>
+      </w:r>
+      <w:r>
+        <w:rPr>
+          <w:rFonts w:ascii="Times New Roman" w:cs="Times New Roman" w:eastAsia="Times New Roman" w:hAnsi="Times New Roman"/>
+          <w:sz w:val="26"/>
+          <w:szCs w:val="26"/>
+        </w:rPr>
+        <w:t xml:space="preserve"> theo hồ sơ biện pháp được Bên A duyệt, đơn giá lắp dựng/tháo dỡ {o_29} đồng/{o_30} Bên B chịu trách nhiệm an toàn trong thời gian lắp dựng, tháo dỡ; trách nhiệm trong thời gian sử dụng thuộc về Bên A.</w:t>
+      </w:r>
+    </w:p>
+    <w:p>
+      <w:pPr>
+        <w:pBdr>
+          <w:left w:val="single" w:color="4F81BD" w:sz="18" w:space="6"/>
+        </w:pBdr>
+        <w:shd w:fill="EAF1FB" w:color="auto" w:val="clear"/>
+        <w:spacing w:after="40" w:before="20" w:line="288"/>
+        <w:ind w:left="360"/>
+        <w:jc w:val="both"/>
+      </w:pPr>
+      <w:r>
+        <w:t xml:space="preserve">{/pa_5_b}</w:t>
+      </w:r>
+    </w:p>
+    <w:p>
+      <w:pPr>
+        <w:spacing w:after="80" w:before="40" w:line="288"/>
+        <w:jc w:val="both"/>
+      </w:pPr>
+      <w:r>
+        <w:rPr>
+          <w:rFonts w:ascii="Times New Roman" w:cs="Times New Roman" w:eastAsia="Times New Roman" w:hAnsi="Times New Roman"/>
+          <w:sz w:val="26"/>
+          <w:szCs w:val="26"/>
+        </w:rPr>
+        <w:t xml:space="preserve">6.2. Bên A không được cắt, hàn, khoan, uốn hoặc sử dụng tài sản thuê sai công năng (làm cột chống chịu tải vượt quá thiết kế, kê đỡ vật nặng, làm cọc tiếp địa{o_31}).</w:t>
+      </w:r>
+    </w:p>
+    <w:p>
+      <w:pPr>
+        <w:spacing w:after="80" w:before="40" w:line="288"/>
+        <w:jc w:val="both"/>
+      </w:pPr>
+      <w:r>
+        <w:rPr>
+          <w:rFonts w:ascii="Times New Roman" w:cs="Times New Roman" w:eastAsia="Times New Roman" w:hAnsi="Times New Roman"/>
+          <w:sz w:val="26"/>
+          <w:szCs w:val="26"/>
+        </w:rPr>
+        <w:t xml:space="preserve">6.3. Bên A tự chịu trách nhiệm đối với tai nạn, sự cố xảy ra trong quá trình sử dụng tài sản thuê tại công trình, trừ trường hợp chứng minh được nguyên nhân do khuyết tật của tài sản đã tồn tại khi giao.</w:t>
+      </w:r>
+    </w:p>
+    <w:p>
+      <w:pPr>
+        <w:pStyle w:val="Heading2"/>
+        <w:keepNext/>
+        <w:spacing w:after="80" w:before="200" w:line="288"/>
+        <w:jc w:val="both"/>
+      </w:pPr>
+      <w:r>
+        <w:rPr>
+          <w:rFonts w:ascii="Times New Roman" w:cs="Times New Roman" w:eastAsia="Times New Roman" w:hAnsi="Times New Roman"/>
+          <w:b/>
+          <w:bCs/>
+          <w:sz w:val="26"/>
+          <w:szCs w:val="26"/>
+        </w:rPr>
+        <w:t xml:space="preserve">Điều 7. Quyền và nghĩa vụ của Bên A</w:t>
+      </w:r>
+    </w:p>
+    <w:p>
+      <w:pPr>
+        <w:spacing w:after="80" w:before="40" w:line="288"/>
+        <w:jc w:val="both"/>
+      </w:pPr>
+      <w:r>
+        <w:rPr>
+          <w:rFonts w:ascii="Times New Roman" w:cs="Times New Roman" w:eastAsia="Times New Roman" w:hAnsi="Times New Roman"/>
+          <w:sz w:val="26"/>
+          <w:szCs w:val="26"/>
+        </w:rPr>
+        <w:t xml:space="preserve">7.1. Sử dụng, bảo quản tài sản thuê như tài sản của mình; chịu rủi ro mất mát, hư hỏng kể từ khi nhận đến khi Bên B nhận lại.</w:t>
+      </w:r>
+    </w:p>
+    <w:p>
+      <w:pPr>
+        <w:spacing w:after="80" w:before="40" w:line="288"/>
+        <w:jc w:val="both"/>
+      </w:pPr>
+      <w:r>
+        <w:rPr>
+          <w:rFonts w:ascii="Times New Roman" w:cs="Times New Roman" w:eastAsia="Times New Roman" w:hAnsi="Times New Roman"/>
+          <w:sz w:val="26"/>
+          <w:szCs w:val="26"/>
+        </w:rPr>
+        <w:t xml:space="preserve">7.2. Không cho thuê lại, cho mượn, cầm cố, thế chấp tài sản thuê.</w:t>
+      </w:r>
+    </w:p>
+    <w:p>
+      <w:pPr>
+        <w:spacing w:after="80" w:before="40" w:line="288"/>
+        <w:jc w:val="both"/>
+      </w:pPr>
+      <w:r>
+        <w:rPr>
+          <w:rFonts w:ascii="Times New Roman" w:cs="Times New Roman" w:eastAsia="Times New Roman" w:hAnsi="Times New Roman"/>
+          <w:sz w:val="26"/>
+          <w:szCs w:val="26"/>
+        </w:rPr>
+        <w:t xml:space="preserve">7.3. Tạo điều kiện để Bên B kiểm tra định kỳ (tối đa 01 lần/tháng) số lượng, tình trạng tài sản thuê tại công trình.</w:t>
+      </w:r>
+    </w:p>
+    <w:p>
+      <w:pPr>
+        <w:spacing w:after="80" w:before="40" w:line="288"/>
+        <w:jc w:val="both"/>
+      </w:pPr>
+      <w:r>
+        <w:rPr>
+          <w:rFonts w:ascii="Times New Roman" w:cs="Times New Roman" w:eastAsia="Times New Roman" w:hAnsi="Times New Roman"/>
+          <w:sz w:val="26"/>
+          <w:szCs w:val="26"/>
+        </w:rPr>
+        <w:t xml:space="preserve">7.4. Thông báo ngay cho Bên B khi tài sản bị mất, bị tạm giữ hoặc công trình bị đình chỉ.</w:t>
+      </w:r>
+    </w:p>
+    <w:p>
+      <w:pPr>
+        <w:spacing w:after="80" w:before="40" w:line="288"/>
+        <w:jc w:val="both"/>
+      </w:pPr>
+      <w:r>
+        <w:rPr>
+          <w:rFonts w:ascii="Times New Roman" w:cs="Times New Roman" w:eastAsia="Times New Roman" w:hAnsi="Times New Roman"/>
+          <w:sz w:val="26"/>
+          <w:szCs w:val="26"/>
+        </w:rPr>
+        <w:t xml:space="preserve">7.5. Thanh toán tiền thuê, chi phí và tiền bồi thường đầy đủ, đúng hạn.</w:t>
+      </w:r>
+    </w:p>
+    <w:p>
+      <w:pPr>
+        <w:pStyle w:val="Heading2"/>
+        <w:keepNext/>
+        <w:spacing w:after="80" w:before="200" w:line="288"/>
+        <w:jc w:val="both"/>
+      </w:pPr>
+      <w:r>
+        <w:rPr>
+          <w:rFonts w:ascii="Times New Roman" w:cs="Times New Roman" w:eastAsia="Times New Roman" w:hAnsi="Times New Roman"/>
+          <w:b/>
+          <w:bCs/>
+          <w:sz w:val="26"/>
+          <w:szCs w:val="26"/>
+        </w:rPr>
+        <w:t xml:space="preserve">Điều 8. Quyền và nghĩa vụ của Bên B</w:t>
+      </w:r>
+    </w:p>
+    <w:p>
+      <w:pPr>
+        <w:spacing w:after="80" w:before="40" w:line="288"/>
+        <w:jc w:val="both"/>
+      </w:pPr>
+      <w:r>
+        <w:rPr>
+          <w:rFonts w:ascii="Times New Roman" w:cs="Times New Roman" w:eastAsia="Times New Roman" w:hAnsi="Times New Roman"/>
+          <w:sz w:val="26"/>
+          <w:szCs w:val="26"/>
+        </w:rPr>
+        <w:t xml:space="preserve">8.1. Giao tài sản đúng số lượng, chủng loại, thời gian; cung cấp hướng dẫn tải trọng và lắp dựng.</w:t>
+      </w:r>
+    </w:p>
+    <w:p>
+      <w:pPr>
+        <w:spacing w:after="80" w:before="40" w:line="288"/>
+        <w:jc w:val="both"/>
+      </w:pPr>
+      <w:r>
+        <w:rPr>
+          <w:rFonts w:ascii="Times New Roman" w:cs="Times New Roman" w:eastAsia="Times New Roman" w:hAnsi="Times New Roman"/>
+          <w:sz w:val="26"/>
+          <w:szCs w:val="26"/>
+        </w:rPr>
+        <w:t xml:space="preserve">8.2. Đổi tài sản bị lỗi khi giao trong vòng {o_32} ngày kể từ khi nhận thông báo kèm hình ảnh.</w:t>
+      </w:r>
+    </w:p>
+    <w:p>
+      <w:pPr>
+        <w:spacing w:after="80" w:before="40" w:line="288"/>
+        <w:jc w:val="both"/>
+      </w:pPr>
+      <w:r>
+        <w:rPr>
+          <w:rFonts w:ascii="Times New Roman" w:cs="Times New Roman" w:eastAsia="Times New Roman" w:hAnsi="Times New Roman"/>
+          <w:sz w:val="26"/>
+          <w:szCs w:val="26"/>
+        </w:rPr>
+        <w:t xml:space="preserve">8.3. Được kiểm tra tài sản tại công trình; thu hồi tài sản trước hạn khi Bên A vi phạm Điều 7.2 hoặc chậm thanh toán quá {o_33} ngày.</w:t>
+      </w:r>
+    </w:p>
+    <w:p>
+      <w:pPr>
+        <w:spacing w:after="80" w:before="40" w:line="288"/>
+        <w:jc w:val="both"/>
+      </w:pPr>
+      <w:r>
+        <w:rPr>
+          <w:rFonts w:ascii="Times New Roman" w:cs="Times New Roman" w:eastAsia="Times New Roman" w:hAnsi="Times New Roman"/>
+          <w:sz w:val="26"/>
+          <w:szCs w:val="26"/>
+        </w:rPr>
+        <w:t xml:space="preserve">8.4. Xuất hóa đơn tiền thuê theo kỳ chốt công nợ.</w:t>
+      </w:r>
+    </w:p>
+    <w:p>
+      <w:pPr>
+        <w:pStyle w:val="Heading2"/>
+        <w:keepNext/>
+        <w:spacing w:after="80" w:before="200" w:line="288"/>
+        <w:jc w:val="both"/>
+      </w:pPr>
+      <w:r>
+        <w:rPr>
+          <w:rFonts w:ascii="Times New Roman" w:cs="Times New Roman" w:eastAsia="Times New Roman" w:hAnsi="Times New Roman"/>
+          <w:b/>
+          <w:bCs/>
+          <w:sz w:val="26"/>
+          <w:szCs w:val="26"/>
+        </w:rPr>
+        <w:t xml:space="preserve">Điều 9. Thanh toán, chốt công nợ và tài sản không trả lại</w:t>
+      </w:r>
+    </w:p>
+    <w:p>
+      <w:pPr>
+        <w:spacing w:after="80" w:before="40" w:line="288"/>
+        <w:jc w:val="both"/>
+      </w:pPr>
+      <w:r>
+        <w:rPr>
+          <w:rFonts w:ascii="Times New Roman" w:cs="Times New Roman" w:eastAsia="Times New Roman" w:hAnsi="Times New Roman"/>
+          <w:sz w:val="26"/>
+          <w:szCs w:val="26"/>
+        </w:rPr>
+        <w:t xml:space="preserve">9.1. Chốt công nợ hằng tháng: ngày {o_34} hằng tháng, Bên B gửi Bảng tính tiền thuê (số lượng × số ngày × đơn giá theo từng đợt giao/thu hồi). Bên A xác nhận hoặc phản hồi trong vòng {o_35} ngày; quá hạn không phản hồi, bảng tính được coi là đã được chấp nhận.</w:t>
+      </w:r>
+    </w:p>
+    <w:p>
+      <w:pPr>
+        <w:spacing w:after="80" w:before="40" w:line="288"/>
+        <w:jc w:val="both"/>
+      </w:pPr>
+      <w:r>
+        <w:rPr>
+          <w:rFonts w:ascii="Times New Roman" w:cs="Times New Roman" w:eastAsia="Times New Roman" w:hAnsi="Times New Roman"/>
+          <w:sz w:val="26"/>
+          <w:szCs w:val="26"/>
+        </w:rPr>
+        <w:t xml:space="preserve">9.2. Bên A thanh toán trong vòng {o_36} ngày kể từ ngày nhận hóa đơn.</w:t>
+      </w:r>
+    </w:p>
+    <w:p>
+      <w:pPr>
+        <w:pBdr>
+          <w:left w:val="single" w:color="4F81BD" w:sz="18" w:space="6"/>
+        </w:pBdr>
+        <w:shd w:fill="EAF1FB" w:color="auto" w:val="clear"/>
+        <w:spacing w:after="40" w:before="20" w:line="288"/>
+        <w:ind w:left="360"/>
+        <w:jc w:val="both"/>
+      </w:pPr>
+      <w:r>
+        <w:t xml:space="preserve">{#pa_6_a}</w:t>
+      </w:r>
+    </w:p>
+    <w:p>
+      <w:pPr>
+        <w:pBdr>
+          <w:left w:val="single" w:color="4F81BD" w:sz="18" w:space="6"/>
+        </w:pBdr>
+        <w:shd w:fill="EAF1FB" w:color="auto" w:val="clear"/>
+        <w:spacing w:after="40" w:before="20" w:line="288"/>
+        <w:ind w:left="360"/>
+        <w:jc w:val="both"/>
+      </w:pPr>
+      <w:r>
+        <w:rPr>
+          <w:rFonts w:ascii="Times New Roman" w:cs="Times New Roman" w:eastAsia="Times New Roman" w:hAnsi="Times New Roman"/>
+          <w:sz w:val="26"/>
+          <w:szCs w:val="26"/>
+        </w:rPr>
+        <w:t xml:space="preserve">{pa_6_a_o} </w:t>
+      </w:r>
+      <w:r>
+        <w:rPr>
+          <w:rFonts w:ascii="Times New Roman" w:cs="Times New Roman" w:eastAsia="Times New Roman" w:hAnsi="Times New Roman"/>
+          <w:b/>
+          <w:bCs/>
+          <w:sz w:val="26"/>
+          <w:szCs w:val="26"/>
+        </w:rPr>
+        <w:t xml:space="preserve">Phương án A:</w:t>
+      </w:r>
+      <w:r>
+        <w:rPr>
+          <w:rFonts w:ascii="Times New Roman" w:cs="Times New Roman" w:eastAsia="Times New Roman" w:hAnsi="Times New Roman"/>
+          <w:sz w:val="26"/>
+          <w:szCs w:val="26"/>
+        </w:rPr>
+        <w:t xml:space="preserve"> Thanh toán trước tiền thuê tháng đầu (hoặc thời gian thuê tối thiểu) khi nhận hàng; các tháng sau thanh toán theo kỳ chốt công nợ.</w:t>
+      </w:r>
+    </w:p>
+    <w:p>
+      <w:pPr>
+        <w:pBdr>
+          <w:left w:val="single" w:color="4F81BD" w:sz="18" w:space="6"/>
+        </w:pBdr>
+        <w:shd w:fill="EAF1FB" w:color="auto" w:val="clear"/>
+        <w:spacing w:after="40" w:before="20" w:line="288"/>
+        <w:ind w:left="360"/>
+        <w:jc w:val="both"/>
+      </w:pPr>
+      <w:r>
+        <w:t xml:space="preserve">{/pa_6_a}</w:t>
+      </w:r>
+    </w:p>
+    <w:p>
+      <w:pPr>
+        <w:pBdr>
+          <w:left w:val="single" w:color="4F81BD" w:sz="18" w:space="6"/>
+        </w:pBdr>
+        <w:shd w:fill="EAF1FB" w:color="auto" w:val="clear"/>
+        <w:spacing w:after="40" w:before="20" w:line="288"/>
+        <w:ind w:left="360"/>
+        <w:jc w:val="both"/>
+      </w:pPr>
+      <w:r>
+        <w:t xml:space="preserve">{#pa_6_b}</w:t>
+      </w:r>
+    </w:p>
+    <w:p>
+      <w:pPr>
+        <w:pBdr>
+          <w:left w:val="single" w:color="4F81BD" w:sz="18" w:space="6"/>
+        </w:pBdr>
+        <w:shd w:fill="EAF1FB" w:color="auto" w:val="clear"/>
+        <w:spacing w:after="40" w:before="20" w:line="288"/>
+        <w:ind w:left="360"/>
+        <w:jc w:val="both"/>
+      </w:pPr>
+      <w:r>
+        <w:rPr>
+          <w:rFonts w:ascii="Times New Roman" w:cs="Times New Roman" w:eastAsia="Times New Roman" w:hAnsi="Times New Roman"/>
+          <w:sz w:val="26"/>
+          <w:szCs w:val="26"/>
+        </w:rPr>
+        <w:t xml:space="preserve">{pa_6_b_o} </w:t>
+      </w:r>
+      <w:r>
+        <w:rPr>
+          <w:rFonts w:ascii="Times New Roman" w:cs="Times New Roman" w:eastAsia="Times New Roman" w:hAnsi="Times New Roman"/>
+          <w:b/>
+          <w:bCs/>
+          <w:sz w:val="26"/>
+          <w:szCs w:val="26"/>
+        </w:rPr>
+        <w:t xml:space="preserve">Phương án B:</w:t>
+      </w:r>
+      <w:r>
+        <w:rPr>
+          <w:rFonts w:ascii="Times New Roman" w:cs="Times New Roman" w:eastAsia="Times New Roman" w:hAnsi="Times New Roman"/>
+          <w:sz w:val="26"/>
+          <w:szCs w:val="26"/>
+        </w:rPr>
+        <w:t xml:space="preserve"> Thanh toán toàn bộ theo kỳ chốt công nợ hằng tháng.</w:t>
+      </w:r>
+    </w:p>
+    <w:p>
+      <w:pPr>
+        <w:pBdr>
+          <w:left w:val="single" w:color="4F81BD" w:sz="18" w:space="6"/>
+        </w:pBdr>
+        <w:shd w:fill="EAF1FB" w:color="auto" w:val="clear"/>
+        <w:spacing w:after="40" w:before="20" w:line="288"/>
+        <w:ind w:left="360"/>
+        <w:jc w:val="both"/>
+      </w:pPr>
+      <w:r>
+        <w:t xml:space="preserve">{/pa_6_b}</w:t>
+      </w:r>
+    </w:p>
+    <w:p>
+      <w:pPr>
+        <w:spacing w:after="80" w:before="40" w:line="288"/>
+        <w:jc w:val="both"/>
+      </w:pPr>
+      <w:r>
+        <w:rPr>
+          <w:rFonts w:ascii="Times New Roman" w:cs="Times New Roman" w:eastAsia="Times New Roman" w:hAnsi="Times New Roman"/>
+          <w:sz w:val="26"/>
+          <w:szCs w:val="26"/>
+        </w:rPr>
+        <w:t xml:space="preserve">9.3. Bồi thường hư hỏng, mất mát theo đơn giá tại Phụ lục 01: (a) hỏng sửa được: thu phí sửa chữa theo đơn giá; (b) hỏng không sửa được và thiếu: bồi thường bằng đơn giá bồi thường; tiền thuê tính đến ngày ký Biên bản thu hồi xác nhận thiếu/hỏng.</w:t>
+      </w:r>
+    </w:p>
+    <w:p>
+      <w:pPr>
+        <w:spacing w:after="80" w:before="40" w:line="288"/>
+        <w:jc w:val="both"/>
+      </w:pPr>
+      <w:r>
+        <w:rPr>
+          <w:rFonts w:ascii="Times New Roman" w:cs="Times New Roman" w:eastAsia="Times New Roman" w:hAnsi="Times New Roman"/>
+          <w:sz w:val="26"/>
+          <w:szCs w:val="26"/>
+        </w:rPr>
+        <w:t xml:space="preserve">9.4. Quá {o_37} ngày (mặc định: 30 ngày) kể từ ngày hết hạn thuê (kể cả gia hạn) hoặc kể từ ngày Bên B yêu cầu thu hồi theo khoản 8.3 mà Bên A không trả tài sản, </w:t>
+      </w:r>
+      <w:r>
+        <w:rPr>
+          <w:rFonts w:ascii="Times New Roman" w:cs="Times New Roman" w:eastAsia="Times New Roman" w:hAnsi="Times New Roman"/>
+          <w:b/>
+          <w:bCs/>
+          <w:sz w:val="26"/>
+          <w:szCs w:val="26"/>
+        </w:rPr>
+        <w:t xml:space="preserve">tài sản chưa trả được coi như Bên A mua lại</w:t>
+      </w:r>
+      <w:r>
+        <w:rPr>
+          <w:rFonts w:ascii="Times New Roman" w:cs="Times New Roman" w:eastAsia="Times New Roman" w:hAnsi="Times New Roman"/>
+          <w:sz w:val="26"/>
+          <w:szCs w:val="26"/>
+        </w:rPr>
+        <w:t xml:space="preserve"> theo đơn giá bồi thường tại Phụ lục 01; tiền thuê tiếp tục được tính đến ngày Bên A thanh toán đủ tiền mua lại.</w:t>
+      </w:r>
+    </w:p>
+    <w:p>
+      <w:pPr>
+        <w:spacing w:after="80" w:before="40" w:line="288"/>
+        <w:jc w:val="both"/>
+      </w:pPr>
+      <w:r>
+        <w:rPr>
+          <w:rFonts w:ascii="Times New Roman" w:cs="Times New Roman" w:eastAsia="Times New Roman" w:hAnsi="Times New Roman"/>
+          <w:sz w:val="26"/>
+          <w:szCs w:val="26"/>
+        </w:rPr>
+        <w:t xml:space="preserve">9.5. Chậm thanh toán, Bên A chịu lãi chậm trả {o_38} %/tháng trên số tiền chậm trả.</w:t>
+      </w:r>
+    </w:p>
+    <w:p>
+      <w:pPr>
+        <w:pStyle w:val="Heading2"/>
+        <w:keepNext/>
+        <w:spacing w:after="80" w:before="200" w:line="288"/>
+        <w:jc w:val="both"/>
+      </w:pPr>
+      <w:r>
+        <w:rPr>
+          <w:rFonts w:ascii="Times New Roman" w:cs="Times New Roman" w:eastAsia="Times New Roman" w:hAnsi="Times New Roman"/>
+          <w:b/>
+          <w:bCs/>
+          <w:sz w:val="26"/>
+          <w:szCs w:val="26"/>
+        </w:rPr>
+        <w:t xml:space="preserve">Điều 10. Phạt vi phạm</w:t>
+      </w:r>
+    </w:p>
+    <w:p>
+      <w:pPr>
+        <w:spacing w:after="80" w:before="40" w:line="288"/>
+        <w:jc w:val="both"/>
+      </w:pPr>
+      <w:r>
+        <w:rPr>
+          <w:rFonts w:ascii="Times New Roman" w:cs="Times New Roman" w:eastAsia="Times New Roman" w:hAnsi="Times New Roman"/>
+          <w:sz w:val="26"/>
+          <w:szCs w:val="26"/>
+        </w:rPr>
+        <w:t xml:space="preserve">10.1. Bên A sử dụng tài sản sai mục đích, cho thuê lại hoặc di chuyển sang công trình khác khi chưa có chấp thuận: phạt {o_39} % giá trị bồi thường của tài sản liên quan.</w:t>
+      </w:r>
+    </w:p>
+    <w:p>
+      <w:pPr>
+        <w:spacing w:after="80" w:before="40" w:line="288"/>
+        <w:jc w:val="both"/>
+      </w:pPr>
+      <w:r>
+        <w:rPr>
+          <w:rFonts w:ascii="Times New Roman" w:cs="Times New Roman" w:eastAsia="Times New Roman" w:hAnsi="Times New Roman"/>
+          <w:sz w:val="26"/>
+          <w:szCs w:val="26"/>
+        </w:rPr>
+        <w:t xml:space="preserve">10.2. Bên B giao hàng chậm quá {o_40} ngày so với đơn đặt hàng đã xác nhận: phạt {o_41} % giá trị tiền thuê dự kiến của đợt hàng chậm cho mỗi ngày chậm.</w:t>
+      </w:r>
+    </w:p>
+    <w:p>
+      <w:pPr>
+        <w:spacing w:after="80" w:before="40" w:line="288"/>
+        <w:jc w:val="both"/>
+      </w:pPr>
+      <w:r>
+        <w:rPr>
+          <w:rFonts w:ascii="Times New Roman" w:cs="Times New Roman" w:eastAsia="Times New Roman" w:hAnsi="Times New Roman"/>
+          <w:sz w:val="26"/>
+          <w:szCs w:val="26"/>
+        </w:rPr>
+        <w:t xml:space="preserve">10.3. Tổng mức phạt không vượt quá 8% giá trị phần nghĩa vụ hợp đồng bị vi phạm (Điều 301 Luật Thương mại). Bên vi phạm bồi thường thiệt hại thực tế theo quy định.</w:t>
+      </w:r>
+    </w:p>
+    <w:p>
+      <w:pPr>
+        <w:pStyle w:val="Heading2"/>
+        <w:keepNext/>
+        <w:spacing w:after="80" w:before="200" w:line="288"/>
+        <w:jc w:val="both"/>
+      </w:pPr>
+      <w:r>
+        <w:rPr>
+          <w:rFonts w:ascii="Times New Roman" w:cs="Times New Roman" w:eastAsia="Times New Roman" w:hAnsi="Times New Roman"/>
+          <w:b/>
+          <w:bCs/>
+          <w:sz w:val="26"/>
+          <w:szCs w:val="26"/>
+        </w:rPr>
+        <w:t xml:space="preserve">Điều 11. Chấm dứt hợp đồng</w:t>
+      </w:r>
+    </w:p>
+    <w:p>
+      <w:pPr>
+        <w:spacing w:after="80" w:before="40" w:line="288"/>
+        <w:jc w:val="both"/>
+      </w:pPr>
+      <w:r>
+        <w:rPr>
+          <w:rFonts w:ascii="Times New Roman" w:cs="Times New Roman" w:eastAsia="Times New Roman" w:hAnsi="Times New Roman"/>
+          <w:sz w:val="26"/>
+          <w:szCs w:val="26"/>
+        </w:rPr>
+        <w:t xml:space="preserve">11.1. Hợp đồng chấm dứt khi hết thời gian thuê, Bên A đã trả đủ tài sản và hai bên đã thanh toán xong.</w:t>
+      </w:r>
+    </w:p>
+    <w:p>
+      <w:pPr>
+        <w:spacing w:after="80" w:before="40" w:line="288"/>
+        <w:jc w:val="both"/>
+      </w:pPr>
+      <w:r>
+        <w:rPr>
+          <w:rFonts w:ascii="Times New Roman" w:cs="Times New Roman" w:eastAsia="Times New Roman" w:hAnsi="Times New Roman"/>
+          <w:sz w:val="26"/>
+          <w:szCs w:val="26"/>
+        </w:rPr>
+        <w:t xml:space="preserve">11.2. Bên B được đơn phương chấm dứt và thu hồi tài sản nếu Bên A chậm thanh toán quá {o_42} ngày, cho thuê lại, sử dụng sai mục đích. Bên A tạo điều kiện cho Bên B vào công trình thu hồi; chi phí tháo dỡ, vận chuyển do Bên A chịu.</w:t>
+      </w:r>
+    </w:p>
+    <w:p>
+      <w:pPr>
+        <w:pStyle w:val="Heading2"/>
+        <w:keepNext/>
+        <w:spacing w:after="80" w:before="200" w:line="288"/>
+        <w:jc w:val="both"/>
+      </w:pPr>
+      <w:r>
+        <w:rPr>
+          <w:rFonts w:ascii="Times New Roman" w:cs="Times New Roman" w:eastAsia="Times New Roman" w:hAnsi="Times New Roman"/>
+          <w:b/>
+          <w:bCs/>
+          <w:sz w:val="26"/>
+          <w:szCs w:val="26"/>
+        </w:rPr>
+        <w:t xml:space="preserve">Điều 12. Sự kiện bất khả kháng và hoàn cảnh thay đổi cơ bản</w:t>
+      </w:r>
+    </w:p>
+    <w:p>
+      <w:pPr>
+        <w:spacing w:after="80" w:before="40" w:line="288"/>
+        <w:jc w:val="both"/>
+      </w:pPr>
+      <w:r>
+        <w:rPr>
+          <w:rFonts w:ascii="Times New Roman" w:cs="Times New Roman" w:eastAsia="Times New Roman" w:hAnsi="Times New Roman"/>
+          <w:sz w:val="26"/>
+          <w:szCs w:val="26"/>
+        </w:rPr>
+        <w:t xml:space="preserve">12.1. Sự kiện bất khả kháng là sự kiện xảy ra khách quan, không thể lường trước và không thể khắc phục được mặc dù đã áp dụng mọi biện pháp cần thiết trong khả năng cho phép, gồm: thiên tai, hỏa hoạn không do lỗi của các bên, dịch bệnh được cơ quan có thẩm quyền công bố, chiến tranh, bạo loạn, quyết định của cơ quan nhà nước có thẩm quyền làm ngưng trệ việc thực hiện hợp đồng và các trường hợp khác theo quy định của pháp luật.</w:t>
+      </w:r>
+    </w:p>
+    <w:p>
+      <w:pPr>
+        <w:spacing w:after="80" w:before="40" w:line="288"/>
+        <w:jc w:val="both"/>
+      </w:pPr>
+      <w:r>
+        <w:rPr>
+          <w:rFonts w:ascii="Times New Roman" w:cs="Times New Roman" w:eastAsia="Times New Roman" w:hAnsi="Times New Roman"/>
+          <w:sz w:val="26"/>
+          <w:szCs w:val="26"/>
+        </w:rPr>
+        <w:t xml:space="preserve">12.2. Bên gặp sự kiện bất khả kháng phải thông báo bằng văn bản cho bên kia trong vòng 03 (ba) ngày làm việc kể từ khi sự kiện xảy ra, kèm bằng chứng hợp lý, và áp dụng mọi biện pháp để hạn chế thiệt hại.</w:t>
+      </w:r>
+    </w:p>
+    <w:p>
+      <w:pPr>
+        <w:spacing w:after="80" w:before="40" w:line="288"/>
+        <w:jc w:val="both"/>
+      </w:pPr>
+      <w:r>
+        <w:rPr>
+          <w:rFonts w:ascii="Times New Roman" w:cs="Times New Roman" w:eastAsia="Times New Roman" w:hAnsi="Times New Roman"/>
+          <w:sz w:val="26"/>
+          <w:szCs w:val="26"/>
+        </w:rPr>
+        <w:t xml:space="preserve">12.3. Thời gian bị ảnh hưởng bởi sự kiện bất khả kháng không tính vào thời hạn thực hiện hợp đồng. Không bên nào bị phạt hoặc phải bồi thường do không thực hiện nghĩa vụ vì sự kiện bất khả kháng.</w:t>
+      </w:r>
+    </w:p>
+    <w:p>
+      <w:pPr>
+        <w:spacing w:after="80" w:before="40" w:line="288"/>
+        <w:jc w:val="both"/>
+      </w:pPr>
+      <w:r>
+        <w:rPr>
+          <w:rFonts w:ascii="Times New Roman" w:cs="Times New Roman" w:eastAsia="Times New Roman" w:hAnsi="Times New Roman"/>
+          <w:sz w:val="26"/>
+          <w:szCs w:val="26"/>
+        </w:rPr>
+        <w:t xml:space="preserve">12.4. Nếu sự kiện bất khả kháng kéo dài quá {o_43}  ngày liên tục, mỗi bên có quyền chấm dứt hợp đồng bằng văn bản; các bên thanh toán cho nhau phần công việc, hàng hóa đã thực hiện và được nghiệm thu đến thời điểm chấm dứt.</w:t>
+      </w:r>
+    </w:p>
+    <w:p>
+      <w:pPr>
+        <w:spacing w:after="80" w:before="40" w:line="288"/>
+        <w:jc w:val="both"/>
+      </w:pPr>
+      <w:r>
+        <w:rPr>
+          <w:rFonts w:ascii="Times New Roman" w:cs="Times New Roman" w:eastAsia="Times New Roman" w:hAnsi="Times New Roman"/>
+          <w:sz w:val="26"/>
+          <w:szCs w:val="26"/>
+        </w:rPr>
+        <w:t xml:space="preserve">12.5. Khi hoàn cảnh thay đổi cơ bản theo Điều 420 Bộ luật Dân sự (ví dụ: giá vật liệu chính biến động bất thường vượt quá {o_44} % so với thời điểm ký), bên bị ảnh hưởng có quyền đề nghị đàm phán lại phần giá và tiến độ liên quan trong thời hạn hợp lý.</w:t>
+      </w:r>
+    </w:p>
+    <w:p>
+      <w:pPr>
+        <w:pStyle w:val="Heading2"/>
+        <w:keepNext/>
+        <w:spacing w:after="80" w:before="200" w:line="288"/>
+        <w:jc w:val="both"/>
+      </w:pPr>
+      <w:r>
+        <w:rPr>
+          <w:rFonts w:ascii="Times New Roman" w:cs="Times New Roman" w:eastAsia="Times New Roman" w:hAnsi="Times New Roman"/>
+          <w:b/>
+          <w:bCs/>
+          <w:sz w:val="26"/>
+          <w:szCs w:val="26"/>
+        </w:rPr>
+        <w:t xml:space="preserve">Điều 13. Giải quyết tranh chấp</w:t>
+      </w:r>
+    </w:p>
+    <w:p>
+      <w:pPr>
+        <w:spacing w:after="80" w:before="40" w:line="288"/>
+        <w:jc w:val="both"/>
+      </w:pPr>
+      <w:r>
+        <w:rPr>
+          <w:rFonts w:ascii="Times New Roman" w:cs="Times New Roman" w:eastAsia="Times New Roman" w:hAnsi="Times New Roman"/>
+          <w:sz w:val="26"/>
+          <w:szCs w:val="26"/>
+        </w:rPr>
+        <w:t xml:space="preserve">13.1. Khi phát sinh tranh chấp, các bên ưu tiên thương lượng, hòa giải trên tinh thần thiện chí. Bên nhận được yêu cầu giải quyết phải trả lời bằng văn bản trong vòng 07 (bảy) ngày làm việc.</w:t>
+      </w:r>
+    </w:p>
+    <w:p>
+      <w:pPr>
+        <w:spacing w:after="80" w:before="40" w:line="288"/>
+        <w:jc w:val="both"/>
+      </w:pPr>
+      <w:r>
+        <w:rPr>
+          <w:rFonts w:ascii="Times New Roman" w:cs="Times New Roman" w:eastAsia="Times New Roman" w:hAnsi="Times New Roman"/>
+          <w:sz w:val="26"/>
+          <w:szCs w:val="26"/>
+        </w:rPr>
+        <w:t xml:space="preserve">13.2. Trường hợp thương lượng không thành trong vòng 30 (ba mươi) ngày kể từ ngày một bên gửi yêu cầu, tranh chấp được giải quyết theo phương án sau:</w:t>
+      </w:r>
+    </w:p>
+    <w:p>
+      <w:pPr>
+        <w:pBdr>
+          <w:left w:val="single" w:color="4F81BD" w:sz="18" w:space="6"/>
+        </w:pBdr>
+        <w:shd w:fill="EAF1FB" w:color="auto" w:val="clear"/>
+        <w:spacing w:after="40" w:before="20" w:line="288"/>
+        <w:ind w:left="360"/>
+        <w:jc w:val="both"/>
+      </w:pPr>
+      <w:r>
+        <w:t xml:space="preserve">{#pa_7_a}</w:t>
+      </w:r>
+    </w:p>
+    <w:p>
+      <w:pPr>
+        <w:pBdr>
+          <w:left w:val="single" w:color="4F81BD" w:sz="18" w:space="6"/>
+        </w:pBdr>
+        <w:shd w:fill="EAF1FB" w:color="auto" w:val="clear"/>
+        <w:spacing w:after="40" w:before="20" w:line="288"/>
+        <w:ind w:left="360"/>
+        <w:jc w:val="both"/>
+      </w:pPr>
+      <w:r>
+        <w:rPr>
+          <w:rFonts w:ascii="Times New Roman" w:cs="Times New Roman" w:eastAsia="Times New Roman" w:hAnsi="Times New Roman"/>
+          <w:sz w:val="26"/>
+          <w:szCs w:val="26"/>
+        </w:rPr>
+        <w:t xml:space="preserve">{pa_7_a_o} </w:t>
+      </w:r>
+      <w:r>
+        <w:rPr>
+          <w:rFonts w:ascii="Times New Roman" w:cs="Times New Roman" w:eastAsia="Times New Roman" w:hAnsi="Times New Roman"/>
+          <w:b/>
+          <w:bCs/>
+          <w:sz w:val="26"/>
+          <w:szCs w:val="26"/>
+        </w:rPr>
+        <w:t xml:space="preserve">Phương án A:</w:t>
+      </w:r>
+      <w:r>
+        <w:rPr>
+          <w:rFonts w:ascii="Times New Roman" w:cs="Times New Roman" w:eastAsia="Times New Roman" w:hAnsi="Times New Roman"/>
+          <w:sz w:val="26"/>
+          <w:szCs w:val="26"/>
+        </w:rPr>
+        <w:t xml:space="preserve"> Tòa án nhân dân có thẩm quyền theo quy định của pháp luật tố tụng dân sự giải quyết theo quy định của pháp luật Việt Nam.</w:t>
+      </w:r>
+    </w:p>
+    <w:p>
+      <w:pPr>
+        <w:pBdr>
+          <w:left w:val="single" w:color="4F81BD" w:sz="18" w:space="6"/>
+        </w:pBdr>
+        <w:shd w:fill="EAF1FB" w:color="auto" w:val="clear"/>
+        <w:spacing w:after="40" w:before="20" w:line="288"/>
+        <w:ind w:left="360"/>
+        <w:jc w:val="both"/>
+      </w:pPr>
+      <w:r>
+        <w:t xml:space="preserve">{/pa_7_a}</w:t>
+      </w:r>
+    </w:p>
+    <w:p>
+      <w:pPr>
+        <w:pBdr>
+          <w:left w:val="single" w:color="4F81BD" w:sz="18" w:space="6"/>
+        </w:pBdr>
+        <w:shd w:fill="EAF1FB" w:color="auto" w:val="clear"/>
+        <w:spacing w:after="40" w:before="20" w:line="288"/>
+        <w:ind w:left="360"/>
+        <w:jc w:val="both"/>
+      </w:pPr>
+      <w:r>
+        <w:t xml:space="preserve">{#pa_7_b}</w:t>
+      </w:r>
+    </w:p>
+    <w:p>
+      <w:pPr>
+        <w:pBdr>
+          <w:left w:val="single" w:color="4F81BD" w:sz="18" w:space="6"/>
+        </w:pBdr>
+        <w:shd w:fill="EAF1FB" w:color="auto" w:val="clear"/>
+        <w:spacing w:after="40" w:before="20" w:line="288"/>
+        <w:ind w:left="360"/>
+        <w:jc w:val="both"/>
+      </w:pPr>
+      <w:r>
+        <w:rPr>
+          <w:rFonts w:ascii="Times New Roman" w:cs="Times New Roman" w:eastAsia="Times New Roman" w:hAnsi="Times New Roman"/>
+          <w:sz w:val="26"/>
+          <w:szCs w:val="26"/>
+        </w:rPr>
+        <w:t xml:space="preserve">{pa_7_b_o} </w:t>
+      </w:r>
+      <w:r>
+        <w:rPr>
+          <w:rFonts w:ascii="Times New Roman" w:cs="Times New Roman" w:eastAsia="Times New Roman" w:hAnsi="Times New Roman"/>
+          <w:b/>
+          <w:bCs/>
+          <w:sz w:val="26"/>
+          <w:szCs w:val="26"/>
+        </w:rPr>
+        <w:t xml:space="preserve">Phương án B:</w:t>
+      </w:r>
+      <w:r>
+        <w:rPr>
+          <w:rFonts w:ascii="Times New Roman" w:cs="Times New Roman" w:eastAsia="Times New Roman" w:hAnsi="Times New Roman"/>
+          <w:sz w:val="26"/>
+          <w:szCs w:val="26"/>
+        </w:rPr>
+        <w:t xml:space="preserve"> Trung tâm Trọng tài Quốc tế Việt Nam (VIAC) giải quyết theo Quy tắc tố tụng trọng tài của Trung tâm này; phán quyết trọng tài là chung thẩm. Số trọng tài viên: 01; địa điểm: Hà Nội; ngôn ngữ: tiếng Việt.</w:t>
+      </w:r>
+    </w:p>
+    <w:p>
+      <w:pPr>
+        <w:pBdr>
+          <w:left w:val="single" w:color="4F81BD" w:sz="18" w:space="6"/>
+        </w:pBdr>
+        <w:shd w:fill="EAF1FB" w:color="auto" w:val="clear"/>
+        <w:spacing w:after="40" w:before="20" w:line="288"/>
+        <w:ind w:left="360"/>
+        <w:jc w:val="both"/>
+      </w:pPr>
+      <w:r>
+        <w:t xml:space="preserve">{/pa_7_b}</w:t>
+      </w:r>
+    </w:p>
+    <w:p>
+      <w:pPr>
+        <w:spacing w:after="80" w:before="40" w:line="288"/>
+        <w:jc w:val="both"/>
+      </w:pPr>
+      <w:r>
+        <w:rPr>
+          <w:rFonts w:ascii="Times New Roman" w:cs="Times New Roman" w:eastAsia="Times New Roman" w:hAnsi="Times New Roman"/>
+          <w:sz w:val="26"/>
+          <w:szCs w:val="26"/>
+        </w:rPr>
+        <w:t xml:space="preserve">13.3. Trong thời gian giải quyết tranh chấp, các bên tiếp tục thực hiện các nghĩa vụ không bị tranh chấp, trừ khi hợp đồng đã chấm dứt.</w:t>
+      </w:r>
+    </w:p>
+    <w:p>
+      <w:pPr>
+        <w:pStyle w:val="Heading2"/>
+        <w:keepNext/>
+        <w:spacing w:after="80" w:before="200" w:line="288"/>
+        <w:jc w:val="both"/>
+      </w:pPr>
+      <w:r>
+        <w:rPr>
+          <w:rFonts w:ascii="Times New Roman" w:cs="Times New Roman" w:eastAsia="Times New Roman" w:hAnsi="Times New Roman"/>
+          <w:b/>
+          <w:bCs/>
+          <w:sz w:val="26"/>
+          <w:szCs w:val="26"/>
+        </w:rPr>
+        <w:t xml:space="preserve">Điều 14. Thông báo và đại diện liên lạc</w:t>
+      </w:r>
+    </w:p>
+    <w:p>
+      <w:pPr>
+        <w:spacing w:after="80" w:before="40" w:line="288"/>
+        <w:jc w:val="both"/>
+      </w:pPr>
+      <w:r>
+        <w:rPr>
+          <w:rFonts w:ascii="Times New Roman" w:cs="Times New Roman" w:eastAsia="Times New Roman" w:hAnsi="Times New Roman"/>
+          <w:sz w:val="26"/>
+          <w:szCs w:val="26"/>
+        </w:rPr>
+        <w:t xml:space="preserve">14.1. Mọi thông báo, yêu cầu, chấp thuận theo hợp đồng phải lập bằng văn bản và gửi trực tiếp, qua bưu điện hoặc thư điện tử tới địa chỉ nêu tại phần thông tin các bên. Thông báo qua thư điện tử có giá trị khi gửi từ/tới địa chỉ đã đăng ký dưới đây.</w:t>
+      </w:r>
+    </w:p>
+    <w:p>
+      <w:pPr>
+        <w:spacing w:after="80" w:before="40" w:line="288"/>
+        <w:jc w:val="both"/>
+      </w:pPr>
+      <w:r>
+        <w:rPr>
+          <w:rFonts w:ascii="Times New Roman" w:cs="Times New Roman" w:eastAsia="Times New Roman" w:hAnsi="Times New Roman"/>
+          <w:sz w:val="26"/>
+          <w:szCs w:val="26"/>
+        </w:rPr>
+        <w:t xml:space="preserve">14.2. Đại diện liên lạc: Bên A: {o_45} – ĐT: {o_46} – Email: {o_47}; Bên B: {o_48} – ĐT: {o_49} – Email: {o_50}</w:t>
+      </w:r>
+    </w:p>
+    <w:p>
+      <w:pPr>
+        <w:spacing w:after="80" w:before="40" w:line="288"/>
+        <w:jc w:val="both"/>
+      </w:pPr>
+      <w:r>
+        <w:rPr>
+          <w:rFonts w:ascii="Times New Roman" w:cs="Times New Roman" w:eastAsia="Times New Roman" w:hAnsi="Times New Roman"/>
+          <w:sz w:val="26"/>
+          <w:szCs w:val="26"/>
+        </w:rPr>
+        <w:t xml:space="preserve">14.3. Tin nhắn qua ứng dụng (Zalo, {o_51}) chỉ dùng để trao đổi điều hành, không thay thế văn bản đối với các nội dung về giá, khối lượng phát sinh, tiến độ và chấm dứt hợp đồng.</w:t>
+      </w:r>
+    </w:p>
+    <w:p>
+      <w:pPr>
+        <w:pStyle w:val="Heading2"/>
+        <w:keepNext/>
+        <w:spacing w:after="80" w:before="200" w:line="288"/>
+        <w:jc w:val="both"/>
+      </w:pPr>
+      <w:r>
+        <w:rPr>
+          <w:rFonts w:ascii="Times New Roman" w:cs="Times New Roman" w:eastAsia="Times New Roman" w:hAnsi="Times New Roman"/>
+          <w:b/>
+          <w:bCs/>
+          <w:sz w:val="26"/>
+          <w:szCs w:val="26"/>
+        </w:rPr>
         <w:t xml:space="preserve">Điều 15. Hiệu lực và điều khoản thi hành</w:t>
       </w:r>
     </w:p>
@@ -2243,7 +2663,7 @@
           <w:sz w:val="26"/>
           <w:szCs w:val="26"/>
         </w:rPr>
-        <w:t xml:space="preserve">15.1. Hợp đồng có hiệu lực kể từ [ngày ký / ngày bên có quyền nhận được bảo đảm thực hiện hợp đồng/tiền tạm ứng – chọn một].</w:t>
+        <w:t xml:space="preserve">15.1. Hợp đồng có hiệu lực kể từ {c_3}.</w:t>
       </w:r>
     </w:p>
     <w:p>
@@ -2480,7 +2900,7 @@
           <w:sz w:val="26"/>
           <w:szCs w:val="26"/>
         </w:rPr>
-        <w:t xml:space="preserve">DANH MỤC, ĐƠN GIÁ THUÊ VÀ ĐƠN GIÁ BỒI THƯỜNG (kèm Hợp đồng số ……… ngày ……/……/………)</w:t>
+        <w:t xml:space="preserve">DANH MỤC, ĐƠN GIÁ THUÊ VÀ ĐƠN GIÁ BỒI THƯỜNG (kèm Hợp đồng số {o_52} ngày {o_53})</w:t>
       </w:r>
     </w:p>
     <w:tbl>
@@ -2914,7 +3334,7 @@
                 <w:sz w:val="24"/>
                 <w:szCs w:val="24"/>
               </w:rPr>
-              <w:t xml:space="preserve">…</w:t>
+              <w:t xml:space="preserve">{o_54}</w:t>
             </w:r>
           </w:p>
         </w:tc>
@@ -2946,7 +3366,7 @@
                 <w:sz w:val="24"/>
                 <w:szCs w:val="24"/>
               </w:rPr>
-              <w:t xml:space="preserve">…</w:t>
+              <w:t xml:space="preserve">{o_55}</w:t>
             </w:r>
           </w:p>
         </w:tc>
@@ -2978,7 +3398,7 @@
                 <w:sz w:val="24"/>
                 <w:szCs w:val="24"/>
               </w:rPr>
-              <w:t xml:space="preserve">…</w:t>
+              <w:t xml:space="preserve">{o_56}</w:t>
             </w:r>
           </w:p>
         </w:tc>
@@ -3079,7 +3499,7 @@
                 <w:sz w:val="24"/>
                 <w:szCs w:val="24"/>
               </w:rPr>
-              <w:t xml:space="preserve">…</w:t>
+              <w:t xml:space="preserve">{o_57}</w:t>
             </w:r>
           </w:p>
         </w:tc>
@@ -3143,7 +3563,7 @@
                 <w:sz w:val="24"/>
                 <w:szCs w:val="24"/>
               </w:rPr>
-              <w:t xml:space="preserve">…</w:t>
+              <w:t xml:space="preserve">{o_58}</w:t>
             </w:r>
           </w:p>
         </w:tc>
@@ -3175,7 +3595,7 @@
                 <w:sz w:val="24"/>
                 <w:szCs w:val="24"/>
               </w:rPr>
-              <w:t xml:space="preserve">…</w:t>
+              <w:t xml:space="preserve">{o_59}</w:t>
             </w:r>
           </w:p>
         </w:tc>
@@ -3207,7 +3627,7 @@
                 <w:sz w:val="24"/>
                 <w:szCs w:val="24"/>
               </w:rPr>
-              <w:t xml:space="preserve">…</w:t>
+              <w:t xml:space="preserve">{o_60}</w:t>
             </w:r>
           </w:p>
         </w:tc>
@@ -3308,7 +3728,7 @@
                 <w:sz w:val="24"/>
                 <w:szCs w:val="24"/>
               </w:rPr>
-              <w:t xml:space="preserve">…</w:t>
+              <w:t xml:space="preserve">{o_61}</w:t>
             </w:r>
           </w:p>
         </w:tc>
@@ -3372,7 +3792,7 @@
                 <w:sz w:val="24"/>
                 <w:szCs w:val="24"/>
               </w:rPr>
-              <w:t xml:space="preserve">…</w:t>
+              <w:t xml:space="preserve">{o_62}</w:t>
             </w:r>
           </w:p>
         </w:tc>
@@ -3404,7 +3824,7 @@
                 <w:sz w:val="24"/>
                 <w:szCs w:val="24"/>
               </w:rPr>
-              <w:t xml:space="preserve">…</w:t>
+              <w:t xml:space="preserve">{o_63}</w:t>
             </w:r>
           </w:p>
         </w:tc>
@@ -3436,7 +3856,7 @@
                 <w:sz w:val="24"/>
                 <w:szCs w:val="24"/>
               </w:rPr>
-              <w:t xml:space="preserve">…</w:t>
+              <w:t xml:space="preserve">{o_64}</w:t>
             </w:r>
           </w:p>
         </w:tc>
@@ -3537,7 +3957,7 @@
                 <w:sz w:val="24"/>
                 <w:szCs w:val="24"/>
               </w:rPr>
-              <w:t xml:space="preserve">…</w:t>
+              <w:t xml:space="preserve">{o_65}</w:t>
             </w:r>
           </w:p>
         </w:tc>
@@ -3601,7 +4021,7 @@
                 <w:sz w:val="24"/>
                 <w:szCs w:val="24"/>
               </w:rPr>
-              <w:t xml:space="preserve">…</w:t>
+              <w:t xml:space="preserve">{o_66}</w:t>
             </w:r>
           </w:p>
         </w:tc>
@@ -3633,7 +4053,7 @@
                 <w:sz w:val="24"/>
                 <w:szCs w:val="24"/>
               </w:rPr>
-              <w:t xml:space="preserve">…</w:t>
+              <w:t xml:space="preserve">{o_67}</w:t>
             </w:r>
           </w:p>
         </w:tc>
@@ -3665,7 +4085,7 @@
                 <w:sz w:val="24"/>
                 <w:szCs w:val="24"/>
               </w:rPr>
-              <w:t xml:space="preserve">…</w:t>
+              <w:t xml:space="preserve">{o_68}</w:t>
             </w:r>
           </w:p>
         </w:tc>
@@ -3766,7 +4186,7 @@
                 <w:sz w:val="24"/>
                 <w:szCs w:val="24"/>
               </w:rPr>
-              <w:t xml:space="preserve">…</w:t>
+              <w:t xml:space="preserve">{o_69}</w:t>
             </w:r>
           </w:p>
         </w:tc>
@@ -3830,7 +4250,7 @@
                 <w:sz w:val="24"/>
                 <w:szCs w:val="24"/>
               </w:rPr>
-              <w:t xml:space="preserve">…</w:t>
+              <w:t xml:space="preserve">{o_70}</w:t>
             </w:r>
           </w:p>
         </w:tc>
@@ -3862,7 +4282,7 @@
                 <w:sz w:val="24"/>
                 <w:szCs w:val="24"/>
               </w:rPr>
-              <w:t xml:space="preserve">…</w:t>
+              <w:t xml:space="preserve">{o_71}</w:t>
             </w:r>
           </w:p>
         </w:tc>
@@ -3894,7 +4314,7 @@
                 <w:sz w:val="24"/>
                 <w:szCs w:val="24"/>
               </w:rPr>
-              <w:t xml:space="preserve">…</w:t>
+              <w:t xml:space="preserve">{o_72}</w:t>
             </w:r>
           </w:p>
         </w:tc>
@@ -3995,7 +4415,7 @@
                 <w:sz w:val="24"/>
                 <w:szCs w:val="24"/>
               </w:rPr>
-              <w:t xml:space="preserve">…</w:t>
+              <w:t xml:space="preserve">{o_73}</w:t>
             </w:r>
           </w:p>
         </w:tc>
@@ -4059,7 +4479,7 @@
                 <w:sz w:val="24"/>
                 <w:szCs w:val="24"/>
               </w:rPr>
-              <w:t xml:space="preserve">…</w:t>
+              <w:t xml:space="preserve">{o_74}</w:t>
             </w:r>
           </w:p>
         </w:tc>
@@ -4091,7 +4511,7 @@
                 <w:sz w:val="24"/>
                 <w:szCs w:val="24"/>
               </w:rPr>
-              <w:t xml:space="preserve">…</w:t>
+              <w:t xml:space="preserve">{o_75}</w:t>
             </w:r>
           </w:p>
         </w:tc>
@@ -4123,7 +4543,7 @@
                 <w:sz w:val="24"/>
                 <w:szCs w:val="24"/>
               </w:rPr>
-              <w:t xml:space="preserve">…</w:t>
+              <w:t xml:space="preserve">{o_76}</w:t>
             </w:r>
           </w:p>
         </w:tc>
@@ -4224,7 +4644,7 @@
                 <w:sz w:val="24"/>
                 <w:szCs w:val="24"/>
               </w:rPr>
-              <w:t xml:space="preserve">…</w:t>
+              <w:t xml:space="preserve">{o_77}</w:t>
             </w:r>
           </w:p>
         </w:tc>
@@ -4288,7 +4708,7 @@
                 <w:sz w:val="24"/>
                 <w:szCs w:val="24"/>
               </w:rPr>
-              <w:t xml:space="preserve">…</w:t>
+              <w:t xml:space="preserve">{o_78}</w:t>
             </w:r>
           </w:p>
         </w:tc>
@@ -4320,7 +4740,7 @@
                 <w:sz w:val="24"/>
                 <w:szCs w:val="24"/>
               </w:rPr>
-              <w:t xml:space="preserve">…</w:t>
+              <w:t xml:space="preserve">{o_79}</w:t>
             </w:r>
           </w:p>
         </w:tc>
@@ -4352,7 +4772,7 @@
                 <w:sz w:val="24"/>
                 <w:szCs w:val="24"/>
               </w:rPr>
-              <w:t xml:space="preserve">…</w:t>
+              <w:t xml:space="preserve">{o_80}</w:t>
             </w:r>
           </w:p>
         </w:tc>
@@ -4453,7 +4873,7 @@
                 <w:sz w:val="24"/>
                 <w:szCs w:val="24"/>
               </w:rPr>
-              <w:t xml:space="preserve">…</w:t>
+              <w:t xml:space="preserve">{o_81}</w:t>
             </w:r>
           </w:p>
         </w:tc>
@@ -4517,7 +4937,7 @@
                 <w:sz w:val="24"/>
                 <w:szCs w:val="24"/>
               </w:rPr>
-              <w:t xml:space="preserve">…</w:t>
+              <w:t xml:space="preserve">{o_82}</w:t>
             </w:r>
           </w:p>
         </w:tc>
@@ -4549,7 +4969,7 @@
                 <w:sz w:val="24"/>
                 <w:szCs w:val="24"/>
               </w:rPr>
-              <w:t xml:space="preserve">…</w:t>
+              <w:t xml:space="preserve">{o_83}</w:t>
             </w:r>
           </w:p>
         </w:tc>
@@ -4581,7 +5001,7 @@
                 <w:sz w:val="24"/>
                 <w:szCs w:val="24"/>
               </w:rPr>
-              <w:t xml:space="preserve">…</w:t>
+              <w:t xml:space="preserve">{o_84}</w:t>
             </w:r>
           </w:p>
         </w:tc>
@@ -4682,7 +5102,7 @@
                 <w:sz w:val="24"/>
                 <w:szCs w:val="24"/>
               </w:rPr>
-              <w:t xml:space="preserve">…</w:t>
+              <w:t xml:space="preserve">{o_85}</w:t>
             </w:r>
           </w:p>
         </w:tc>
@@ -4746,7 +5166,7 @@
                 <w:sz w:val="24"/>
                 <w:szCs w:val="24"/>
               </w:rPr>
-              <w:t xml:space="preserve">…</w:t>
+              <w:t xml:space="preserve">{o_86}</w:t>
             </w:r>
           </w:p>
         </w:tc>
@@ -4778,7 +5198,7 @@
                 <w:sz w:val="24"/>
                 <w:szCs w:val="24"/>
               </w:rPr>
-              <w:t xml:space="preserve">…</w:t>
+              <w:t xml:space="preserve">{o_87}</w:t>
             </w:r>
           </w:p>
         </w:tc>
@@ -4810,7 +5230,7 @@
                 <w:sz w:val="24"/>
                 <w:szCs w:val="24"/>
               </w:rPr>
-              <w:t xml:space="preserve">…</w:t>
+              <w:t xml:space="preserve">{o_88}</w:t>
             </w:r>
           </w:p>
         </w:tc>
@@ -5140,7 +5560,7 @@
                 <w:sz w:val="24"/>
                 <w:szCs w:val="24"/>
               </w:rPr>
-              <w:t xml:space="preserve">…</w:t>
+              <w:t xml:space="preserve">{o_89}</w:t>
             </w:r>
           </w:p>
         </w:tc>
@@ -5273,7 +5693,7 @@
                 <w:sz w:val="24"/>
                 <w:szCs w:val="24"/>
               </w:rPr>
-              <w:t xml:space="preserve">…</w:t>
+              <w:t xml:space="preserve">{o_90}</w:t>
             </w:r>
           </w:p>
         </w:tc>
@@ -5406,7 +5826,7 @@
                 <w:sz w:val="24"/>
                 <w:szCs w:val="24"/>
               </w:rPr>
-              <w:t xml:space="preserve">…</w:t>
+              <w:t xml:space="preserve">{o_91}</w:t>
             </w:r>
           </w:p>
         </w:tc>
@@ -5539,7 +5959,7 @@
                 <w:sz w:val="24"/>
                 <w:szCs w:val="24"/>
               </w:rPr>
-              <w:t xml:space="preserve">…</w:t>
+              <w:t xml:space="preserve">{o_92}</w:t>
             </w:r>
           </w:p>
         </w:tc>
@@ -5672,7 +6092,7 @@
                 <w:sz w:val="24"/>
                 <w:szCs w:val="24"/>
               </w:rPr>
-              <w:t xml:space="preserve">…</w:t>
+              <w:t xml:space="preserve">{o_93}</w:t>
             </w:r>
           </w:p>
         </w:tc>
@@ -5874,7 +6294,7 @@
           <w:sz w:val="26"/>
           <w:szCs w:val="26"/>
         </w:rPr>
-        <w:t xml:space="preserve">Số: ……/BBGN – Kèm Hợp đồng số ……… ngày ……/……/………</w:t>
+        <w:t xml:space="preserve">Số: {o_94}/BBGN – Kèm Hợp đồng số {o_95} ngày {o_96}</w:t>
       </w:r>
     </w:p>
     <w:p>
@@ -5888,7 +6308,7 @@
           <w:sz w:val="26"/>
           <w:szCs w:val="26"/>
         </w:rPr>
-        <w:t xml:space="preserve">Hôm nay, hồi …… giờ, ngày …… /…… /20……, tại công trình/kho: …………………………………</w:t>
+        <w:t xml:space="preserve">Hôm nay, hồi {o_97} giờ, ngày {o_98} /20{o_99}, tại công trình/kho: {o_100}</w:t>
       </w:r>
     </w:p>
     <w:p>
@@ -5912,7 +6332,7 @@
           <w:sz w:val="26"/>
           <w:szCs w:val="26"/>
         </w:rPr>
-        <w:t xml:space="preserve"> Ông/Bà ……………………… Chức vụ: ……………… ĐT: ………………</w:t>
+        <w:t xml:space="preserve"> Ông/Bà {o_101} Chức vụ: {o_102} ĐT: {o_103}</w:t>
       </w:r>
     </w:p>
     <w:p>
@@ -5936,7 +6356,7 @@
           <w:sz w:val="26"/>
           <w:szCs w:val="26"/>
         </w:rPr>
-        <w:t xml:space="preserve"> Ông/Bà ……………………… Chức vụ: ……………… ĐT: ………………</w:t>
+        <w:t xml:space="preserve"> Ông/Bà {o_104} Chức vụ: {o_105} ĐT: {o_106}</w:t>
       </w:r>
     </w:p>
     <w:p>
@@ -5950,7 +6370,7 @@
           <w:sz w:val="26"/>
           <w:szCs w:val="26"/>
         </w:rPr>
-        <w:t xml:space="preserve">Phương tiện vận chuyển: xe biển số ……………… – Lái xe: ……………………… – Phiếu xuất kho số: ………</w:t>
+        <w:t xml:space="preserve">Phương tiện vận chuyển: xe biển số {o_107} – Lái xe: {o_108} – Phiếu xuất kho số: {o_109}</w:t>
       </w:r>
     </w:p>
     <w:p>
@@ -7417,7 +7837,7 @@
           <w:sz w:val="26"/>
           <w:szCs w:val="26"/>
         </w:rPr>
-        <w:t xml:space="preserve">Mã công trình/dự án (nếu có): ……………… – Ngày bắt đầu tính tiền thuê đợt này: …… /…… /20……</w:t>
+        <w:t xml:space="preserve">Mã công trình/dự án (nếu có): {o_110} – Ngày bắt đầu tính tiền thuê đợt này: {o_111} /20{o_112}</w:t>
       </w:r>
     </w:p>
     <w:p>
@@ -7436,7 +7856,7 @@
           <w:sz w:val="26"/>
           <w:szCs w:val="26"/>
         </w:rPr>
-        <w:t xml:space="preserve">Hình ảnh tài sản khi giao (chụp tổng thể và chi tiết) gửi kèm qua email/Zalo nhóm công trình ngày …… /…… /20……</w:t>
+        <w:t xml:space="preserve">Hình ảnh tài sản khi giao (chụp tổng thể và chi tiết) gửi kèm qua email/Zalo nhóm công trình ngày {o_113} /20{o_114}</w:t>
       </w:r>
     </w:p>
     <w:p>
@@ -7455,7 +7875,7 @@
           <w:sz w:val="26"/>
           <w:szCs w:val="26"/>
         </w:rPr>
-        <w:t xml:space="preserve">Ý kiến khác: ………………………………………………………………………</w:t>
+        <w:t xml:space="preserve">Ý kiến khác: {o_115}</w:t>
       </w:r>
     </w:p>
     <w:p>
@@ -7712,7 +8132,7 @@
           <w:sz w:val="26"/>
           <w:szCs w:val="26"/>
         </w:rPr>
-        <w:t xml:space="preserve">Số: ……/BBTH – Kèm Hợp đồng số ……… ngày ……/……/………</w:t>
+        <w:t xml:space="preserve">Số: {o_116}/BBTH – Kèm Hợp đồng số {o_117} ngày {o_118}</w:t>
       </w:r>
     </w:p>
     <w:p>
@@ -7726,7 +8146,7 @@
           <w:sz w:val="26"/>
           <w:szCs w:val="26"/>
         </w:rPr>
-        <w:t xml:space="preserve">Hôm nay, hồi …… giờ, ngày …… /…… /20……, tại [công trình/kho Bên B]: …………………………………</w:t>
+        <w:t xml:space="preserve">Hôm nay, hồi {o_119} giờ, ngày {o_120} /20{o_121}, tại {c_4}: {o_122}</w:t>
       </w:r>
     </w:p>
     <w:p>
@@ -7750,7 +8170,7 @@
           <w:sz w:val="26"/>
           <w:szCs w:val="26"/>
         </w:rPr>
-        <w:t xml:space="preserve"> Ông/Bà ……………………… Chức vụ: ……………… ĐT: ………………</w:t>
+        <w:t xml:space="preserve"> Ông/Bà {o_123} Chức vụ: {o_124} ĐT: {o_125}</w:t>
       </w:r>
     </w:p>
     <w:p>
@@ -7774,7 +8194,7 @@
           <w:sz w:val="26"/>
           <w:szCs w:val="26"/>
         </w:rPr>
-        <w:t xml:space="preserve"> Ông/Bà ……………………… Chức vụ: ……………… ĐT: ………………</w:t>
+        <w:t xml:space="preserve"> Ông/Bà {o_126} Chức vụ: {o_127} ĐT: {o_128}</w:t>
       </w:r>
     </w:p>
     <w:p>
@@ -7788,7 +8208,7 @@
           <w:sz w:val="26"/>
           <w:szCs w:val="26"/>
         </w:rPr>
-        <w:t xml:space="preserve">Phương tiện vận chuyển: xe biển số ……………… – Lái xe: ………………………</w:t>
+        <w:t xml:space="preserve">Phương tiện vận chuyển: xe biển số {o_129} – Lái xe: {o_130}</w:t>
       </w:r>
     </w:p>
     <w:p>
@@ -11104,7 +11524,7 @@
           <w:sz w:val="26"/>
           <w:szCs w:val="26"/>
         </w:rPr>
-        <w:t xml:space="preserve">Ngày kết thúc tính tiền thuê đối với số lượng trả đợt này: …… /…… /20……</w:t>
+        <w:t xml:space="preserve">Ngày kết thúc tính tiền thuê đối với số lượng trả đợt này: {o_131} /20{o_132}</w:t>
       </w:r>
     </w:p>
     <w:p>
@@ -11123,7 +11543,7 @@
           <w:sz w:val="26"/>
           <w:szCs w:val="26"/>
         </w:rPr>
-        <w:t xml:space="preserve">Số lượng còn lại tại công trình sau đợt này: ……………… (tiếp tục tính tiền thuê).</w:t>
+        <w:t xml:space="preserve">Số lượng còn lại tại công trình sau đợt này: {o_133} (tiếp tục tính tiền thuê).</w:t>
       </w:r>
     </w:p>
     <w:p>
@@ -11142,7 +11562,7 @@
           <w:sz w:val="26"/>
           <w:szCs w:val="26"/>
         </w:rPr>
-        <w:t xml:space="preserve">Đây là đợt trả [cuối cùng/chưa phải cuối cùng]. Hình ảnh/video kiểm đếm lưu tại: ………………</w:t>
+        <w:t xml:space="preserve">Đây là đợt trả {c_5}. Hình ảnh/video kiểm đếm lưu tại: {o_134}</w:t>
       </w:r>
     </w:p>
     <w:p>
@@ -11161,7 +11581,7 @@
           <w:sz w:val="26"/>
           <w:szCs w:val="26"/>
         </w:rPr>
-        <w:t xml:space="preserve">Ý kiến của Bên A (nếu không đồng ý kết quả phân loại): ………………………………………………</w:t>
+        <w:t xml:space="preserve">Ý kiến của Bên A (nếu không đồng ý kết quả phân loại): {o_135}</w:t>
       </w:r>
     </w:p>
     <w:p>

--- a/db/seed-assets/contract-templates/NVS/NVS-HD-02_Hop_dong_cho_thue_gian_giao_kem_BB_giao_nhan_thu_hoi.docx
+++ b/db/seed-assets/contract-templates/NVS/NVS-HD-02_Hop_dong_cho_thue_gian_giao_kem_BB_giao_nhan_thu_hoi.docx
@@ -143,7 +143,7 @@
                 <w:sz w:val="24"/>
                 <w:szCs w:val="24"/>
               </w:rPr>
-              <w:t xml:space="preserve">{o_1}, ngày {ngay_ky_ngay} tháng {ngay_ky_thang} năm {ngay_ky_nam}</w:t>
+              <w:t xml:space="preserve">{noi_ky}, ngày {ngay_ky_ngay} tháng {ngay_ky_thang} năm {ngay_ky_nam}</w:t>
             </w:r>
           </w:p>
         </w:tc>
@@ -193,7 +193,7 @@
           <w:sz w:val="26"/>
           <w:szCs w:val="26"/>
         </w:rPr>
-        <w:t xml:space="preserve">Công trình sử dụng: {o_2} – Địa điểm: {dia_diem}</w:t>
+        <w:t xml:space="preserve">Công trình sử dụng: {o_1} – Địa điểm: {dia_diem}</w:t>
       </w:r>
     </w:p>
     <w:p>
@@ -299,7 +299,7 @@
           <w:sz w:val="26"/>
           <w:szCs w:val="26"/>
         </w:rPr>
-        <w:t xml:space="preserve">Hôm nay, ngày {ngay_ky_ngay} tháng {ngay_ky_thang} năm {ngay_ky_nam}, tại {o_3}, chúng tôi gồm:</w:t>
+        <w:t xml:space="preserve">Hôm nay, ngày {ngay_ky_ngay} tháng {ngay_ky_thang} năm {ngay_ky_nam}, tại {noi_ky}, chúng tôi gồm:</w:t>
       </w:r>
     </w:p>
     <w:p>
@@ -393,7 +393,7 @@
           <w:sz w:val="26"/>
           <w:szCs w:val="26"/>
         </w:rPr>
-        <w:t xml:space="preserve">(Theo Giấy ủy quyền số {o_4} ngày {o_5} – nếu người ký không phải đại diện theo pháp luật)</w:t>
+        <w:t xml:space="preserve">(Theo Giấy ủy quyền số {o_2} ngày {o_3} – nếu người ký không phải đại diện theo pháp luật)</w:t>
       </w:r>
     </w:p>
     <w:p>
@@ -517,7 +517,7 @@
           <w:sz w:val="26"/>
           <w:szCs w:val="26"/>
         </w:rPr>
-        <w:t xml:space="preserve">(Hoặc người được ủy quyền: {o_6} – Chức vụ: {o_7} – theo Giấy ủy quyền số {o_8} ngày {o_9})</w:t>
+        <w:t xml:space="preserve">(Hoặc người được ủy quyền: {o_4} – Chức vụ: {o_5} – theo Giấy ủy quyền số {o_6} ngày {o_7})</w:t>
       </w:r>
     </w:p>
     <w:p>
@@ -688,7 +688,7 @@
           <w:sz w:val="26"/>
           <w:szCs w:val="26"/>
         </w:rPr>
-        <w:t xml:space="preserve">2.1. Thời gian thuê dự kiến: {o_10} ngày/tháng, từ ngày {o_11} /20{o_12} đến ngày {o_13} /20{o_14}</w:t>
+        <w:t xml:space="preserve">2.1. Thời gian thuê dự kiến: {o_8} ngày/tháng, từ ngày {o_9} /20{o_10} đến ngày {o_11} /20{o_12}</w:t>
       </w:r>
     </w:p>
     <w:p>
@@ -785,7 +785,7 @@
           <w:sz w:val="26"/>
           <w:szCs w:val="26"/>
         </w:rPr>
-        <w:t xml:space="preserve"> {o_15} ngày (mặc định: 30 ngày) cho mỗi đợt giao. Trả trước thời hạn tối thiểu vẫn tính đủ tiền thuê của thời hạn tối thiểu.</w:t>
+        <w:t xml:space="preserve"> {o_13} ngày (mặc định: 30 ngày) cho mỗi đợt giao. Trả trước thời hạn tối thiểu vẫn tính đủ tiền thuê của thời hạn tối thiểu.</w:t>
       </w:r>
     </w:p>
     <w:p>
@@ -878,7 +878,7 @@
           <w:sz w:val="26"/>
           <w:szCs w:val="26"/>
         </w:rPr>
-        <w:t xml:space="preserve">2.4. Gia hạn: Bên A thông báo trước {o_16} ngày khi hết hạn. Nếu Bên A tiếp tục sử dụng mà không thông báo, hợp đồng được tự động gia hạn theo đơn giá hiện hành, tối đa {o_17} tháng.</w:t>
+        <w:t xml:space="preserve">2.4. Gia hạn: Bên A thông báo trước {o_14} ngày khi hết hạn. Nếu Bên A tiếp tục sử dụng mà không thông báo, hợp đồng được tự động gia hạn theo đơn giá hiện hành, tối đa {o_15} tháng.</w:t>
       </w:r>
     </w:p>
     <w:p>
@@ -1104,7 +1104,7 @@
           <w:sz w:val="26"/>
           <w:szCs w:val="26"/>
         </w:rPr>
-        <w:t xml:space="preserve">3.3. Đơn giá thuê cố định trong thời gian thuê dự kiến. Thời gian gia hạn quá {o_18} tháng, Bên B được điều chỉnh đơn giá với thông báo trước {o_19} ngày.</w:t>
+        <w:t xml:space="preserve">3.3. Đơn giá thuê cố định trong thời gian thuê dự kiến. Thời gian gia hạn quá {o_16} tháng, Bên B được điều chỉnh đơn giá với thông báo trước {o_17} ngày.</w:t>
       </w:r>
     </w:p>
     <w:p>
@@ -1169,7 +1169,7 @@
           <w:sz w:val="26"/>
           <w:szCs w:val="26"/>
         </w:rPr>
-        <w:t xml:space="preserve"> Bên B vận chuyển hai chiều; cước {o_20} đồng/chuyến (xe {o_21} tấn) hoặc đã bao gồm trong giá thuê.</w:t>
+        <w:t xml:space="preserve"> Bên B vận chuyển hai chiều; cước {o_18} đồng/chuyến (xe {o_19} tấn) hoặc đã bao gồm trong giá thuê.</w:t>
       </w:r>
     </w:p>
     <w:p>
@@ -1234,7 +1234,7 @@
           <w:sz w:val="26"/>
           <w:szCs w:val="26"/>
         </w:rPr>
-        <w:t xml:space="preserve"> Bên A tự vận chuyển, bốc xếp tại kho Bên B: {o_22}</w:t>
+        <w:t xml:space="preserve"> Bên A tự vận chuyển, bốc xếp tại kho Bên B: {o_20}</w:t>
       </w:r>
     </w:p>
     <w:p>
@@ -1331,7 +1331,7 @@
           <w:sz w:val="26"/>
           <w:szCs w:val="26"/>
         </w:rPr>
-        <w:t xml:space="preserve"> {o_23} % giá trị bồi thường tài sản thuê (theo đơn giá bồi thường tại Phụ lục 01) của từng đợt giao, nộp trước khi giao hàng.</w:t>
+        <w:t xml:space="preserve"> {o_21} % giá trị bồi thường tài sản thuê (theo đơn giá bồi thường tại Phụ lục 01) của từng đợt giao, nộp trước khi giao hàng.</w:t>
       </w:r>
     </w:p>
     <w:p>
@@ -1396,7 +1396,7 @@
           <w:sz w:val="26"/>
           <w:szCs w:val="26"/>
         </w:rPr>
-        <w:t xml:space="preserve"> Số tiền cố định: {o_24} đồng, nộp trong vòng {o_25} ngày kể từ ngày ký.</w:t>
+        <w:t xml:space="preserve"> Số tiền cố định: {o_22} đồng, nộp trong vòng {o_23} ngày kể từ ngày ký.</w:t>
       </w:r>
     </w:p>
     <w:p>
@@ -1489,7 +1489,7 @@
           <w:sz w:val="26"/>
           <w:szCs w:val="26"/>
         </w:rPr>
-        <w:t xml:space="preserve">4.2. Tiền đặt cọc không tính lãi; được hoàn trả hoặc bù trừ vào tiền thuê, tiền bồi thường còn nợ trong vòng {o_26} ngày kể từ ngày ký Biên bản thu hồi cuối cùng và đối chiếu công nợ.</w:t>
+        <w:t xml:space="preserve">4.2. Tiền đặt cọc không tính lãi; được hoàn trả hoặc bù trừ vào tiền thuê, tiền bồi thường còn nợ trong vòng {o_24} ngày kể từ ngày ký Biên bản thu hồi cuối cùng và đối chiếu công nợ.</w:t>
       </w:r>
     </w:p>
     <w:p>
@@ -1503,7 +1503,7 @@
           <w:sz w:val="26"/>
           <w:szCs w:val="26"/>
         </w:rPr>
-        <w:t xml:space="preserve">4.3. Khi Bên A chậm thanh toán quá {o_27} ngày hoặc không trả tài sản thuê theo Điều 9, Bên B được khấu trừ tiền đặt cọc để bù đắp tiền thuê, tiền bồi thường; Bên A phải nộp bổ sung để khôi phục mức đặt cọc.</w:t>
+        <w:t xml:space="preserve">4.3. Khi Bên A chậm thanh toán quá {o_25} ngày hoặc không trả tài sản thuê theo Điều 9, Bên B được khấu trừ tiền đặt cọc để bù đắp tiền thuê, tiền bồi thường; Bên A phải nộp bổ sung để khôi phục mức đặt cọc.</w:t>
       </w:r>
     </w:p>
     <w:p>
@@ -1549,7 +1549,7 @@
           <w:sz w:val="26"/>
           <w:szCs w:val="26"/>
         </w:rPr>
-        <w:t xml:space="preserve">5.2. Khi thu hồi, tài sản được kiểm đếm và phân loại tại {c_2}: (a) tốt; (b) hỏng sửa được; (c) hỏng không sửa được; (d) thiếu. Nếu Bên A không cử người tham gia kiểm đếm tại kho Bên B sau khi được thông báo {o_28} giờ, kết quả kiểm đếm của Bên B (có video/hình ảnh) là căn cứ thanh toán.</w:t>
+        <w:t xml:space="preserve">5.2. Khi thu hồi, tài sản được kiểm đếm và phân loại tại {c_2}: (a) tốt; (b) hỏng sửa được; (c) hỏng không sửa được; (d) thiếu. Nếu Bên A không cử người tham gia kiểm đếm tại kho Bên B sau khi được thông báo {o_26} giờ, kết quả kiểm đếm của Bên B (có video/hình ảnh) là căn cứ thanh toán.</w:t>
       </w:r>
     </w:p>
     <w:p>
@@ -1747,7 +1747,7 @@
           <w:sz w:val="26"/>
           <w:szCs w:val="26"/>
         </w:rPr>
-        <w:t xml:space="preserve"> theo hồ sơ biện pháp được Bên A duyệt, đơn giá lắp dựng/tháo dỡ {o_29} đồng/{o_30} Bên B chịu trách nhiệm an toàn trong thời gian lắp dựng, tháo dỡ; trách nhiệm trong thời gian sử dụng thuộc về Bên A.</w:t>
+        <w:t xml:space="preserve"> theo hồ sơ biện pháp được Bên A duyệt, đơn giá lắp dựng/tháo dỡ {o_27} đồng/{o_28} Bên B chịu trách nhiệm an toàn trong thời gian lắp dựng, tháo dỡ; trách nhiệm trong thời gian sử dụng thuộc về Bên A.</w:t>
       </w:r>
     </w:p>
     <w:p>
@@ -1775,7 +1775,7 @@
           <w:sz w:val="26"/>
           <w:szCs w:val="26"/>
         </w:rPr>
-        <w:t xml:space="preserve">6.2. Bên A không được cắt, hàn, khoan, uốn hoặc sử dụng tài sản thuê sai công năng (làm cột chống chịu tải vượt quá thiết kế, kê đỡ vật nặng, làm cọc tiếp địa{o_31}).</w:t>
+        <w:t xml:space="preserve">6.2. Bên A không được cắt, hàn, khoan, uốn hoặc sử dụng tài sản thuê sai công năng (làm cột chống chịu tải vượt quá thiết kế, kê đỡ vật nặng, làm cọc tiếp địa{o_29}).</w:t>
       </w:r>
     </w:p>
     <w:p>
@@ -1923,7 +1923,7 @@
           <w:sz w:val="26"/>
           <w:szCs w:val="26"/>
         </w:rPr>
-        <w:t xml:space="preserve">8.2. Đổi tài sản bị lỗi khi giao trong vòng {o_32} ngày kể từ khi nhận thông báo kèm hình ảnh.</w:t>
+        <w:t xml:space="preserve">8.2. Đổi tài sản bị lỗi khi giao trong vòng {o_30} ngày kể từ khi nhận thông báo kèm hình ảnh.</w:t>
       </w:r>
     </w:p>
     <w:p>
@@ -1937,7 +1937,7 @@
           <w:sz w:val="26"/>
           <w:szCs w:val="26"/>
         </w:rPr>
-        <w:t xml:space="preserve">8.3. Được kiểm tra tài sản tại công trình; thu hồi tài sản trước hạn khi Bên A vi phạm Điều 7.2 hoặc chậm thanh toán quá {o_33} ngày.</w:t>
+        <w:t xml:space="preserve">8.3. Được kiểm tra tài sản tại công trình; thu hồi tài sản trước hạn khi Bên A vi phạm Điều 7.2 hoặc chậm thanh toán quá {o_31} ngày.</w:t>
       </w:r>
     </w:p>
     <w:p>
@@ -1983,7 +1983,7 @@
           <w:sz w:val="26"/>
           <w:szCs w:val="26"/>
         </w:rPr>
-        <w:t xml:space="preserve">9.1. Chốt công nợ hằng tháng: ngày {o_34} hằng tháng, Bên B gửi Bảng tính tiền thuê (số lượng × số ngày × đơn giá theo từng đợt giao/thu hồi). Bên A xác nhận hoặc phản hồi trong vòng {o_35} ngày; quá hạn không phản hồi, bảng tính được coi là đã được chấp nhận.</w:t>
+        <w:t xml:space="preserve">9.1. Chốt công nợ hằng tháng: ngày {o_32} hằng tháng, Bên B gửi Bảng tính tiền thuê (số lượng × số ngày × đơn giá theo từng đợt giao/thu hồi). Bên A xác nhận hoặc phản hồi trong vòng {o_33} ngày; quá hạn không phản hồi, bảng tính được coi là đã được chấp nhận.</w:t>
       </w:r>
     </w:p>
     <w:p>
@@ -1997,7 +1997,7 @@
           <w:sz w:val="26"/>
           <w:szCs w:val="26"/>
         </w:rPr>
-        <w:t xml:space="preserve">9.2. Bên A thanh toán trong vòng {o_36} ngày kể từ ngày nhận hóa đơn.</w:t>
+        <w:t xml:space="preserve">9.2. Bên A thanh toán trong vòng {o_34} ngày kể từ ngày nhận hóa đơn.</w:t>
       </w:r>
     </w:p>
     <w:p>
@@ -2155,7 +2155,7 @@
           <w:sz w:val="26"/>
           <w:szCs w:val="26"/>
         </w:rPr>
-        <w:t xml:space="preserve">9.4. Quá {o_37} ngày (mặc định: 30 ngày) kể từ ngày hết hạn thuê (kể cả gia hạn) hoặc kể từ ngày Bên B yêu cầu thu hồi theo khoản 8.3 mà Bên A không trả tài sản, </w:t>
+        <w:t xml:space="preserve">9.4. Quá {o_35} ngày (mặc định: 30 ngày) kể từ ngày hết hạn thuê (kể cả gia hạn) hoặc kể từ ngày Bên B yêu cầu thu hồi theo khoản 8.3 mà Bên A không trả tài sản, </w:t>
       </w:r>
       <w:r>
         <w:rPr>
@@ -2187,7 +2187,7 @@
           <w:sz w:val="26"/>
           <w:szCs w:val="26"/>
         </w:rPr>
-        <w:t xml:space="preserve">9.5. Chậm thanh toán, Bên A chịu lãi chậm trả {o_38} %/tháng trên số tiền chậm trả.</w:t>
+        <w:t xml:space="preserve">9.5. Chậm thanh toán, Bên A chịu lãi chậm trả {o_36} %/tháng trên số tiền chậm trả.</w:t>
       </w:r>
     </w:p>
     <w:p>
@@ -2219,7 +2219,7 @@
           <w:sz w:val="26"/>
           <w:szCs w:val="26"/>
         </w:rPr>
-        <w:t xml:space="preserve">10.1. Bên A sử dụng tài sản sai mục đích, cho thuê lại hoặc di chuyển sang công trình khác khi chưa có chấp thuận: phạt {o_39} % giá trị bồi thường của tài sản liên quan.</w:t>
+        <w:t xml:space="preserve">10.1. Bên A sử dụng tài sản sai mục đích, cho thuê lại hoặc di chuyển sang công trình khác khi chưa có chấp thuận: phạt {o_37} % giá trị bồi thường của tài sản liên quan.</w:t>
       </w:r>
     </w:p>
     <w:p>
@@ -2233,7 +2233,7 @@
           <w:sz w:val="26"/>
           <w:szCs w:val="26"/>
         </w:rPr>
-        <w:t xml:space="preserve">10.2. Bên B giao hàng chậm quá {o_40} ngày so với đơn đặt hàng đã xác nhận: phạt {o_41} % giá trị tiền thuê dự kiến của đợt hàng chậm cho mỗi ngày chậm.</w:t>
+        <w:t xml:space="preserve">10.2. Bên B giao hàng chậm quá {o_38} ngày so với đơn đặt hàng đã xác nhận: phạt {o_39} % giá trị tiền thuê dự kiến của đợt hàng chậm cho mỗi ngày chậm.</w:t>
       </w:r>
     </w:p>
     <w:p>
@@ -2293,7 +2293,7 @@
           <w:sz w:val="26"/>
           <w:szCs w:val="26"/>
         </w:rPr>
-        <w:t xml:space="preserve">11.2. Bên B được đơn phương chấm dứt và thu hồi tài sản nếu Bên A chậm thanh toán quá {o_42} ngày, cho thuê lại, sử dụng sai mục đích. Bên A tạo điều kiện cho Bên B vào công trình thu hồi; chi phí tháo dỡ, vận chuyển do Bên A chịu.</w:t>
+        <w:t xml:space="preserve">11.2. Bên B được đơn phương chấm dứt và thu hồi tài sản nếu Bên A chậm thanh toán quá {o_40} ngày, cho thuê lại, sử dụng sai mục đích. Bên A tạo điều kiện cho Bên B vào công trình thu hồi; chi phí tháo dỡ, vận chuyển do Bên A chịu.</w:t>
       </w:r>
     </w:p>
     <w:p>
@@ -2367,7 +2367,7 @@
           <w:sz w:val="26"/>
           <w:szCs w:val="26"/>
         </w:rPr>
-        <w:t xml:space="preserve">12.4. Nếu sự kiện bất khả kháng kéo dài quá {o_43}  ngày liên tục, mỗi bên có quyền chấm dứt hợp đồng bằng văn bản; các bên thanh toán cho nhau phần công việc, hàng hóa đã thực hiện và được nghiệm thu đến thời điểm chấm dứt.</w:t>
+        <w:t xml:space="preserve">12.4. Nếu sự kiện bất khả kháng kéo dài quá {o_41}  ngày liên tục, mỗi bên có quyền chấm dứt hợp đồng bằng văn bản; các bên thanh toán cho nhau phần công việc, hàng hóa đã thực hiện và được nghiệm thu đến thời điểm chấm dứt.</w:t>
       </w:r>
     </w:p>
     <w:p>
@@ -2381,7 +2381,7 @@
           <w:sz w:val="26"/>
           <w:szCs w:val="26"/>
         </w:rPr>
-        <w:t xml:space="preserve">12.5. Khi hoàn cảnh thay đổi cơ bản theo Điều 420 Bộ luật Dân sự (ví dụ: giá vật liệu chính biến động bất thường vượt quá {o_44} % so với thời điểm ký), bên bị ảnh hưởng có quyền đề nghị đàm phán lại phần giá và tiến độ liên quan trong thời hạn hợp lý.</w:t>
+        <w:t xml:space="preserve">12.5. Khi hoàn cảnh thay đổi cơ bản theo Điều 420 Bộ luật Dân sự (ví dụ: giá vật liệu chính biến động bất thường vượt quá {o_42} % so với thời điểm ký), bên bị ảnh hưởng có quyền đề nghị đàm phán lại phần giá và tiến độ liên quan trong thời hạn hợp lý.</w:t>
       </w:r>
     </w:p>
     <w:p>
@@ -2617,7 +2617,7 @@
           <w:sz w:val="26"/>
           <w:szCs w:val="26"/>
         </w:rPr>
-        <w:t xml:space="preserve">14.2. Đại diện liên lạc: Bên A: {o_45} – ĐT: {o_46} – Email: {o_47}; Bên B: {o_48} – ĐT: {o_49} – Email: {o_50}</w:t>
+        <w:t xml:space="preserve">14.2. Đại diện liên lạc: Bên A: {o_43} – ĐT: {o_44} – Email: {o_45}; Bên B: {o_46} – ĐT: {o_47} – Email: {o_48}</w:t>
       </w:r>
     </w:p>
     <w:p>
@@ -2631,7 +2631,7 @@
           <w:sz w:val="26"/>
           <w:szCs w:val="26"/>
         </w:rPr>
-        <w:t xml:space="preserve">14.3. Tin nhắn qua ứng dụng (Zalo, {o_51}) chỉ dùng để trao đổi điều hành, không thay thế văn bản đối với các nội dung về giá, khối lượng phát sinh, tiến độ và chấm dứt hợp đồng.</w:t>
+        <w:t xml:space="preserve">14.3. Tin nhắn qua ứng dụng (Zalo, {o_49}) chỉ dùng để trao đổi điều hành, không thay thế văn bản đối với các nội dung về giá, khối lượng phát sinh, tiến độ và chấm dứt hợp đồng.</w:t>
       </w:r>
     </w:p>
     <w:p>
@@ -2900,7 +2900,7 @@
           <w:sz w:val="26"/>
           <w:szCs w:val="26"/>
         </w:rPr>
-        <w:t xml:space="preserve">DANH MỤC, ĐƠN GIÁ THUÊ VÀ ĐƠN GIÁ BỒI THƯỜNG (kèm Hợp đồng số {o_52} ngày {o_53})</w:t>
+        <w:t xml:space="preserve">DANH MỤC, ĐƠN GIÁ THUÊ VÀ ĐƠN GIÁ BỒI THƯỜNG (kèm Hợp đồng số {o_50} ngày {o_51})</w:t>
       </w:r>
     </w:p>
     <w:tbl>
@@ -3334,71 +3334,71 @@
                 <w:sz w:val="24"/>
                 <w:szCs w:val="24"/>
               </w:rPr>
+              <w:t xml:space="preserve">{o_52}</w:t>
+            </w:r>
+          </w:p>
+        </w:tc>
+        <w:tc>
+          <w:tcPr>
+            <w:tcW w:type="dxa" w:w="1156"/>
+            <w:tcBorders>
+              <w:top w:val="single" w:color="808080" w:sz="4"/>
+              <w:left w:val="single" w:color="808080" w:sz="4"/>
+              <w:bottom w:val="single" w:color="808080" w:sz="4"/>
+              <w:right w:val="single" w:color="808080" w:sz="4"/>
+            </w:tcBorders>
+            <w:tcMar>
+              <w:top w:type="dxa" w:w="60"/>
+              <w:left w:type="dxa" w:w="100"/>
+              <w:bottom w:type="dxa" w:w="60"/>
+              <w:right w:type="dxa" w:w="100"/>
+            </w:tcMar>
+            <w:vAlign w:val="top"/>
+          </w:tcPr>
+          <w:p>
+            <w:pPr>
+              <w:spacing w:after="20" w:before="0" w:line="288"/>
+              <w:jc w:val="left"/>
+            </w:pPr>
+            <w:r>
+              <w:rPr>
+                <w:rFonts w:ascii="Times New Roman" w:cs="Times New Roman" w:eastAsia="Times New Roman" w:hAnsi="Times New Roman"/>
+                <w:sz w:val="24"/>
+                <w:szCs w:val="24"/>
+              </w:rPr>
+              <w:t xml:space="preserve">{o_53}</w:t>
+            </w:r>
+          </w:p>
+        </w:tc>
+        <w:tc>
+          <w:tcPr>
+            <w:tcW w:type="dxa" w:w="1780"/>
+            <w:tcBorders>
+              <w:top w:val="single" w:color="808080" w:sz="4"/>
+              <w:left w:val="single" w:color="808080" w:sz="4"/>
+              <w:bottom w:val="single" w:color="808080" w:sz="4"/>
+              <w:right w:val="single" w:color="808080" w:sz="4"/>
+            </w:tcBorders>
+            <w:tcMar>
+              <w:top w:type="dxa" w:w="60"/>
+              <w:left w:type="dxa" w:w="100"/>
+              <w:bottom w:type="dxa" w:w="60"/>
+              <w:right w:type="dxa" w:w="100"/>
+            </w:tcMar>
+            <w:vAlign w:val="top"/>
+          </w:tcPr>
+          <w:p>
+            <w:pPr>
+              <w:spacing w:after="20" w:before="0" w:line="288"/>
+              <w:jc w:val="left"/>
+            </w:pPr>
+            <w:r>
+              <w:rPr>
+                <w:rFonts w:ascii="Times New Roman" w:cs="Times New Roman" w:eastAsia="Times New Roman" w:hAnsi="Times New Roman"/>
+                <w:sz w:val="24"/>
+                <w:szCs w:val="24"/>
+              </w:rPr>
               <w:t xml:space="preserve">{o_54}</w:t>
-            </w:r>
-          </w:p>
-        </w:tc>
-        <w:tc>
-          <w:tcPr>
-            <w:tcW w:type="dxa" w:w="1156"/>
-            <w:tcBorders>
-              <w:top w:val="single" w:color="808080" w:sz="4"/>
-              <w:left w:val="single" w:color="808080" w:sz="4"/>
-              <w:bottom w:val="single" w:color="808080" w:sz="4"/>
-              <w:right w:val="single" w:color="808080" w:sz="4"/>
-            </w:tcBorders>
-            <w:tcMar>
-              <w:top w:type="dxa" w:w="60"/>
-              <w:left w:type="dxa" w:w="100"/>
-              <w:bottom w:type="dxa" w:w="60"/>
-              <w:right w:type="dxa" w:w="100"/>
-            </w:tcMar>
-            <w:vAlign w:val="top"/>
-          </w:tcPr>
-          <w:p>
-            <w:pPr>
-              <w:spacing w:after="20" w:before="0" w:line="288"/>
-              <w:jc w:val="left"/>
-            </w:pPr>
-            <w:r>
-              <w:rPr>
-                <w:rFonts w:ascii="Times New Roman" w:cs="Times New Roman" w:eastAsia="Times New Roman" w:hAnsi="Times New Roman"/>
-                <w:sz w:val="24"/>
-                <w:szCs w:val="24"/>
-              </w:rPr>
-              <w:t xml:space="preserve">{o_55}</w:t>
-            </w:r>
-          </w:p>
-        </w:tc>
-        <w:tc>
-          <w:tcPr>
-            <w:tcW w:type="dxa" w:w="1780"/>
-            <w:tcBorders>
-              <w:top w:val="single" w:color="808080" w:sz="4"/>
-              <w:left w:val="single" w:color="808080" w:sz="4"/>
-              <w:bottom w:val="single" w:color="808080" w:sz="4"/>
-              <w:right w:val="single" w:color="808080" w:sz="4"/>
-            </w:tcBorders>
-            <w:tcMar>
-              <w:top w:type="dxa" w:w="60"/>
-              <w:left w:type="dxa" w:w="100"/>
-              <w:bottom w:type="dxa" w:w="60"/>
-              <w:right w:type="dxa" w:w="100"/>
-            </w:tcMar>
-            <w:vAlign w:val="top"/>
-          </w:tcPr>
-          <w:p>
-            <w:pPr>
-              <w:spacing w:after="20" w:before="0" w:line="288"/>
-              <w:jc w:val="left"/>
-            </w:pPr>
-            <w:r>
-              <w:rPr>
-                <w:rFonts w:ascii="Times New Roman" w:cs="Times New Roman" w:eastAsia="Times New Roman" w:hAnsi="Times New Roman"/>
-                <w:sz w:val="24"/>
-                <w:szCs w:val="24"/>
-              </w:rPr>
-              <w:t xml:space="preserve">{o_56}</w:t>
             </w:r>
           </w:p>
         </w:tc>
@@ -3499,45 +3499,109 @@
                 <w:sz w:val="24"/>
                 <w:szCs w:val="24"/>
               </w:rPr>
+              <w:t xml:space="preserve">{o_55}</w:t>
+            </w:r>
+          </w:p>
+        </w:tc>
+        <w:tc>
+          <w:tcPr>
+            <w:tcW w:type="dxa" w:w="711"/>
+            <w:tcBorders>
+              <w:top w:val="single" w:color="808080" w:sz="4"/>
+              <w:left w:val="single" w:color="808080" w:sz="4"/>
+              <w:bottom w:val="single" w:color="808080" w:sz="4"/>
+              <w:right w:val="single" w:color="808080" w:sz="4"/>
+            </w:tcBorders>
+            <w:tcMar>
+              <w:top w:type="dxa" w:w="60"/>
+              <w:left w:type="dxa" w:w="100"/>
+              <w:bottom w:type="dxa" w:w="60"/>
+              <w:right w:type="dxa" w:w="100"/>
+            </w:tcMar>
+            <w:vAlign w:val="top"/>
+          </w:tcPr>
+          <w:p>
+            <w:pPr>
+              <w:spacing w:after="20" w:before="0" w:line="288"/>
+              <w:jc w:val="left"/>
+            </w:pPr>
+            <w:r>
+              <w:rPr>
+                <w:rFonts w:ascii="Times New Roman" w:cs="Times New Roman" w:eastAsia="Times New Roman" w:hAnsi="Times New Roman"/>
+                <w:sz w:val="24"/>
+                <w:szCs w:val="24"/>
+              </w:rPr>
+              <w:t xml:space="preserve">bộ</w:t>
+            </w:r>
+          </w:p>
+        </w:tc>
+        <w:tc>
+          <w:tcPr>
+            <w:tcW w:type="dxa" w:w="1156"/>
+            <w:tcBorders>
+              <w:top w:val="single" w:color="808080" w:sz="4"/>
+              <w:left w:val="single" w:color="808080" w:sz="4"/>
+              <w:bottom w:val="single" w:color="808080" w:sz="4"/>
+              <w:right w:val="single" w:color="808080" w:sz="4"/>
+            </w:tcBorders>
+            <w:tcMar>
+              <w:top w:type="dxa" w:w="60"/>
+              <w:left w:type="dxa" w:w="100"/>
+              <w:bottom w:type="dxa" w:w="60"/>
+              <w:right w:type="dxa" w:w="100"/>
+            </w:tcMar>
+            <w:vAlign w:val="top"/>
+          </w:tcPr>
+          <w:p>
+            <w:pPr>
+              <w:spacing w:after="20" w:before="0" w:line="288"/>
+              <w:jc w:val="left"/>
+            </w:pPr>
+            <w:r>
+              <w:rPr>
+                <w:rFonts w:ascii="Times New Roman" w:cs="Times New Roman" w:eastAsia="Times New Roman" w:hAnsi="Times New Roman"/>
+                <w:sz w:val="24"/>
+                <w:szCs w:val="24"/>
+              </w:rPr>
+              <w:t xml:space="preserve">{o_56}</w:t>
+            </w:r>
+          </w:p>
+        </w:tc>
+        <w:tc>
+          <w:tcPr>
+            <w:tcW w:type="dxa" w:w="1156"/>
+            <w:tcBorders>
+              <w:top w:val="single" w:color="808080" w:sz="4"/>
+              <w:left w:val="single" w:color="808080" w:sz="4"/>
+              <w:bottom w:val="single" w:color="808080" w:sz="4"/>
+              <w:right w:val="single" w:color="808080" w:sz="4"/>
+            </w:tcBorders>
+            <w:tcMar>
+              <w:top w:type="dxa" w:w="60"/>
+              <w:left w:type="dxa" w:w="100"/>
+              <w:bottom w:type="dxa" w:w="60"/>
+              <w:right w:type="dxa" w:w="100"/>
+            </w:tcMar>
+            <w:vAlign w:val="top"/>
+          </w:tcPr>
+          <w:p>
+            <w:pPr>
+              <w:spacing w:after="20" w:before="0" w:line="288"/>
+              <w:jc w:val="left"/>
+            </w:pPr>
+            <w:r>
+              <w:rPr>
+                <w:rFonts w:ascii="Times New Roman" w:cs="Times New Roman" w:eastAsia="Times New Roman" w:hAnsi="Times New Roman"/>
+                <w:sz w:val="24"/>
+                <w:szCs w:val="24"/>
+              </w:rPr>
               <w:t xml:space="preserve">{o_57}</w:t>
             </w:r>
           </w:p>
         </w:tc>
         <w:tc>
           <w:tcPr>
-            <w:tcW w:type="dxa" w:w="711"/>
-            <w:tcBorders>
-              <w:top w:val="single" w:color="808080" w:sz="4"/>
-              <w:left w:val="single" w:color="808080" w:sz="4"/>
-              <w:bottom w:val="single" w:color="808080" w:sz="4"/>
-              <w:right w:val="single" w:color="808080" w:sz="4"/>
-            </w:tcBorders>
-            <w:tcMar>
-              <w:top w:type="dxa" w:w="60"/>
-              <w:left w:type="dxa" w:w="100"/>
-              <w:bottom w:type="dxa" w:w="60"/>
-              <w:right w:type="dxa" w:w="100"/>
-            </w:tcMar>
-            <w:vAlign w:val="top"/>
-          </w:tcPr>
-          <w:p>
-            <w:pPr>
-              <w:spacing w:after="20" w:before="0" w:line="288"/>
-              <w:jc w:val="left"/>
-            </w:pPr>
-            <w:r>
-              <w:rPr>
-                <w:rFonts w:ascii="Times New Roman" w:cs="Times New Roman" w:eastAsia="Times New Roman" w:hAnsi="Times New Roman"/>
-                <w:sz w:val="24"/>
-                <w:szCs w:val="24"/>
-              </w:rPr>
-              <w:t xml:space="preserve">bộ</w:t>
-            </w:r>
-          </w:p>
-        </w:tc>
-        <w:tc>
-          <w:tcPr>
-            <w:tcW w:type="dxa" w:w="1156"/>
+            <w:tcW w:type="dxa" w:w="1780"/>
             <w:tcBorders>
               <w:top w:val="single" w:color="808080" w:sz="4"/>
               <w:left w:val="single" w:color="808080" w:sz="4"/>
@@ -3564,70 +3628,6 @@
                 <w:szCs w:val="24"/>
               </w:rPr>
               <w:t xml:space="preserve">{o_58}</w:t>
-            </w:r>
-          </w:p>
-        </w:tc>
-        <w:tc>
-          <w:tcPr>
-            <w:tcW w:type="dxa" w:w="1156"/>
-            <w:tcBorders>
-              <w:top w:val="single" w:color="808080" w:sz="4"/>
-              <w:left w:val="single" w:color="808080" w:sz="4"/>
-              <w:bottom w:val="single" w:color="808080" w:sz="4"/>
-              <w:right w:val="single" w:color="808080" w:sz="4"/>
-            </w:tcBorders>
-            <w:tcMar>
-              <w:top w:type="dxa" w:w="60"/>
-              <w:left w:type="dxa" w:w="100"/>
-              <w:bottom w:type="dxa" w:w="60"/>
-              <w:right w:type="dxa" w:w="100"/>
-            </w:tcMar>
-            <w:vAlign w:val="top"/>
-          </w:tcPr>
-          <w:p>
-            <w:pPr>
-              <w:spacing w:after="20" w:before="0" w:line="288"/>
-              <w:jc w:val="left"/>
-            </w:pPr>
-            <w:r>
-              <w:rPr>
-                <w:rFonts w:ascii="Times New Roman" w:cs="Times New Roman" w:eastAsia="Times New Roman" w:hAnsi="Times New Roman"/>
-                <w:sz w:val="24"/>
-                <w:szCs w:val="24"/>
-              </w:rPr>
-              <w:t xml:space="preserve">{o_59}</w:t>
-            </w:r>
-          </w:p>
-        </w:tc>
-        <w:tc>
-          <w:tcPr>
-            <w:tcW w:type="dxa" w:w="1780"/>
-            <w:tcBorders>
-              <w:top w:val="single" w:color="808080" w:sz="4"/>
-              <w:left w:val="single" w:color="808080" w:sz="4"/>
-              <w:bottom w:val="single" w:color="808080" w:sz="4"/>
-              <w:right w:val="single" w:color="808080" w:sz="4"/>
-            </w:tcBorders>
-            <w:tcMar>
-              <w:top w:type="dxa" w:w="60"/>
-              <w:left w:type="dxa" w:w="100"/>
-              <w:bottom w:type="dxa" w:w="60"/>
-              <w:right w:type="dxa" w:w="100"/>
-            </w:tcMar>
-            <w:vAlign w:val="top"/>
-          </w:tcPr>
-          <w:p>
-            <w:pPr>
-              <w:spacing w:after="20" w:before="0" w:line="288"/>
-              <w:jc w:val="left"/>
-            </w:pPr>
-            <w:r>
-              <w:rPr>
-                <w:rFonts w:ascii="Times New Roman" w:cs="Times New Roman" w:eastAsia="Times New Roman" w:hAnsi="Times New Roman"/>
-                <w:sz w:val="24"/>
-                <w:szCs w:val="24"/>
-              </w:rPr>
-              <w:t xml:space="preserve">{o_60}</w:t>
             </w:r>
           </w:p>
         </w:tc>
@@ -3728,45 +3728,109 @@
                 <w:sz w:val="24"/>
                 <w:szCs w:val="24"/>
               </w:rPr>
+              <w:t xml:space="preserve">{o_59}</w:t>
+            </w:r>
+          </w:p>
+        </w:tc>
+        <w:tc>
+          <w:tcPr>
+            <w:tcW w:type="dxa" w:w="711"/>
+            <w:tcBorders>
+              <w:top w:val="single" w:color="808080" w:sz="4"/>
+              <w:left w:val="single" w:color="808080" w:sz="4"/>
+              <w:bottom w:val="single" w:color="808080" w:sz="4"/>
+              <w:right w:val="single" w:color="808080" w:sz="4"/>
+            </w:tcBorders>
+            <w:tcMar>
+              <w:top w:type="dxa" w:w="60"/>
+              <w:left w:type="dxa" w:w="100"/>
+              <w:bottom w:type="dxa" w:w="60"/>
+              <w:right w:type="dxa" w:w="100"/>
+            </w:tcMar>
+            <w:vAlign w:val="top"/>
+          </w:tcPr>
+          <w:p>
+            <w:pPr>
+              <w:spacing w:after="20" w:before="0" w:line="288"/>
+              <w:jc w:val="left"/>
+            </w:pPr>
+            <w:r>
+              <w:rPr>
+                <w:rFonts w:ascii="Times New Roman" w:cs="Times New Roman" w:eastAsia="Times New Roman" w:hAnsi="Times New Roman"/>
+                <w:sz w:val="24"/>
+                <w:szCs w:val="24"/>
+              </w:rPr>
+              <w:t xml:space="preserve">bộ</w:t>
+            </w:r>
+          </w:p>
+        </w:tc>
+        <w:tc>
+          <w:tcPr>
+            <w:tcW w:type="dxa" w:w="1156"/>
+            <w:tcBorders>
+              <w:top w:val="single" w:color="808080" w:sz="4"/>
+              <w:left w:val="single" w:color="808080" w:sz="4"/>
+              <w:bottom w:val="single" w:color="808080" w:sz="4"/>
+              <w:right w:val="single" w:color="808080" w:sz="4"/>
+            </w:tcBorders>
+            <w:tcMar>
+              <w:top w:type="dxa" w:w="60"/>
+              <w:left w:type="dxa" w:w="100"/>
+              <w:bottom w:type="dxa" w:w="60"/>
+              <w:right w:type="dxa" w:w="100"/>
+            </w:tcMar>
+            <w:vAlign w:val="top"/>
+          </w:tcPr>
+          <w:p>
+            <w:pPr>
+              <w:spacing w:after="20" w:before="0" w:line="288"/>
+              <w:jc w:val="left"/>
+            </w:pPr>
+            <w:r>
+              <w:rPr>
+                <w:rFonts w:ascii="Times New Roman" w:cs="Times New Roman" w:eastAsia="Times New Roman" w:hAnsi="Times New Roman"/>
+                <w:sz w:val="24"/>
+                <w:szCs w:val="24"/>
+              </w:rPr>
+              <w:t xml:space="preserve">{o_60}</w:t>
+            </w:r>
+          </w:p>
+        </w:tc>
+        <w:tc>
+          <w:tcPr>
+            <w:tcW w:type="dxa" w:w="1156"/>
+            <w:tcBorders>
+              <w:top w:val="single" w:color="808080" w:sz="4"/>
+              <w:left w:val="single" w:color="808080" w:sz="4"/>
+              <w:bottom w:val="single" w:color="808080" w:sz="4"/>
+              <w:right w:val="single" w:color="808080" w:sz="4"/>
+            </w:tcBorders>
+            <w:tcMar>
+              <w:top w:type="dxa" w:w="60"/>
+              <w:left w:type="dxa" w:w="100"/>
+              <w:bottom w:type="dxa" w:w="60"/>
+              <w:right w:type="dxa" w:w="100"/>
+            </w:tcMar>
+            <w:vAlign w:val="top"/>
+          </w:tcPr>
+          <w:p>
+            <w:pPr>
+              <w:spacing w:after="20" w:before="0" w:line="288"/>
+              <w:jc w:val="left"/>
+            </w:pPr>
+            <w:r>
+              <w:rPr>
+                <w:rFonts w:ascii="Times New Roman" w:cs="Times New Roman" w:eastAsia="Times New Roman" w:hAnsi="Times New Roman"/>
+                <w:sz w:val="24"/>
+                <w:szCs w:val="24"/>
+              </w:rPr>
               <w:t xml:space="preserve">{o_61}</w:t>
             </w:r>
           </w:p>
         </w:tc>
         <w:tc>
           <w:tcPr>
-            <w:tcW w:type="dxa" w:w="711"/>
-            <w:tcBorders>
-              <w:top w:val="single" w:color="808080" w:sz="4"/>
-              <w:left w:val="single" w:color="808080" w:sz="4"/>
-              <w:bottom w:val="single" w:color="808080" w:sz="4"/>
-              <w:right w:val="single" w:color="808080" w:sz="4"/>
-            </w:tcBorders>
-            <w:tcMar>
-              <w:top w:type="dxa" w:w="60"/>
-              <w:left w:type="dxa" w:w="100"/>
-              <w:bottom w:type="dxa" w:w="60"/>
-              <w:right w:type="dxa" w:w="100"/>
-            </w:tcMar>
-            <w:vAlign w:val="top"/>
-          </w:tcPr>
-          <w:p>
-            <w:pPr>
-              <w:spacing w:after="20" w:before="0" w:line="288"/>
-              <w:jc w:val="left"/>
-            </w:pPr>
-            <w:r>
-              <w:rPr>
-                <w:rFonts w:ascii="Times New Roman" w:cs="Times New Roman" w:eastAsia="Times New Roman" w:hAnsi="Times New Roman"/>
-                <w:sz w:val="24"/>
-                <w:szCs w:val="24"/>
-              </w:rPr>
-              <w:t xml:space="preserve">bộ</w:t>
-            </w:r>
-          </w:p>
-        </w:tc>
-        <w:tc>
-          <w:tcPr>
-            <w:tcW w:type="dxa" w:w="1156"/>
+            <w:tcW w:type="dxa" w:w="1780"/>
             <w:tcBorders>
               <w:top w:val="single" w:color="808080" w:sz="4"/>
               <w:left w:val="single" w:color="808080" w:sz="4"/>
@@ -3793,70 +3857,6 @@
                 <w:szCs w:val="24"/>
               </w:rPr>
               <w:t xml:space="preserve">{o_62}</w:t>
-            </w:r>
-          </w:p>
-        </w:tc>
-        <w:tc>
-          <w:tcPr>
-            <w:tcW w:type="dxa" w:w="1156"/>
-            <w:tcBorders>
-              <w:top w:val="single" w:color="808080" w:sz="4"/>
-              <w:left w:val="single" w:color="808080" w:sz="4"/>
-              <w:bottom w:val="single" w:color="808080" w:sz="4"/>
-              <w:right w:val="single" w:color="808080" w:sz="4"/>
-            </w:tcBorders>
-            <w:tcMar>
-              <w:top w:type="dxa" w:w="60"/>
-              <w:left w:type="dxa" w:w="100"/>
-              <w:bottom w:type="dxa" w:w="60"/>
-              <w:right w:type="dxa" w:w="100"/>
-            </w:tcMar>
-            <w:vAlign w:val="top"/>
-          </w:tcPr>
-          <w:p>
-            <w:pPr>
-              <w:spacing w:after="20" w:before="0" w:line="288"/>
-              <w:jc w:val="left"/>
-            </w:pPr>
-            <w:r>
-              <w:rPr>
-                <w:rFonts w:ascii="Times New Roman" w:cs="Times New Roman" w:eastAsia="Times New Roman" w:hAnsi="Times New Roman"/>
-                <w:sz w:val="24"/>
-                <w:szCs w:val="24"/>
-              </w:rPr>
-              <w:t xml:space="preserve">{o_63}</w:t>
-            </w:r>
-          </w:p>
-        </w:tc>
-        <w:tc>
-          <w:tcPr>
-            <w:tcW w:type="dxa" w:w="1780"/>
-            <w:tcBorders>
-              <w:top w:val="single" w:color="808080" w:sz="4"/>
-              <w:left w:val="single" w:color="808080" w:sz="4"/>
-              <w:bottom w:val="single" w:color="808080" w:sz="4"/>
-              <w:right w:val="single" w:color="808080" w:sz="4"/>
-            </w:tcBorders>
-            <w:tcMar>
-              <w:top w:type="dxa" w:w="60"/>
-              <w:left w:type="dxa" w:w="100"/>
-              <w:bottom w:type="dxa" w:w="60"/>
-              <w:right w:type="dxa" w:w="100"/>
-            </w:tcMar>
-            <w:vAlign w:val="top"/>
-          </w:tcPr>
-          <w:p>
-            <w:pPr>
-              <w:spacing w:after="20" w:before="0" w:line="288"/>
-              <w:jc w:val="left"/>
-            </w:pPr>
-            <w:r>
-              <w:rPr>
-                <w:rFonts w:ascii="Times New Roman" w:cs="Times New Roman" w:eastAsia="Times New Roman" w:hAnsi="Times New Roman"/>
-                <w:sz w:val="24"/>
-                <w:szCs w:val="24"/>
-              </w:rPr>
-              <w:t xml:space="preserve">{o_64}</w:t>
             </w:r>
           </w:p>
         </w:tc>
@@ -3957,45 +3957,109 @@
                 <w:sz w:val="24"/>
                 <w:szCs w:val="24"/>
               </w:rPr>
+              <w:t xml:space="preserve">{o_63}</w:t>
+            </w:r>
+          </w:p>
+        </w:tc>
+        <w:tc>
+          <w:tcPr>
+            <w:tcW w:type="dxa" w:w="711"/>
+            <w:tcBorders>
+              <w:top w:val="single" w:color="808080" w:sz="4"/>
+              <w:left w:val="single" w:color="808080" w:sz="4"/>
+              <w:bottom w:val="single" w:color="808080" w:sz="4"/>
+              <w:right w:val="single" w:color="808080" w:sz="4"/>
+            </w:tcBorders>
+            <w:tcMar>
+              <w:top w:type="dxa" w:w="60"/>
+              <w:left w:type="dxa" w:w="100"/>
+              <w:bottom w:type="dxa" w:w="60"/>
+              <w:right w:type="dxa" w:w="100"/>
+            </w:tcMar>
+            <w:vAlign w:val="top"/>
+          </w:tcPr>
+          <w:p>
+            <w:pPr>
+              <w:spacing w:after="20" w:before="0" w:line="288"/>
+              <w:jc w:val="left"/>
+            </w:pPr>
+            <w:r>
+              <w:rPr>
+                <w:rFonts w:ascii="Times New Roman" w:cs="Times New Roman" w:eastAsia="Times New Roman" w:hAnsi="Times New Roman"/>
+                <w:sz w:val="24"/>
+                <w:szCs w:val="24"/>
+              </w:rPr>
+              <w:t xml:space="preserve">cặp</w:t>
+            </w:r>
+          </w:p>
+        </w:tc>
+        <w:tc>
+          <w:tcPr>
+            <w:tcW w:type="dxa" w:w="1156"/>
+            <w:tcBorders>
+              <w:top w:val="single" w:color="808080" w:sz="4"/>
+              <w:left w:val="single" w:color="808080" w:sz="4"/>
+              <w:bottom w:val="single" w:color="808080" w:sz="4"/>
+              <w:right w:val="single" w:color="808080" w:sz="4"/>
+            </w:tcBorders>
+            <w:tcMar>
+              <w:top w:type="dxa" w:w="60"/>
+              <w:left w:type="dxa" w:w="100"/>
+              <w:bottom w:type="dxa" w:w="60"/>
+              <w:right w:type="dxa" w:w="100"/>
+            </w:tcMar>
+            <w:vAlign w:val="top"/>
+          </w:tcPr>
+          <w:p>
+            <w:pPr>
+              <w:spacing w:after="20" w:before="0" w:line="288"/>
+              <w:jc w:val="left"/>
+            </w:pPr>
+            <w:r>
+              <w:rPr>
+                <w:rFonts w:ascii="Times New Roman" w:cs="Times New Roman" w:eastAsia="Times New Roman" w:hAnsi="Times New Roman"/>
+                <w:sz w:val="24"/>
+                <w:szCs w:val="24"/>
+              </w:rPr>
+              <w:t xml:space="preserve">{o_64}</w:t>
+            </w:r>
+          </w:p>
+        </w:tc>
+        <w:tc>
+          <w:tcPr>
+            <w:tcW w:type="dxa" w:w="1156"/>
+            <w:tcBorders>
+              <w:top w:val="single" w:color="808080" w:sz="4"/>
+              <w:left w:val="single" w:color="808080" w:sz="4"/>
+              <w:bottom w:val="single" w:color="808080" w:sz="4"/>
+              <w:right w:val="single" w:color="808080" w:sz="4"/>
+            </w:tcBorders>
+            <w:tcMar>
+              <w:top w:type="dxa" w:w="60"/>
+              <w:left w:type="dxa" w:w="100"/>
+              <w:bottom w:type="dxa" w:w="60"/>
+              <w:right w:type="dxa" w:w="100"/>
+            </w:tcMar>
+            <w:vAlign w:val="top"/>
+          </w:tcPr>
+          <w:p>
+            <w:pPr>
+              <w:spacing w:after="20" w:before="0" w:line="288"/>
+              <w:jc w:val="left"/>
+            </w:pPr>
+            <w:r>
+              <w:rPr>
+                <w:rFonts w:ascii="Times New Roman" w:cs="Times New Roman" w:eastAsia="Times New Roman" w:hAnsi="Times New Roman"/>
+                <w:sz w:val="24"/>
+                <w:szCs w:val="24"/>
+              </w:rPr>
               <w:t xml:space="preserve">{o_65}</w:t>
             </w:r>
           </w:p>
         </w:tc>
         <w:tc>
           <w:tcPr>
-            <w:tcW w:type="dxa" w:w="711"/>
-            <w:tcBorders>
-              <w:top w:val="single" w:color="808080" w:sz="4"/>
-              <w:left w:val="single" w:color="808080" w:sz="4"/>
-              <w:bottom w:val="single" w:color="808080" w:sz="4"/>
-              <w:right w:val="single" w:color="808080" w:sz="4"/>
-            </w:tcBorders>
-            <w:tcMar>
-              <w:top w:type="dxa" w:w="60"/>
-              <w:left w:type="dxa" w:w="100"/>
-              <w:bottom w:type="dxa" w:w="60"/>
-              <w:right w:type="dxa" w:w="100"/>
-            </w:tcMar>
-            <w:vAlign w:val="top"/>
-          </w:tcPr>
-          <w:p>
-            <w:pPr>
-              <w:spacing w:after="20" w:before="0" w:line="288"/>
-              <w:jc w:val="left"/>
-            </w:pPr>
-            <w:r>
-              <w:rPr>
-                <w:rFonts w:ascii="Times New Roman" w:cs="Times New Roman" w:eastAsia="Times New Roman" w:hAnsi="Times New Roman"/>
-                <w:sz w:val="24"/>
-                <w:szCs w:val="24"/>
-              </w:rPr>
-              <w:t xml:space="preserve">cặp</w:t>
-            </w:r>
-          </w:p>
-        </w:tc>
-        <w:tc>
-          <w:tcPr>
-            <w:tcW w:type="dxa" w:w="1156"/>
+            <w:tcW w:type="dxa" w:w="1780"/>
             <w:tcBorders>
               <w:top w:val="single" w:color="808080" w:sz="4"/>
               <w:left w:val="single" w:color="808080" w:sz="4"/>
@@ -4022,70 +4086,6 @@
                 <w:szCs w:val="24"/>
               </w:rPr>
               <w:t xml:space="preserve">{o_66}</w:t>
-            </w:r>
-          </w:p>
-        </w:tc>
-        <w:tc>
-          <w:tcPr>
-            <w:tcW w:type="dxa" w:w="1156"/>
-            <w:tcBorders>
-              <w:top w:val="single" w:color="808080" w:sz="4"/>
-              <w:left w:val="single" w:color="808080" w:sz="4"/>
-              <w:bottom w:val="single" w:color="808080" w:sz="4"/>
-              <w:right w:val="single" w:color="808080" w:sz="4"/>
-            </w:tcBorders>
-            <w:tcMar>
-              <w:top w:type="dxa" w:w="60"/>
-              <w:left w:type="dxa" w:w="100"/>
-              <w:bottom w:type="dxa" w:w="60"/>
-              <w:right w:type="dxa" w:w="100"/>
-            </w:tcMar>
-            <w:vAlign w:val="top"/>
-          </w:tcPr>
-          <w:p>
-            <w:pPr>
-              <w:spacing w:after="20" w:before="0" w:line="288"/>
-              <w:jc w:val="left"/>
-            </w:pPr>
-            <w:r>
-              <w:rPr>
-                <w:rFonts w:ascii="Times New Roman" w:cs="Times New Roman" w:eastAsia="Times New Roman" w:hAnsi="Times New Roman"/>
-                <w:sz w:val="24"/>
-                <w:szCs w:val="24"/>
-              </w:rPr>
-              <w:t xml:space="preserve">{o_67}</w:t>
-            </w:r>
-          </w:p>
-        </w:tc>
-        <w:tc>
-          <w:tcPr>
-            <w:tcW w:type="dxa" w:w="1780"/>
-            <w:tcBorders>
-              <w:top w:val="single" w:color="808080" w:sz="4"/>
-              <w:left w:val="single" w:color="808080" w:sz="4"/>
-              <w:bottom w:val="single" w:color="808080" w:sz="4"/>
-              <w:right w:val="single" w:color="808080" w:sz="4"/>
-            </w:tcBorders>
-            <w:tcMar>
-              <w:top w:type="dxa" w:w="60"/>
-              <w:left w:type="dxa" w:w="100"/>
-              <w:bottom w:type="dxa" w:w="60"/>
-              <w:right w:type="dxa" w:w="100"/>
-            </w:tcMar>
-            <w:vAlign w:val="top"/>
-          </w:tcPr>
-          <w:p>
-            <w:pPr>
-              <w:spacing w:after="20" w:before="0" w:line="288"/>
-              <w:jc w:val="left"/>
-            </w:pPr>
-            <w:r>
-              <w:rPr>
-                <w:rFonts w:ascii="Times New Roman" w:cs="Times New Roman" w:eastAsia="Times New Roman" w:hAnsi="Times New Roman"/>
-                <w:sz w:val="24"/>
-                <w:szCs w:val="24"/>
-              </w:rPr>
-              <w:t xml:space="preserve">{o_68}</w:t>
             </w:r>
           </w:p>
         </w:tc>
@@ -4186,45 +4186,109 @@
                 <w:sz w:val="24"/>
                 <w:szCs w:val="24"/>
               </w:rPr>
+              <w:t xml:space="preserve">{o_67}</w:t>
+            </w:r>
+          </w:p>
+        </w:tc>
+        <w:tc>
+          <w:tcPr>
+            <w:tcW w:type="dxa" w:w="711"/>
+            <w:tcBorders>
+              <w:top w:val="single" w:color="808080" w:sz="4"/>
+              <w:left w:val="single" w:color="808080" w:sz="4"/>
+              <w:bottom w:val="single" w:color="808080" w:sz="4"/>
+              <w:right w:val="single" w:color="808080" w:sz="4"/>
+            </w:tcBorders>
+            <w:tcMar>
+              <w:top w:type="dxa" w:w="60"/>
+              <w:left w:type="dxa" w:w="100"/>
+              <w:bottom w:type="dxa" w:w="60"/>
+              <w:right w:type="dxa" w:w="100"/>
+            </w:tcMar>
+            <w:vAlign w:val="top"/>
+          </w:tcPr>
+          <w:p>
+            <w:pPr>
+              <w:spacing w:after="20" w:before="0" w:line="288"/>
+              <w:jc w:val="left"/>
+            </w:pPr>
+            <w:r>
+              <w:rPr>
+                <w:rFonts w:ascii="Times New Roman" w:cs="Times New Roman" w:eastAsia="Times New Roman" w:hAnsi="Times New Roman"/>
+                <w:sz w:val="24"/>
+                <w:szCs w:val="24"/>
+              </w:rPr>
+              <w:t xml:space="preserve">cái</w:t>
+            </w:r>
+          </w:p>
+        </w:tc>
+        <w:tc>
+          <w:tcPr>
+            <w:tcW w:type="dxa" w:w="1156"/>
+            <w:tcBorders>
+              <w:top w:val="single" w:color="808080" w:sz="4"/>
+              <w:left w:val="single" w:color="808080" w:sz="4"/>
+              <w:bottom w:val="single" w:color="808080" w:sz="4"/>
+              <w:right w:val="single" w:color="808080" w:sz="4"/>
+            </w:tcBorders>
+            <w:tcMar>
+              <w:top w:type="dxa" w:w="60"/>
+              <w:left w:type="dxa" w:w="100"/>
+              <w:bottom w:type="dxa" w:w="60"/>
+              <w:right w:type="dxa" w:w="100"/>
+            </w:tcMar>
+            <w:vAlign w:val="top"/>
+          </w:tcPr>
+          <w:p>
+            <w:pPr>
+              <w:spacing w:after="20" w:before="0" w:line="288"/>
+              <w:jc w:val="left"/>
+            </w:pPr>
+            <w:r>
+              <w:rPr>
+                <w:rFonts w:ascii="Times New Roman" w:cs="Times New Roman" w:eastAsia="Times New Roman" w:hAnsi="Times New Roman"/>
+                <w:sz w:val="24"/>
+                <w:szCs w:val="24"/>
+              </w:rPr>
+              <w:t xml:space="preserve">{o_68}</w:t>
+            </w:r>
+          </w:p>
+        </w:tc>
+        <w:tc>
+          <w:tcPr>
+            <w:tcW w:type="dxa" w:w="1156"/>
+            <w:tcBorders>
+              <w:top w:val="single" w:color="808080" w:sz="4"/>
+              <w:left w:val="single" w:color="808080" w:sz="4"/>
+              <w:bottom w:val="single" w:color="808080" w:sz="4"/>
+              <w:right w:val="single" w:color="808080" w:sz="4"/>
+            </w:tcBorders>
+            <w:tcMar>
+              <w:top w:type="dxa" w:w="60"/>
+              <w:left w:type="dxa" w:w="100"/>
+              <w:bottom w:type="dxa" w:w="60"/>
+              <w:right w:type="dxa" w:w="100"/>
+            </w:tcMar>
+            <w:vAlign w:val="top"/>
+          </w:tcPr>
+          <w:p>
+            <w:pPr>
+              <w:spacing w:after="20" w:before="0" w:line="288"/>
+              <w:jc w:val="left"/>
+            </w:pPr>
+            <w:r>
+              <w:rPr>
+                <w:rFonts w:ascii="Times New Roman" w:cs="Times New Roman" w:eastAsia="Times New Roman" w:hAnsi="Times New Roman"/>
+                <w:sz w:val="24"/>
+                <w:szCs w:val="24"/>
+              </w:rPr>
               <w:t xml:space="preserve">{o_69}</w:t>
             </w:r>
           </w:p>
         </w:tc>
         <w:tc>
           <w:tcPr>
-            <w:tcW w:type="dxa" w:w="711"/>
-            <w:tcBorders>
-              <w:top w:val="single" w:color="808080" w:sz="4"/>
-              <w:left w:val="single" w:color="808080" w:sz="4"/>
-              <w:bottom w:val="single" w:color="808080" w:sz="4"/>
-              <w:right w:val="single" w:color="808080" w:sz="4"/>
-            </w:tcBorders>
-            <w:tcMar>
-              <w:top w:type="dxa" w:w="60"/>
-              <w:left w:type="dxa" w:w="100"/>
-              <w:bottom w:type="dxa" w:w="60"/>
-              <w:right w:type="dxa" w:w="100"/>
-            </w:tcMar>
-            <w:vAlign w:val="top"/>
-          </w:tcPr>
-          <w:p>
-            <w:pPr>
-              <w:spacing w:after="20" w:before="0" w:line="288"/>
-              <w:jc w:val="left"/>
-            </w:pPr>
-            <w:r>
-              <w:rPr>
-                <w:rFonts w:ascii="Times New Roman" w:cs="Times New Roman" w:eastAsia="Times New Roman" w:hAnsi="Times New Roman"/>
-                <w:sz w:val="24"/>
-                <w:szCs w:val="24"/>
-              </w:rPr>
-              <w:t xml:space="preserve">cái</w:t>
-            </w:r>
-          </w:p>
-        </w:tc>
-        <w:tc>
-          <w:tcPr>
-            <w:tcW w:type="dxa" w:w="1156"/>
+            <w:tcW w:type="dxa" w:w="1780"/>
             <w:tcBorders>
               <w:top w:val="single" w:color="808080" w:sz="4"/>
               <w:left w:val="single" w:color="808080" w:sz="4"/>
@@ -4251,70 +4315,6 @@
                 <w:szCs w:val="24"/>
               </w:rPr>
               <w:t xml:space="preserve">{o_70}</w:t>
-            </w:r>
-          </w:p>
-        </w:tc>
-        <w:tc>
-          <w:tcPr>
-            <w:tcW w:type="dxa" w:w="1156"/>
-            <w:tcBorders>
-              <w:top w:val="single" w:color="808080" w:sz="4"/>
-              <w:left w:val="single" w:color="808080" w:sz="4"/>
-              <w:bottom w:val="single" w:color="808080" w:sz="4"/>
-              <w:right w:val="single" w:color="808080" w:sz="4"/>
-            </w:tcBorders>
-            <w:tcMar>
-              <w:top w:type="dxa" w:w="60"/>
-              <w:left w:type="dxa" w:w="100"/>
-              <w:bottom w:type="dxa" w:w="60"/>
-              <w:right w:type="dxa" w:w="100"/>
-            </w:tcMar>
-            <w:vAlign w:val="top"/>
-          </w:tcPr>
-          <w:p>
-            <w:pPr>
-              <w:spacing w:after="20" w:before="0" w:line="288"/>
-              <w:jc w:val="left"/>
-            </w:pPr>
-            <w:r>
-              <w:rPr>
-                <w:rFonts w:ascii="Times New Roman" w:cs="Times New Roman" w:eastAsia="Times New Roman" w:hAnsi="Times New Roman"/>
-                <w:sz w:val="24"/>
-                <w:szCs w:val="24"/>
-              </w:rPr>
-              <w:t xml:space="preserve">{o_71}</w:t>
-            </w:r>
-          </w:p>
-        </w:tc>
-        <w:tc>
-          <w:tcPr>
-            <w:tcW w:type="dxa" w:w="1780"/>
-            <w:tcBorders>
-              <w:top w:val="single" w:color="808080" w:sz="4"/>
-              <w:left w:val="single" w:color="808080" w:sz="4"/>
-              <w:bottom w:val="single" w:color="808080" w:sz="4"/>
-              <w:right w:val="single" w:color="808080" w:sz="4"/>
-            </w:tcBorders>
-            <w:tcMar>
-              <w:top w:type="dxa" w:w="60"/>
-              <w:left w:type="dxa" w:w="100"/>
-              <w:bottom w:type="dxa" w:w="60"/>
-              <w:right w:type="dxa" w:w="100"/>
-            </w:tcMar>
-            <w:vAlign w:val="top"/>
-          </w:tcPr>
-          <w:p>
-            <w:pPr>
-              <w:spacing w:after="20" w:before="0" w:line="288"/>
-              <w:jc w:val="left"/>
-            </w:pPr>
-            <w:r>
-              <w:rPr>
-                <w:rFonts w:ascii="Times New Roman" w:cs="Times New Roman" w:eastAsia="Times New Roman" w:hAnsi="Times New Roman"/>
-                <w:sz w:val="24"/>
-                <w:szCs w:val="24"/>
-              </w:rPr>
-              <w:t xml:space="preserve">{o_72}</w:t>
             </w:r>
           </w:p>
         </w:tc>
@@ -4415,45 +4415,109 @@
                 <w:sz w:val="24"/>
                 <w:szCs w:val="24"/>
               </w:rPr>
+              <w:t xml:space="preserve">{o_71}</w:t>
+            </w:r>
+          </w:p>
+        </w:tc>
+        <w:tc>
+          <w:tcPr>
+            <w:tcW w:type="dxa" w:w="711"/>
+            <w:tcBorders>
+              <w:top w:val="single" w:color="808080" w:sz="4"/>
+              <w:left w:val="single" w:color="808080" w:sz="4"/>
+              <w:bottom w:val="single" w:color="808080" w:sz="4"/>
+              <w:right w:val="single" w:color="808080" w:sz="4"/>
+            </w:tcBorders>
+            <w:tcMar>
+              <w:top w:type="dxa" w:w="60"/>
+              <w:left w:type="dxa" w:w="100"/>
+              <w:bottom w:type="dxa" w:w="60"/>
+              <w:right w:type="dxa" w:w="100"/>
+            </w:tcMar>
+            <w:vAlign w:val="top"/>
+          </w:tcPr>
+          <w:p>
+            <w:pPr>
+              <w:spacing w:after="20" w:before="0" w:line="288"/>
+              <w:jc w:val="left"/>
+            </w:pPr>
+            <w:r>
+              <w:rPr>
+                <w:rFonts w:ascii="Times New Roman" w:cs="Times New Roman" w:eastAsia="Times New Roman" w:hAnsi="Times New Roman"/>
+                <w:sz w:val="24"/>
+                <w:szCs w:val="24"/>
+              </w:rPr>
+              <w:t xml:space="preserve">tấm</w:t>
+            </w:r>
+          </w:p>
+        </w:tc>
+        <w:tc>
+          <w:tcPr>
+            <w:tcW w:type="dxa" w:w="1156"/>
+            <w:tcBorders>
+              <w:top w:val="single" w:color="808080" w:sz="4"/>
+              <w:left w:val="single" w:color="808080" w:sz="4"/>
+              <w:bottom w:val="single" w:color="808080" w:sz="4"/>
+              <w:right w:val="single" w:color="808080" w:sz="4"/>
+            </w:tcBorders>
+            <w:tcMar>
+              <w:top w:type="dxa" w:w="60"/>
+              <w:left w:type="dxa" w:w="100"/>
+              <w:bottom w:type="dxa" w:w="60"/>
+              <w:right w:type="dxa" w:w="100"/>
+            </w:tcMar>
+            <w:vAlign w:val="top"/>
+          </w:tcPr>
+          <w:p>
+            <w:pPr>
+              <w:spacing w:after="20" w:before="0" w:line="288"/>
+              <w:jc w:val="left"/>
+            </w:pPr>
+            <w:r>
+              <w:rPr>
+                <w:rFonts w:ascii="Times New Roman" w:cs="Times New Roman" w:eastAsia="Times New Roman" w:hAnsi="Times New Roman"/>
+                <w:sz w:val="24"/>
+                <w:szCs w:val="24"/>
+              </w:rPr>
+              <w:t xml:space="preserve">{o_72}</w:t>
+            </w:r>
+          </w:p>
+        </w:tc>
+        <w:tc>
+          <w:tcPr>
+            <w:tcW w:type="dxa" w:w="1156"/>
+            <w:tcBorders>
+              <w:top w:val="single" w:color="808080" w:sz="4"/>
+              <w:left w:val="single" w:color="808080" w:sz="4"/>
+              <w:bottom w:val="single" w:color="808080" w:sz="4"/>
+              <w:right w:val="single" w:color="808080" w:sz="4"/>
+            </w:tcBorders>
+            <w:tcMar>
+              <w:top w:type="dxa" w:w="60"/>
+              <w:left w:type="dxa" w:w="100"/>
+              <w:bottom w:type="dxa" w:w="60"/>
+              <w:right w:type="dxa" w:w="100"/>
+            </w:tcMar>
+            <w:vAlign w:val="top"/>
+          </w:tcPr>
+          <w:p>
+            <w:pPr>
+              <w:spacing w:after="20" w:before="0" w:line="288"/>
+              <w:jc w:val="left"/>
+            </w:pPr>
+            <w:r>
+              <w:rPr>
+                <w:rFonts w:ascii="Times New Roman" w:cs="Times New Roman" w:eastAsia="Times New Roman" w:hAnsi="Times New Roman"/>
+                <w:sz w:val="24"/>
+                <w:szCs w:val="24"/>
+              </w:rPr>
               <w:t xml:space="preserve">{o_73}</w:t>
             </w:r>
           </w:p>
         </w:tc>
         <w:tc>
           <w:tcPr>
-            <w:tcW w:type="dxa" w:w="711"/>
-            <w:tcBorders>
-              <w:top w:val="single" w:color="808080" w:sz="4"/>
-              <w:left w:val="single" w:color="808080" w:sz="4"/>
-              <w:bottom w:val="single" w:color="808080" w:sz="4"/>
-              <w:right w:val="single" w:color="808080" w:sz="4"/>
-            </w:tcBorders>
-            <w:tcMar>
-              <w:top w:type="dxa" w:w="60"/>
-              <w:left w:type="dxa" w:w="100"/>
-              <w:bottom w:type="dxa" w:w="60"/>
-              <w:right w:type="dxa" w:w="100"/>
-            </w:tcMar>
-            <w:vAlign w:val="top"/>
-          </w:tcPr>
-          <w:p>
-            <w:pPr>
-              <w:spacing w:after="20" w:before="0" w:line="288"/>
-              <w:jc w:val="left"/>
-            </w:pPr>
-            <w:r>
-              <w:rPr>
-                <w:rFonts w:ascii="Times New Roman" w:cs="Times New Roman" w:eastAsia="Times New Roman" w:hAnsi="Times New Roman"/>
-                <w:sz w:val="24"/>
-                <w:szCs w:val="24"/>
-              </w:rPr>
-              <w:t xml:space="preserve">tấm</w:t>
-            </w:r>
-          </w:p>
-        </w:tc>
-        <w:tc>
-          <w:tcPr>
-            <w:tcW w:type="dxa" w:w="1156"/>
+            <w:tcW w:type="dxa" w:w="1780"/>
             <w:tcBorders>
               <w:top w:val="single" w:color="808080" w:sz="4"/>
               <w:left w:val="single" w:color="808080" w:sz="4"/>
@@ -4480,70 +4544,6 @@
                 <w:szCs w:val="24"/>
               </w:rPr>
               <w:t xml:space="preserve">{o_74}</w:t>
-            </w:r>
-          </w:p>
-        </w:tc>
-        <w:tc>
-          <w:tcPr>
-            <w:tcW w:type="dxa" w:w="1156"/>
-            <w:tcBorders>
-              <w:top w:val="single" w:color="808080" w:sz="4"/>
-              <w:left w:val="single" w:color="808080" w:sz="4"/>
-              <w:bottom w:val="single" w:color="808080" w:sz="4"/>
-              <w:right w:val="single" w:color="808080" w:sz="4"/>
-            </w:tcBorders>
-            <w:tcMar>
-              <w:top w:type="dxa" w:w="60"/>
-              <w:left w:type="dxa" w:w="100"/>
-              <w:bottom w:type="dxa" w:w="60"/>
-              <w:right w:type="dxa" w:w="100"/>
-            </w:tcMar>
-            <w:vAlign w:val="top"/>
-          </w:tcPr>
-          <w:p>
-            <w:pPr>
-              <w:spacing w:after="20" w:before="0" w:line="288"/>
-              <w:jc w:val="left"/>
-            </w:pPr>
-            <w:r>
-              <w:rPr>
-                <w:rFonts w:ascii="Times New Roman" w:cs="Times New Roman" w:eastAsia="Times New Roman" w:hAnsi="Times New Roman"/>
-                <w:sz w:val="24"/>
-                <w:szCs w:val="24"/>
-              </w:rPr>
-              <w:t xml:space="preserve">{o_75}</w:t>
-            </w:r>
-          </w:p>
-        </w:tc>
-        <w:tc>
-          <w:tcPr>
-            <w:tcW w:type="dxa" w:w="1780"/>
-            <w:tcBorders>
-              <w:top w:val="single" w:color="808080" w:sz="4"/>
-              <w:left w:val="single" w:color="808080" w:sz="4"/>
-              <w:bottom w:val="single" w:color="808080" w:sz="4"/>
-              <w:right w:val="single" w:color="808080" w:sz="4"/>
-            </w:tcBorders>
-            <w:tcMar>
-              <w:top w:type="dxa" w:w="60"/>
-              <w:left w:type="dxa" w:w="100"/>
-              <w:bottom w:type="dxa" w:w="60"/>
-              <w:right w:type="dxa" w:w="100"/>
-            </w:tcMar>
-            <w:vAlign w:val="top"/>
-          </w:tcPr>
-          <w:p>
-            <w:pPr>
-              <w:spacing w:after="20" w:before="0" w:line="288"/>
-              <w:jc w:val="left"/>
-            </w:pPr>
-            <w:r>
-              <w:rPr>
-                <w:rFonts w:ascii="Times New Roman" w:cs="Times New Roman" w:eastAsia="Times New Roman" w:hAnsi="Times New Roman"/>
-                <w:sz w:val="24"/>
-                <w:szCs w:val="24"/>
-              </w:rPr>
-              <w:t xml:space="preserve">{o_76}</w:t>
             </w:r>
           </w:p>
         </w:tc>
@@ -4644,45 +4644,109 @@
                 <w:sz w:val="24"/>
                 <w:szCs w:val="24"/>
               </w:rPr>
+              <w:t xml:space="preserve">{o_75}</w:t>
+            </w:r>
+          </w:p>
+        </w:tc>
+        <w:tc>
+          <w:tcPr>
+            <w:tcW w:type="dxa" w:w="711"/>
+            <w:tcBorders>
+              <w:top w:val="single" w:color="808080" w:sz="4"/>
+              <w:left w:val="single" w:color="808080" w:sz="4"/>
+              <w:bottom w:val="single" w:color="808080" w:sz="4"/>
+              <w:right w:val="single" w:color="808080" w:sz="4"/>
+            </w:tcBorders>
+            <w:tcMar>
+              <w:top w:type="dxa" w:w="60"/>
+              <w:left w:type="dxa" w:w="100"/>
+              <w:bottom w:type="dxa" w:w="60"/>
+              <w:right w:type="dxa" w:w="100"/>
+            </w:tcMar>
+            <w:vAlign w:val="top"/>
+          </w:tcPr>
+          <w:p>
+            <w:pPr>
+              <w:spacing w:after="20" w:before="0" w:line="288"/>
+              <w:jc w:val="left"/>
+            </w:pPr>
+            <w:r>
+              <w:rPr>
+                <w:rFonts w:ascii="Times New Roman" w:cs="Times New Roman" w:eastAsia="Times New Roman" w:hAnsi="Times New Roman"/>
+                <w:sz w:val="24"/>
+                <w:szCs w:val="24"/>
+              </w:rPr>
+              <w:t xml:space="preserve">cây</w:t>
+            </w:r>
+          </w:p>
+        </w:tc>
+        <w:tc>
+          <w:tcPr>
+            <w:tcW w:type="dxa" w:w="1156"/>
+            <w:tcBorders>
+              <w:top w:val="single" w:color="808080" w:sz="4"/>
+              <w:left w:val="single" w:color="808080" w:sz="4"/>
+              <w:bottom w:val="single" w:color="808080" w:sz="4"/>
+              <w:right w:val="single" w:color="808080" w:sz="4"/>
+            </w:tcBorders>
+            <w:tcMar>
+              <w:top w:type="dxa" w:w="60"/>
+              <w:left w:type="dxa" w:w="100"/>
+              <w:bottom w:type="dxa" w:w="60"/>
+              <w:right w:type="dxa" w:w="100"/>
+            </w:tcMar>
+            <w:vAlign w:val="top"/>
+          </w:tcPr>
+          <w:p>
+            <w:pPr>
+              <w:spacing w:after="20" w:before="0" w:line="288"/>
+              <w:jc w:val="left"/>
+            </w:pPr>
+            <w:r>
+              <w:rPr>
+                <w:rFonts w:ascii="Times New Roman" w:cs="Times New Roman" w:eastAsia="Times New Roman" w:hAnsi="Times New Roman"/>
+                <w:sz w:val="24"/>
+                <w:szCs w:val="24"/>
+              </w:rPr>
+              <w:t xml:space="preserve">{o_76}</w:t>
+            </w:r>
+          </w:p>
+        </w:tc>
+        <w:tc>
+          <w:tcPr>
+            <w:tcW w:type="dxa" w:w="1156"/>
+            <w:tcBorders>
+              <w:top w:val="single" w:color="808080" w:sz="4"/>
+              <w:left w:val="single" w:color="808080" w:sz="4"/>
+              <w:bottom w:val="single" w:color="808080" w:sz="4"/>
+              <w:right w:val="single" w:color="808080" w:sz="4"/>
+            </w:tcBorders>
+            <w:tcMar>
+              <w:top w:type="dxa" w:w="60"/>
+              <w:left w:type="dxa" w:w="100"/>
+              <w:bottom w:type="dxa" w:w="60"/>
+              <w:right w:type="dxa" w:w="100"/>
+            </w:tcMar>
+            <w:vAlign w:val="top"/>
+          </w:tcPr>
+          <w:p>
+            <w:pPr>
+              <w:spacing w:after="20" w:before="0" w:line="288"/>
+              <w:jc w:val="left"/>
+            </w:pPr>
+            <w:r>
+              <w:rPr>
+                <w:rFonts w:ascii="Times New Roman" w:cs="Times New Roman" w:eastAsia="Times New Roman" w:hAnsi="Times New Roman"/>
+                <w:sz w:val="24"/>
+                <w:szCs w:val="24"/>
+              </w:rPr>
               <w:t xml:space="preserve">{o_77}</w:t>
             </w:r>
           </w:p>
         </w:tc>
         <w:tc>
           <w:tcPr>
-            <w:tcW w:type="dxa" w:w="711"/>
-            <w:tcBorders>
-              <w:top w:val="single" w:color="808080" w:sz="4"/>
-              <w:left w:val="single" w:color="808080" w:sz="4"/>
-              <w:bottom w:val="single" w:color="808080" w:sz="4"/>
-              <w:right w:val="single" w:color="808080" w:sz="4"/>
-            </w:tcBorders>
-            <w:tcMar>
-              <w:top w:type="dxa" w:w="60"/>
-              <w:left w:type="dxa" w:w="100"/>
-              <w:bottom w:type="dxa" w:w="60"/>
-              <w:right w:type="dxa" w:w="100"/>
-            </w:tcMar>
-            <w:vAlign w:val="top"/>
-          </w:tcPr>
-          <w:p>
-            <w:pPr>
-              <w:spacing w:after="20" w:before="0" w:line="288"/>
-              <w:jc w:val="left"/>
-            </w:pPr>
-            <w:r>
-              <w:rPr>
-                <w:rFonts w:ascii="Times New Roman" w:cs="Times New Roman" w:eastAsia="Times New Roman" w:hAnsi="Times New Roman"/>
-                <w:sz w:val="24"/>
-                <w:szCs w:val="24"/>
-              </w:rPr>
-              <w:t xml:space="preserve">cây</w:t>
-            </w:r>
-          </w:p>
-        </w:tc>
-        <w:tc>
-          <w:tcPr>
-            <w:tcW w:type="dxa" w:w="1156"/>
+            <w:tcW w:type="dxa" w:w="1780"/>
             <w:tcBorders>
               <w:top w:val="single" w:color="808080" w:sz="4"/>
               <w:left w:val="single" w:color="808080" w:sz="4"/>
@@ -4709,70 +4773,6 @@
                 <w:szCs w:val="24"/>
               </w:rPr>
               <w:t xml:space="preserve">{o_78}</w:t>
-            </w:r>
-          </w:p>
-        </w:tc>
-        <w:tc>
-          <w:tcPr>
-            <w:tcW w:type="dxa" w:w="1156"/>
-            <w:tcBorders>
-              <w:top w:val="single" w:color="808080" w:sz="4"/>
-              <w:left w:val="single" w:color="808080" w:sz="4"/>
-              <w:bottom w:val="single" w:color="808080" w:sz="4"/>
-              <w:right w:val="single" w:color="808080" w:sz="4"/>
-            </w:tcBorders>
-            <w:tcMar>
-              <w:top w:type="dxa" w:w="60"/>
-              <w:left w:type="dxa" w:w="100"/>
-              <w:bottom w:type="dxa" w:w="60"/>
-              <w:right w:type="dxa" w:w="100"/>
-            </w:tcMar>
-            <w:vAlign w:val="top"/>
-          </w:tcPr>
-          <w:p>
-            <w:pPr>
-              <w:spacing w:after="20" w:before="0" w:line="288"/>
-              <w:jc w:val="left"/>
-            </w:pPr>
-            <w:r>
-              <w:rPr>
-                <w:rFonts w:ascii="Times New Roman" w:cs="Times New Roman" w:eastAsia="Times New Roman" w:hAnsi="Times New Roman"/>
-                <w:sz w:val="24"/>
-                <w:szCs w:val="24"/>
-              </w:rPr>
-              <w:t xml:space="preserve">{o_79}</w:t>
-            </w:r>
-          </w:p>
-        </w:tc>
-        <w:tc>
-          <w:tcPr>
-            <w:tcW w:type="dxa" w:w="1780"/>
-            <w:tcBorders>
-              <w:top w:val="single" w:color="808080" w:sz="4"/>
-              <w:left w:val="single" w:color="808080" w:sz="4"/>
-              <w:bottom w:val="single" w:color="808080" w:sz="4"/>
-              <w:right w:val="single" w:color="808080" w:sz="4"/>
-            </w:tcBorders>
-            <w:tcMar>
-              <w:top w:type="dxa" w:w="60"/>
-              <w:left w:type="dxa" w:w="100"/>
-              <w:bottom w:type="dxa" w:w="60"/>
-              <w:right w:type="dxa" w:w="100"/>
-            </w:tcMar>
-            <w:vAlign w:val="top"/>
-          </w:tcPr>
-          <w:p>
-            <w:pPr>
-              <w:spacing w:after="20" w:before="0" w:line="288"/>
-              <w:jc w:val="left"/>
-            </w:pPr>
-            <w:r>
-              <w:rPr>
-                <w:rFonts w:ascii="Times New Roman" w:cs="Times New Roman" w:eastAsia="Times New Roman" w:hAnsi="Times New Roman"/>
-                <w:sz w:val="24"/>
-                <w:szCs w:val="24"/>
-              </w:rPr>
-              <w:t xml:space="preserve">{o_80}</w:t>
             </w:r>
           </w:p>
         </w:tc>
@@ -4873,45 +4873,109 @@
                 <w:sz w:val="24"/>
                 <w:szCs w:val="24"/>
               </w:rPr>
+              <w:t xml:space="preserve">{o_79}</w:t>
+            </w:r>
+          </w:p>
+        </w:tc>
+        <w:tc>
+          <w:tcPr>
+            <w:tcW w:type="dxa" w:w="711"/>
+            <w:tcBorders>
+              <w:top w:val="single" w:color="808080" w:sz="4"/>
+              <w:left w:val="single" w:color="808080" w:sz="4"/>
+              <w:bottom w:val="single" w:color="808080" w:sz="4"/>
+              <w:right w:val="single" w:color="808080" w:sz="4"/>
+            </w:tcBorders>
+            <w:tcMar>
+              <w:top w:type="dxa" w:w="60"/>
+              <w:left w:type="dxa" w:w="100"/>
+              <w:bottom w:type="dxa" w:w="60"/>
+              <w:right w:type="dxa" w:w="100"/>
+            </w:tcMar>
+            <w:vAlign w:val="top"/>
+          </w:tcPr>
+          <w:p>
+            <w:pPr>
+              <w:spacing w:after="20" w:before="0" w:line="288"/>
+              <w:jc w:val="left"/>
+            </w:pPr>
+            <w:r>
+              <w:rPr>
+                <w:rFonts w:ascii="Times New Roman" w:cs="Times New Roman" w:eastAsia="Times New Roman" w:hAnsi="Times New Roman"/>
+                <w:sz w:val="24"/>
+                <w:szCs w:val="24"/>
+              </w:rPr>
+              <w:t xml:space="preserve">m²</w:t>
+            </w:r>
+          </w:p>
+        </w:tc>
+        <w:tc>
+          <w:tcPr>
+            <w:tcW w:type="dxa" w:w="1156"/>
+            <w:tcBorders>
+              <w:top w:val="single" w:color="808080" w:sz="4"/>
+              <w:left w:val="single" w:color="808080" w:sz="4"/>
+              <w:bottom w:val="single" w:color="808080" w:sz="4"/>
+              <w:right w:val="single" w:color="808080" w:sz="4"/>
+            </w:tcBorders>
+            <w:tcMar>
+              <w:top w:type="dxa" w:w="60"/>
+              <w:left w:type="dxa" w:w="100"/>
+              <w:bottom w:type="dxa" w:w="60"/>
+              <w:right w:type="dxa" w:w="100"/>
+            </w:tcMar>
+            <w:vAlign w:val="top"/>
+          </w:tcPr>
+          <w:p>
+            <w:pPr>
+              <w:spacing w:after="20" w:before="0" w:line="288"/>
+              <w:jc w:val="left"/>
+            </w:pPr>
+            <w:r>
+              <w:rPr>
+                <w:rFonts w:ascii="Times New Roman" w:cs="Times New Roman" w:eastAsia="Times New Roman" w:hAnsi="Times New Roman"/>
+                <w:sz w:val="24"/>
+                <w:szCs w:val="24"/>
+              </w:rPr>
+              <w:t xml:space="preserve">{o_80}</w:t>
+            </w:r>
+          </w:p>
+        </w:tc>
+        <w:tc>
+          <w:tcPr>
+            <w:tcW w:type="dxa" w:w="1156"/>
+            <w:tcBorders>
+              <w:top w:val="single" w:color="808080" w:sz="4"/>
+              <w:left w:val="single" w:color="808080" w:sz="4"/>
+              <w:bottom w:val="single" w:color="808080" w:sz="4"/>
+              <w:right w:val="single" w:color="808080" w:sz="4"/>
+            </w:tcBorders>
+            <w:tcMar>
+              <w:top w:type="dxa" w:w="60"/>
+              <w:left w:type="dxa" w:w="100"/>
+              <w:bottom w:type="dxa" w:w="60"/>
+              <w:right w:type="dxa" w:w="100"/>
+            </w:tcMar>
+            <w:vAlign w:val="top"/>
+          </w:tcPr>
+          <w:p>
+            <w:pPr>
+              <w:spacing w:after="20" w:before="0" w:line="288"/>
+              <w:jc w:val="left"/>
+            </w:pPr>
+            <w:r>
+              <w:rPr>
+                <w:rFonts w:ascii="Times New Roman" w:cs="Times New Roman" w:eastAsia="Times New Roman" w:hAnsi="Times New Roman"/>
+                <w:sz w:val="24"/>
+                <w:szCs w:val="24"/>
+              </w:rPr>
               <w:t xml:space="preserve">{o_81}</w:t>
             </w:r>
           </w:p>
         </w:tc>
         <w:tc>
           <w:tcPr>
-            <w:tcW w:type="dxa" w:w="711"/>
-            <w:tcBorders>
-              <w:top w:val="single" w:color="808080" w:sz="4"/>
-              <w:left w:val="single" w:color="808080" w:sz="4"/>
-              <w:bottom w:val="single" w:color="808080" w:sz="4"/>
-              <w:right w:val="single" w:color="808080" w:sz="4"/>
-            </w:tcBorders>
-            <w:tcMar>
-              <w:top w:type="dxa" w:w="60"/>
-              <w:left w:type="dxa" w:w="100"/>
-              <w:bottom w:type="dxa" w:w="60"/>
-              <w:right w:type="dxa" w:w="100"/>
-            </w:tcMar>
-            <w:vAlign w:val="top"/>
-          </w:tcPr>
-          <w:p>
-            <w:pPr>
-              <w:spacing w:after="20" w:before="0" w:line="288"/>
-              <w:jc w:val="left"/>
-            </w:pPr>
-            <w:r>
-              <w:rPr>
-                <w:rFonts w:ascii="Times New Roman" w:cs="Times New Roman" w:eastAsia="Times New Roman" w:hAnsi="Times New Roman"/>
-                <w:sz w:val="24"/>
-                <w:szCs w:val="24"/>
-              </w:rPr>
-              <w:t xml:space="preserve">m²</w:t>
-            </w:r>
-          </w:p>
-        </w:tc>
-        <w:tc>
-          <w:tcPr>
-            <w:tcW w:type="dxa" w:w="1156"/>
+            <w:tcW w:type="dxa" w:w="1780"/>
             <w:tcBorders>
               <w:top w:val="single" w:color="808080" w:sz="4"/>
               <w:left w:val="single" w:color="808080" w:sz="4"/>
@@ -4938,70 +5002,6 @@
                 <w:szCs w:val="24"/>
               </w:rPr>
               <w:t xml:space="preserve">{o_82}</w:t>
-            </w:r>
-          </w:p>
-        </w:tc>
-        <w:tc>
-          <w:tcPr>
-            <w:tcW w:type="dxa" w:w="1156"/>
-            <w:tcBorders>
-              <w:top w:val="single" w:color="808080" w:sz="4"/>
-              <w:left w:val="single" w:color="808080" w:sz="4"/>
-              <w:bottom w:val="single" w:color="808080" w:sz="4"/>
-              <w:right w:val="single" w:color="808080" w:sz="4"/>
-            </w:tcBorders>
-            <w:tcMar>
-              <w:top w:type="dxa" w:w="60"/>
-              <w:left w:type="dxa" w:w="100"/>
-              <w:bottom w:type="dxa" w:w="60"/>
-              <w:right w:type="dxa" w:w="100"/>
-            </w:tcMar>
-            <w:vAlign w:val="top"/>
-          </w:tcPr>
-          <w:p>
-            <w:pPr>
-              <w:spacing w:after="20" w:before="0" w:line="288"/>
-              <w:jc w:val="left"/>
-            </w:pPr>
-            <w:r>
-              <w:rPr>
-                <w:rFonts w:ascii="Times New Roman" w:cs="Times New Roman" w:eastAsia="Times New Roman" w:hAnsi="Times New Roman"/>
-                <w:sz w:val="24"/>
-                <w:szCs w:val="24"/>
-              </w:rPr>
-              <w:t xml:space="preserve">{o_83}</w:t>
-            </w:r>
-          </w:p>
-        </w:tc>
-        <w:tc>
-          <w:tcPr>
-            <w:tcW w:type="dxa" w:w="1780"/>
-            <w:tcBorders>
-              <w:top w:val="single" w:color="808080" w:sz="4"/>
-              <w:left w:val="single" w:color="808080" w:sz="4"/>
-              <w:bottom w:val="single" w:color="808080" w:sz="4"/>
-              <w:right w:val="single" w:color="808080" w:sz="4"/>
-            </w:tcBorders>
-            <w:tcMar>
-              <w:top w:type="dxa" w:w="60"/>
-              <w:left w:type="dxa" w:w="100"/>
-              <w:bottom w:type="dxa" w:w="60"/>
-              <w:right w:type="dxa" w:w="100"/>
-            </w:tcMar>
-            <w:vAlign w:val="top"/>
-          </w:tcPr>
-          <w:p>
-            <w:pPr>
-              <w:spacing w:after="20" w:before="0" w:line="288"/>
-              <w:jc w:val="left"/>
-            </w:pPr>
-            <w:r>
-              <w:rPr>
-                <w:rFonts w:ascii="Times New Roman" w:cs="Times New Roman" w:eastAsia="Times New Roman" w:hAnsi="Times New Roman"/>
-                <w:sz w:val="24"/>
-                <w:szCs w:val="24"/>
-              </w:rPr>
-              <w:t xml:space="preserve">{o_84}</w:t>
             </w:r>
           </w:p>
         </w:tc>
@@ -5102,45 +5102,109 @@
                 <w:sz w:val="24"/>
                 <w:szCs w:val="24"/>
               </w:rPr>
+              <w:t xml:space="preserve">{o_83}</w:t>
+            </w:r>
+          </w:p>
+        </w:tc>
+        <w:tc>
+          <w:tcPr>
+            <w:tcW w:type="dxa" w:w="711"/>
+            <w:tcBorders>
+              <w:top w:val="single" w:color="808080" w:sz="4"/>
+              <w:left w:val="single" w:color="808080" w:sz="4"/>
+              <w:bottom w:val="single" w:color="808080" w:sz="4"/>
+              <w:right w:val="single" w:color="808080" w:sz="4"/>
+            </w:tcBorders>
+            <w:tcMar>
+              <w:top w:type="dxa" w:w="60"/>
+              <w:left w:type="dxa" w:w="100"/>
+              <w:bottom w:type="dxa" w:w="60"/>
+              <w:right w:type="dxa" w:w="100"/>
+            </w:tcMar>
+            <w:vAlign w:val="top"/>
+          </w:tcPr>
+          <w:p>
+            <w:pPr>
+              <w:spacing w:after="20" w:before="0" w:line="288"/>
+              <w:jc w:val="left"/>
+            </w:pPr>
+            <w:r>
+              <w:rPr>
+                <w:rFonts w:ascii="Times New Roman" w:cs="Times New Roman" w:eastAsia="Times New Roman" w:hAnsi="Times New Roman"/>
+                <w:sz w:val="24"/>
+                <w:szCs w:val="24"/>
+              </w:rPr>
+              <w:t xml:space="preserve">cái</w:t>
+            </w:r>
+          </w:p>
+        </w:tc>
+        <w:tc>
+          <w:tcPr>
+            <w:tcW w:type="dxa" w:w="1156"/>
+            <w:tcBorders>
+              <w:top w:val="single" w:color="808080" w:sz="4"/>
+              <w:left w:val="single" w:color="808080" w:sz="4"/>
+              <w:bottom w:val="single" w:color="808080" w:sz="4"/>
+              <w:right w:val="single" w:color="808080" w:sz="4"/>
+            </w:tcBorders>
+            <w:tcMar>
+              <w:top w:type="dxa" w:w="60"/>
+              <w:left w:type="dxa" w:w="100"/>
+              <w:bottom w:type="dxa" w:w="60"/>
+              <w:right w:type="dxa" w:w="100"/>
+            </w:tcMar>
+            <w:vAlign w:val="top"/>
+          </w:tcPr>
+          <w:p>
+            <w:pPr>
+              <w:spacing w:after="20" w:before="0" w:line="288"/>
+              <w:jc w:val="left"/>
+            </w:pPr>
+            <w:r>
+              <w:rPr>
+                <w:rFonts w:ascii="Times New Roman" w:cs="Times New Roman" w:eastAsia="Times New Roman" w:hAnsi="Times New Roman"/>
+                <w:sz w:val="24"/>
+                <w:szCs w:val="24"/>
+              </w:rPr>
+              <w:t xml:space="preserve">{o_84}</w:t>
+            </w:r>
+          </w:p>
+        </w:tc>
+        <w:tc>
+          <w:tcPr>
+            <w:tcW w:type="dxa" w:w="1156"/>
+            <w:tcBorders>
+              <w:top w:val="single" w:color="808080" w:sz="4"/>
+              <w:left w:val="single" w:color="808080" w:sz="4"/>
+              <w:bottom w:val="single" w:color="808080" w:sz="4"/>
+              <w:right w:val="single" w:color="808080" w:sz="4"/>
+            </w:tcBorders>
+            <w:tcMar>
+              <w:top w:type="dxa" w:w="60"/>
+              <w:left w:type="dxa" w:w="100"/>
+              <w:bottom w:type="dxa" w:w="60"/>
+              <w:right w:type="dxa" w:w="100"/>
+            </w:tcMar>
+            <w:vAlign w:val="top"/>
+          </w:tcPr>
+          <w:p>
+            <w:pPr>
+              <w:spacing w:after="20" w:before="0" w:line="288"/>
+              <w:jc w:val="left"/>
+            </w:pPr>
+            <w:r>
+              <w:rPr>
+                <w:rFonts w:ascii="Times New Roman" w:cs="Times New Roman" w:eastAsia="Times New Roman" w:hAnsi="Times New Roman"/>
+                <w:sz w:val="24"/>
+                <w:szCs w:val="24"/>
+              </w:rPr>
               <w:t xml:space="preserve">{o_85}</w:t>
             </w:r>
           </w:p>
         </w:tc>
         <w:tc>
           <w:tcPr>
-            <w:tcW w:type="dxa" w:w="711"/>
-            <w:tcBorders>
-              <w:top w:val="single" w:color="808080" w:sz="4"/>
-              <w:left w:val="single" w:color="808080" w:sz="4"/>
-              <w:bottom w:val="single" w:color="808080" w:sz="4"/>
-              <w:right w:val="single" w:color="808080" w:sz="4"/>
-            </w:tcBorders>
-            <w:tcMar>
-              <w:top w:type="dxa" w:w="60"/>
-              <w:left w:type="dxa" w:w="100"/>
-              <w:bottom w:type="dxa" w:w="60"/>
-              <w:right w:type="dxa" w:w="100"/>
-            </w:tcMar>
-            <w:vAlign w:val="top"/>
-          </w:tcPr>
-          <w:p>
-            <w:pPr>
-              <w:spacing w:after="20" w:before="0" w:line="288"/>
-              <w:jc w:val="left"/>
-            </w:pPr>
-            <w:r>
-              <w:rPr>
-                <w:rFonts w:ascii="Times New Roman" w:cs="Times New Roman" w:eastAsia="Times New Roman" w:hAnsi="Times New Roman"/>
-                <w:sz w:val="24"/>
-                <w:szCs w:val="24"/>
-              </w:rPr>
-              <w:t xml:space="preserve">cái</w:t>
-            </w:r>
-          </w:p>
-        </w:tc>
-        <w:tc>
-          <w:tcPr>
-            <w:tcW w:type="dxa" w:w="1156"/>
+            <w:tcW w:type="dxa" w:w="1780"/>
             <w:tcBorders>
               <w:top w:val="single" w:color="808080" w:sz="4"/>
               <w:left w:val="single" w:color="808080" w:sz="4"/>
@@ -5167,70 +5231,6 @@
                 <w:szCs w:val="24"/>
               </w:rPr>
               <w:t xml:space="preserve">{o_86}</w:t>
-            </w:r>
-          </w:p>
-        </w:tc>
-        <w:tc>
-          <w:tcPr>
-            <w:tcW w:type="dxa" w:w="1156"/>
-            <w:tcBorders>
-              <w:top w:val="single" w:color="808080" w:sz="4"/>
-              <w:left w:val="single" w:color="808080" w:sz="4"/>
-              <w:bottom w:val="single" w:color="808080" w:sz="4"/>
-              <w:right w:val="single" w:color="808080" w:sz="4"/>
-            </w:tcBorders>
-            <w:tcMar>
-              <w:top w:type="dxa" w:w="60"/>
-              <w:left w:type="dxa" w:w="100"/>
-              <w:bottom w:type="dxa" w:w="60"/>
-              <w:right w:type="dxa" w:w="100"/>
-            </w:tcMar>
-            <w:vAlign w:val="top"/>
-          </w:tcPr>
-          <w:p>
-            <w:pPr>
-              <w:spacing w:after="20" w:before="0" w:line="288"/>
-              <w:jc w:val="left"/>
-            </w:pPr>
-            <w:r>
-              <w:rPr>
-                <w:rFonts w:ascii="Times New Roman" w:cs="Times New Roman" w:eastAsia="Times New Roman" w:hAnsi="Times New Roman"/>
-                <w:sz w:val="24"/>
-                <w:szCs w:val="24"/>
-              </w:rPr>
-              <w:t xml:space="preserve">{o_87}</w:t>
-            </w:r>
-          </w:p>
-        </w:tc>
-        <w:tc>
-          <w:tcPr>
-            <w:tcW w:type="dxa" w:w="1780"/>
-            <w:tcBorders>
-              <w:top w:val="single" w:color="808080" w:sz="4"/>
-              <w:left w:val="single" w:color="808080" w:sz="4"/>
-              <w:bottom w:val="single" w:color="808080" w:sz="4"/>
-              <w:right w:val="single" w:color="808080" w:sz="4"/>
-            </w:tcBorders>
-            <w:tcMar>
-              <w:top w:type="dxa" w:w="60"/>
-              <w:left w:type="dxa" w:w="100"/>
-              <w:bottom w:type="dxa" w:w="60"/>
-              <w:right w:type="dxa" w:w="100"/>
-            </w:tcMar>
-            <w:vAlign w:val="top"/>
-          </w:tcPr>
-          <w:p>
-            <w:pPr>
-              <w:spacing w:after="20" w:before="0" w:line="288"/>
-              <w:jc w:val="left"/>
-            </w:pPr>
-            <w:r>
-              <w:rPr>
-                <w:rFonts w:ascii="Times New Roman" w:cs="Times New Roman" w:eastAsia="Times New Roman" w:hAnsi="Times New Roman"/>
-                <w:sz w:val="24"/>
-                <w:szCs w:val="24"/>
-              </w:rPr>
-              <w:t xml:space="preserve">{o_88}</w:t>
             </w:r>
           </w:p>
         </w:tc>
@@ -5560,7 +5560,7 @@
                 <w:sz w:val="24"/>
                 <w:szCs w:val="24"/>
               </w:rPr>
-              <w:t xml:space="preserve">{o_89}</w:t>
+              <w:t xml:space="preserve">{o_87}</w:t>
             </w:r>
           </w:p>
         </w:tc>
@@ -5693,7 +5693,7 @@
                 <w:sz w:val="24"/>
                 <w:szCs w:val="24"/>
               </w:rPr>
-              <w:t xml:space="preserve">{o_90}</w:t>
+              <w:t xml:space="preserve">{o_88}</w:t>
             </w:r>
           </w:p>
         </w:tc>
@@ -5826,7 +5826,7 @@
                 <w:sz w:val="24"/>
                 <w:szCs w:val="24"/>
               </w:rPr>
-              <w:t xml:space="preserve">{o_91}</w:t>
+              <w:t xml:space="preserve">{o_89}</w:t>
             </w:r>
           </w:p>
         </w:tc>
@@ -5959,7 +5959,7 @@
                 <w:sz w:val="24"/>
                 <w:szCs w:val="24"/>
               </w:rPr>
-              <w:t xml:space="preserve">{o_92}</w:t>
+              <w:t xml:space="preserve">{o_90}</w:t>
             </w:r>
           </w:p>
         </w:tc>
@@ -6092,7 +6092,7 @@
                 <w:sz w:val="24"/>
                 <w:szCs w:val="24"/>
               </w:rPr>
-              <w:t xml:space="preserve">{o_93}</w:t>
+              <w:t xml:space="preserve">{o_91}</w:t>
             </w:r>
           </w:p>
         </w:tc>
@@ -6294,7 +6294,7 @@
           <w:sz w:val="26"/>
           <w:szCs w:val="26"/>
         </w:rPr>
-        <w:t xml:space="preserve">Số: {o_94}/BBGN – Kèm Hợp đồng số {o_95} ngày {o_96}</w:t>
+        <w:t xml:space="preserve">Số: {o_92}/BBGN – Kèm Hợp đồng số {o_93} ngày {o_94}</w:t>
       </w:r>
     </w:p>
     <w:p>
@@ -6308,7 +6308,7 @@
           <w:sz w:val="26"/>
           <w:szCs w:val="26"/>
         </w:rPr>
-        <w:t xml:space="preserve">Hôm nay, hồi {o_97} giờ, ngày {o_98} /20{o_99}, tại công trình/kho: {o_100}</w:t>
+        <w:t xml:space="preserve">Hôm nay, hồi {o_95} giờ, ngày {o_96} /20{o_97}, tại công trình/kho: {o_98}</w:t>
       </w:r>
     </w:p>
     <w:p>
@@ -6332,7 +6332,7 @@
           <w:sz w:val="26"/>
           <w:szCs w:val="26"/>
         </w:rPr>
-        <w:t xml:space="preserve"> Ông/Bà {o_101} Chức vụ: {o_102} ĐT: {o_103}</w:t>
+        <w:t xml:space="preserve"> Ông/Bà {o_99} Chức vụ: {o_100} ĐT: {o_101}</w:t>
       </w:r>
     </w:p>
     <w:p>
@@ -6356,7 +6356,7 @@
           <w:sz w:val="26"/>
           <w:szCs w:val="26"/>
         </w:rPr>
-        <w:t xml:space="preserve"> Ông/Bà {o_104} Chức vụ: {o_105} ĐT: {o_106}</w:t>
+        <w:t xml:space="preserve"> Ông/Bà {o_102} Chức vụ: {o_103} ĐT: {o_104}</w:t>
       </w:r>
     </w:p>
     <w:p>
@@ -6370,7 +6370,7 @@
           <w:sz w:val="26"/>
           <w:szCs w:val="26"/>
         </w:rPr>
-        <w:t xml:space="preserve">Phương tiện vận chuyển: xe biển số {o_107} – Lái xe: {o_108} – Phiếu xuất kho số: {o_109}</w:t>
+        <w:t xml:space="preserve">Phương tiện vận chuyển: xe biển số {o_105} – Lái xe: {o_106} – Phiếu xuất kho số: {o_107}</w:t>
       </w:r>
     </w:p>
     <w:p>
@@ -7837,7 +7837,7 @@
           <w:sz w:val="26"/>
           <w:szCs w:val="26"/>
         </w:rPr>
-        <w:t xml:space="preserve">Mã công trình/dự án (nếu có): {o_110} – Ngày bắt đầu tính tiền thuê đợt này: {o_111} /20{o_112}</w:t>
+        <w:t xml:space="preserve">Mã công trình/dự án (nếu có): {o_108} – Ngày bắt đầu tính tiền thuê đợt này: {o_109} /20{o_110}</w:t>
       </w:r>
     </w:p>
     <w:p>
@@ -7856,7 +7856,7 @@
           <w:sz w:val="26"/>
           <w:szCs w:val="26"/>
         </w:rPr>
-        <w:t xml:space="preserve">Hình ảnh tài sản khi giao (chụp tổng thể và chi tiết) gửi kèm qua email/Zalo nhóm công trình ngày {o_113} /20{o_114}</w:t>
+        <w:t xml:space="preserve">Hình ảnh tài sản khi giao (chụp tổng thể và chi tiết) gửi kèm qua email/Zalo nhóm công trình ngày {o_111} /20{o_112}</w:t>
       </w:r>
     </w:p>
     <w:p>
@@ -7875,7 +7875,7 @@
           <w:sz w:val="26"/>
           <w:szCs w:val="26"/>
         </w:rPr>
-        <w:t xml:space="preserve">Ý kiến khác: {o_115}</w:t>
+        <w:t xml:space="preserve">Ý kiến khác: {o_113}</w:t>
       </w:r>
     </w:p>
     <w:p>
@@ -8132,7 +8132,7 @@
           <w:sz w:val="26"/>
           <w:szCs w:val="26"/>
         </w:rPr>
-        <w:t xml:space="preserve">Số: {o_116}/BBTH – Kèm Hợp đồng số {o_117} ngày {o_118}</w:t>
+        <w:t xml:space="preserve">Số: {o_114}/BBTH – Kèm Hợp đồng số {o_115} ngày {o_116}</w:t>
       </w:r>
     </w:p>
     <w:p>
@@ -8146,7 +8146,7 @@
           <w:sz w:val="26"/>
           <w:szCs w:val="26"/>
         </w:rPr>
-        <w:t xml:space="preserve">Hôm nay, hồi {o_119} giờ, ngày {o_120} /20{o_121}, tại {c_4}: {o_122}</w:t>
+        <w:t xml:space="preserve">Hôm nay, hồi {o_117} giờ, ngày {o_118} /20{o_119}, tại {c_4}: {o_120}</w:t>
       </w:r>
     </w:p>
     <w:p>
@@ -8170,7 +8170,7 @@
           <w:sz w:val="26"/>
           <w:szCs w:val="26"/>
         </w:rPr>
-        <w:t xml:space="preserve"> Ông/Bà {o_123} Chức vụ: {o_124} ĐT: {o_125}</w:t>
+        <w:t xml:space="preserve"> Ông/Bà {o_121} Chức vụ: {o_122} ĐT: {o_123}</w:t>
       </w:r>
     </w:p>
     <w:p>
@@ -8194,7 +8194,7 @@
           <w:sz w:val="26"/>
           <w:szCs w:val="26"/>
         </w:rPr>
-        <w:t xml:space="preserve"> Ông/Bà {o_126} Chức vụ: {o_127} ĐT: {o_128}</w:t>
+        <w:t xml:space="preserve"> Ông/Bà {o_124} Chức vụ: {o_125} ĐT: {o_126}</w:t>
       </w:r>
     </w:p>
     <w:p>
@@ -8208,7 +8208,7 @@
           <w:sz w:val="26"/>
           <w:szCs w:val="26"/>
         </w:rPr>
-        <w:t xml:space="preserve">Phương tiện vận chuyển: xe biển số {o_129} – Lái xe: {o_130}</w:t>
+        <w:t xml:space="preserve">Phương tiện vận chuyển: xe biển số {o_127} – Lái xe: {o_128}</w:t>
       </w:r>
     </w:p>
     <w:p>
@@ -11524,7 +11524,7 @@
           <w:sz w:val="26"/>
           <w:szCs w:val="26"/>
         </w:rPr>
-        <w:t xml:space="preserve">Ngày kết thúc tính tiền thuê đối với số lượng trả đợt này: {o_131} /20{o_132}</w:t>
+        <w:t xml:space="preserve">Ngày kết thúc tính tiền thuê đối với số lượng trả đợt này: {o_129} /20{o_130}</w:t>
       </w:r>
     </w:p>
     <w:p>
@@ -11543,7 +11543,7 @@
           <w:sz w:val="26"/>
           <w:szCs w:val="26"/>
         </w:rPr>
-        <w:t xml:space="preserve">Số lượng còn lại tại công trình sau đợt này: {o_133} (tiếp tục tính tiền thuê).</w:t>
+        <w:t xml:space="preserve">Số lượng còn lại tại công trình sau đợt này: {o_131} (tiếp tục tính tiền thuê).</w:t>
       </w:r>
     </w:p>
     <w:p>
@@ -11562,7 +11562,7 @@
           <w:sz w:val="26"/>
           <w:szCs w:val="26"/>
         </w:rPr>
-        <w:t xml:space="preserve">Đây là đợt trả {c_5}. Hình ảnh/video kiểm đếm lưu tại: {o_134}</w:t>
+        <w:t xml:space="preserve">Đây là đợt trả {c_5}. Hình ảnh/video kiểm đếm lưu tại: {o_132}</w:t>
       </w:r>
     </w:p>
     <w:p>
@@ -11581,7 +11581,7 @@
           <w:sz w:val="26"/>
           <w:szCs w:val="26"/>
         </w:rPr>
-        <w:t xml:space="preserve">Ý kiến của Bên A (nếu không đồng ý kết quả phân loại): {o_135}</w:t>
+        <w:t xml:space="preserve">Ý kiến của Bên A (nếu không đồng ý kết quả phân loại): {o_133}</w:t>
       </w:r>
     </w:p>
     <w:p>
